--- a/templates_docx/pre_sale_sms.docx
+++ b/templates_docx/pre_sale_sms.docx
@@ -73,12 +73,12 @@
     <w:p>
       <w:pPr>
         <w:pStyle w:val="BodyText"/>
-      </w:pPr>
-    </w:p>
-    <w:p>
-      <w:pPr>
-        <w:pStyle w:val="BodyText"/>
         <w:spacing w:before="172"/>
+        <w:rPr>
+          <w:rFonts w:ascii="Arial" w:hAnsi="Arial" w:cs="Arial"/>
+          <w:sz w:val="22"/>
+          <w:szCs w:val="22"/>
+        </w:rPr>
       </w:pPr>
     </w:p>
     <w:p>
@@ -86,53 +86,79 @@
         <w:pStyle w:val="Heading1"/>
         <w:ind w:left="13"/>
         <w:jc w:val="center"/>
+        <w:rPr>
+          <w:rFonts w:ascii="Arial" w:hAnsi="Arial" w:cs="Arial"/>
+          <w:sz w:val="22"/>
+          <w:szCs w:val="22"/>
+        </w:rPr>
       </w:pPr>
       <w:r>
         <w:rPr>
-          <w:spacing w:val="-10"/>
-          <w:w w:val="90"/>
+          <w:rFonts w:ascii="Arial" w:hAnsi="Arial" w:cs="Arial"/>
+          <w:spacing w:val="-10"/>
+          <w:w w:val="90"/>
+          <w:sz w:val="22"/>
+          <w:szCs w:val="22"/>
         </w:rPr>
         <w:t>SEIZING</w:t>
       </w:r>
       <w:r>
         <w:rPr>
+          <w:rFonts w:ascii="Arial" w:hAnsi="Arial" w:cs="Arial"/>
           <w:spacing w:val="-22"/>
           <w:w w:val="90"/>
-        </w:rPr>
-        <w:t xml:space="preserve"> </w:t>
-      </w:r>
-      <w:r>
-        <w:rPr>
-          <w:spacing w:val="-10"/>
-          <w:w w:val="90"/>
+          <w:sz w:val="22"/>
+          <w:szCs w:val="22"/>
+        </w:rPr>
+        <w:t xml:space="preserve"> </w:t>
+      </w:r>
+      <w:r>
+        <w:rPr>
+          <w:rFonts w:ascii="Arial" w:hAnsi="Arial" w:cs="Arial"/>
+          <w:spacing w:val="-10"/>
+          <w:w w:val="90"/>
+          <w:sz w:val="22"/>
+          <w:szCs w:val="22"/>
         </w:rPr>
         <w:t>AND</w:t>
       </w:r>
       <w:r>
         <w:rPr>
+          <w:rFonts w:ascii="Arial" w:hAnsi="Arial" w:cs="Arial"/>
           <w:spacing w:val="-13"/>
           <w:w w:val="90"/>
-        </w:rPr>
-        <w:t xml:space="preserve"> </w:t>
-      </w:r>
-      <w:r>
-        <w:rPr>
-          <w:spacing w:val="-10"/>
-          <w:w w:val="90"/>
+          <w:sz w:val="22"/>
+          <w:szCs w:val="22"/>
+        </w:rPr>
+        <w:t xml:space="preserve"> </w:t>
+      </w:r>
+      <w:r>
+        <w:rPr>
+          <w:rFonts w:ascii="Arial" w:hAnsi="Arial" w:cs="Arial"/>
+          <w:spacing w:val="-10"/>
+          <w:w w:val="90"/>
+          <w:sz w:val="22"/>
+          <w:szCs w:val="22"/>
         </w:rPr>
         <w:t>PREAUCTION</w:t>
       </w:r>
       <w:r>
         <w:rPr>
+          <w:rFonts w:ascii="Arial" w:hAnsi="Arial" w:cs="Arial"/>
           <w:spacing w:val="-13"/>
           <w:w w:val="90"/>
-        </w:rPr>
-        <w:t xml:space="preserve"> </w:t>
-      </w:r>
-      <w:r>
-        <w:rPr>
-          <w:spacing w:val="-10"/>
-          <w:w w:val="90"/>
+          <w:sz w:val="22"/>
+          <w:szCs w:val="22"/>
+        </w:rPr>
+        <w:t xml:space="preserve"> </w:t>
+      </w:r>
+      <w:r>
+        <w:rPr>
+          <w:rFonts w:ascii="Arial" w:hAnsi="Arial" w:cs="Arial"/>
+          <w:spacing w:val="-10"/>
+          <w:w w:val="90"/>
+          <w:sz w:val="22"/>
+          <w:szCs w:val="22"/>
         </w:rPr>
         <w:t>NOTICE</w:t>
       </w:r>
@@ -142,68 +168,117 @@
         <w:pStyle w:val="BodyText"/>
         <w:spacing w:before="172"/>
         <w:ind w:right="84"/>
-        <w:jc w:val="right"/>
-        <w:rPr>
-          <w:spacing w:val="-6"/>
-          <w:w w:val="90"/>
+        <w:jc w:val="center"/>
+        <w:rPr>
+          <w:rFonts w:ascii="Arial" w:hAnsi="Arial" w:cs="Arial"/>
+          <w:spacing w:val="-6"/>
+          <w:w w:val="90"/>
+          <w:sz w:val="22"/>
+          <w:szCs w:val="22"/>
         </w:rPr>
       </w:pPr>
       <w:r>
         <w:rPr>
-          <w:spacing w:val="-6"/>
-          <w:w w:val="90"/>
+          <w:rFonts w:ascii="Arial" w:hAnsi="Arial" w:cs="Arial"/>
+          <w:spacing w:val="-6"/>
+          <w:w w:val="90"/>
+          <w:sz w:val="22"/>
+          <w:szCs w:val="22"/>
+        </w:rPr>
+        <w:t xml:space="preserve">                                                                                                                                                      </w:t>
+      </w:r>
+      <w:r>
+        <w:rPr>
+          <w:rFonts w:ascii="Arial" w:hAnsi="Arial" w:cs="Arial"/>
+          <w:spacing w:val="-6"/>
+          <w:w w:val="90"/>
+          <w:sz w:val="22"/>
+          <w:szCs w:val="22"/>
         </w:rPr>
         <w:t>Date</w:t>
       </w:r>
       <w:r>
         <w:rPr>
+          <w:rFonts w:ascii="Arial" w:hAnsi="Arial" w:cs="Arial"/>
           <w:spacing w:val="-17"/>
           <w:w w:val="90"/>
-        </w:rPr>
-        <w:t xml:space="preserve"> </w:t>
-      </w:r>
-      <w:r>
-        <w:rPr>
-          <w:spacing w:val="-6"/>
-          <w:w w:val="90"/>
-        </w:rPr>
-        <w:t>{{notice_date}}</w:t>
+          <w:sz w:val="22"/>
+          <w:szCs w:val="22"/>
+        </w:rPr>
+        <w:t xml:space="preserve"> </w:t>
+      </w:r>
+      <w:r>
+        <w:rPr>
+          <w:rFonts w:ascii="Arial" w:hAnsi="Arial" w:cs="Arial"/>
+          <w:spacing w:val="-6"/>
+          <w:w w:val="90"/>
+          <w:sz w:val="22"/>
+          <w:szCs w:val="22"/>
+        </w:rPr>
+        <w:t>{{</w:t>
+      </w:r>
+      <w:proofErr w:type="spellStart"/>
+      <w:r>
+        <w:rPr>
+          <w:rFonts w:ascii="Arial" w:hAnsi="Arial" w:cs="Arial"/>
+          <w:spacing w:val="-6"/>
+          <w:w w:val="90"/>
+          <w:sz w:val="22"/>
+          <w:szCs w:val="22"/>
+        </w:rPr>
+        <w:t>notice_date</w:t>
+      </w:r>
+      <w:proofErr w:type="spellEnd"/>
+      <w:r>
+        <w:rPr>
+          <w:rFonts w:ascii="Arial" w:hAnsi="Arial" w:cs="Arial"/>
+          <w:spacing w:val="-6"/>
+          <w:w w:val="90"/>
+          <w:sz w:val="22"/>
+          <w:szCs w:val="22"/>
+        </w:rPr>
+        <w:t>}}</w:t>
       </w:r>
     </w:p>
     <w:p>
       <w:pPr>
         <w:pStyle w:val="BodyText"/>
-        <w:spacing w:before="172"/>
+        <w:spacing w:before="120"/>
         <w:ind w:right="84"/>
         <w:rPr>
+          <w:rFonts w:ascii="Arial" w:hAnsi="Arial" w:cs="Arial"/>
           <w:spacing w:val="-8"/>
           <w:w w:val="90"/>
+          <w:sz w:val="22"/>
+          <w:szCs w:val="22"/>
         </w:rPr>
       </w:pPr>
       <w:r>
         <w:rPr>
-          <w:spacing w:val="-6"/>
-          <w:w w:val="90"/>
-        </w:rPr>
-        <w:t xml:space="preserve"> </w:t>
-      </w:r>
-      <w:r>
-        <w:rPr>
+          <w:rFonts w:ascii="Arial" w:hAnsi="Arial" w:cs="Arial"/>
+          <w:spacing w:val="-6"/>
+          <w:w w:val="90"/>
+          <w:sz w:val="22"/>
+          <w:szCs w:val="22"/>
+        </w:rPr>
+        <w:t xml:space="preserve"> </w:t>
+      </w:r>
+      <w:r>
+        <w:rPr>
+          <w:rFonts w:ascii="Arial" w:hAnsi="Arial" w:cs="Arial"/>
           <w:spacing w:val="-8"/>
           <w:w w:val="90"/>
+          <w:sz w:val="22"/>
+          <w:szCs w:val="22"/>
         </w:rPr>
         <w:t xml:space="preserve">    </w:t>
       </w:r>
-    </w:p>
-    <w:p>
-      <w:pPr>
-        <w:pStyle w:val="BodyText"/>
-        <w:spacing w:before="172"/>
-        <w:ind w:right="84"/>
-      </w:pPr>
-      <w:r>
-        <w:rPr>
+      <w:r>
+        <w:rPr>
+          <w:rFonts w:ascii="Arial" w:hAnsi="Arial" w:cs="Arial"/>
           <w:spacing w:val="-5"/>
+          <w:sz w:val="22"/>
+          <w:szCs w:val="22"/>
         </w:rPr>
         <w:t>To,</w:t>
       </w:r>
@@ -212,167 +287,348 @@
       <w:pPr>
         <w:pStyle w:val="BodyText"/>
         <w:spacing w:before="6"/>
+        <w:rPr>
+          <w:rFonts w:ascii="Arial" w:hAnsi="Arial" w:cs="Arial"/>
+          <w:sz w:val="22"/>
+          <w:szCs w:val="22"/>
+        </w:rPr>
       </w:pPr>
     </w:p>
     <w:p>
       <w:pPr>
         <w:pStyle w:val="Heading1"/>
+        <w:rPr>
+          <w:rFonts w:ascii="Arial" w:hAnsi="Arial" w:cs="Arial"/>
+          <w:sz w:val="22"/>
+          <w:szCs w:val="22"/>
+        </w:rPr>
       </w:pPr>
       <w:r>
         <w:rPr>
+          <w:rFonts w:ascii="Arial" w:hAnsi="Arial" w:cs="Arial"/>
           <w:spacing w:val="-18"/>
           <w:w w:val="90"/>
-        </w:rPr>
-        <w:t xml:space="preserve"> {{borrower_name}},</w:t>
+          <w:sz w:val="22"/>
+          <w:szCs w:val="22"/>
+        </w:rPr>
+        <w:t xml:space="preserve"> {{</w:t>
+      </w:r>
+      <w:proofErr w:type="spellStart"/>
+      <w:r>
+        <w:rPr>
+          <w:rFonts w:ascii="Arial" w:hAnsi="Arial" w:cs="Arial"/>
+          <w:spacing w:val="-18"/>
+          <w:w w:val="90"/>
+          <w:sz w:val="22"/>
+          <w:szCs w:val="22"/>
+        </w:rPr>
+        <w:t>borrower_name</w:t>
+      </w:r>
+      <w:proofErr w:type="spellEnd"/>
+      <w:r>
+        <w:rPr>
+          <w:rFonts w:ascii="Arial" w:hAnsi="Arial" w:cs="Arial"/>
+          <w:spacing w:val="-18"/>
+          <w:w w:val="90"/>
+          <w:sz w:val="22"/>
+          <w:szCs w:val="22"/>
+        </w:rPr>
+        <w:t>}},</w:t>
       </w:r>
     </w:p>
     <w:p>
       <w:pPr>
         <w:pStyle w:val="BodyText"/>
-        <w:spacing w:before="6"/>
-        <w:rPr>
-          <w:b/>
+        <w:rPr>
+          <w:rFonts w:ascii="Arial" w:hAnsi="Arial" w:cs="Arial"/>
+          <w:b/>
+          <w:sz w:val="22"/>
+          <w:szCs w:val="22"/>
         </w:rPr>
       </w:pPr>
     </w:p>
     <w:p>
       <w:pPr>
         <w:pStyle w:val="BodyText"/>
-        <w:spacing w:line="446" w:lineRule="auto"/>
         <w:ind w:left="150" w:right="5861"/>
         <w:rPr>
-          <w:spacing w:val="-10"/>
-          <w:w w:val="90"/>
+          <w:rFonts w:ascii="Arial" w:hAnsi="Arial" w:cs="Arial"/>
+          <w:b/>
+          <w:bCs/>
+          <w:spacing w:val="-10"/>
+          <w:w w:val="90"/>
+          <w:sz w:val="22"/>
+          <w:szCs w:val="22"/>
         </w:rPr>
       </w:pPr>
       <w:r>
         <w:rPr>
-          <w:spacing w:val="-10"/>
-          <w:w w:val="90"/>
-        </w:rPr>
-        <w:t>H.NO {{borrower_adderss}}</w:t>
+          <w:rFonts w:ascii="Arial" w:hAnsi="Arial" w:cs="Arial"/>
+          <w:b/>
+          <w:bCs/>
+          <w:spacing w:val="-10"/>
+          <w:w w:val="90"/>
+          <w:sz w:val="22"/>
+          <w:szCs w:val="22"/>
+        </w:rPr>
+        <w:t>H.NO {{</w:t>
+      </w:r>
+      <w:proofErr w:type="spellStart"/>
+      <w:r>
+        <w:rPr>
+          <w:rFonts w:ascii="Arial" w:hAnsi="Arial" w:cs="Arial"/>
+          <w:b/>
+          <w:bCs/>
+          <w:spacing w:val="-10"/>
+          <w:w w:val="90"/>
+          <w:sz w:val="22"/>
+          <w:szCs w:val="22"/>
+        </w:rPr>
+        <w:t>borrower_addr</w:t>
+      </w:r>
+      <w:r>
+        <w:rPr>
+          <w:rFonts w:ascii="Arial" w:hAnsi="Arial" w:cs="Arial"/>
+          <w:b/>
+          <w:bCs/>
+          <w:spacing w:val="-10"/>
+          <w:w w:val="90"/>
+          <w:sz w:val="22"/>
+          <w:szCs w:val="22"/>
+        </w:rPr>
+        <w:t>e</w:t>
+      </w:r>
+      <w:r>
+        <w:rPr>
+          <w:rFonts w:ascii="Arial" w:hAnsi="Arial" w:cs="Arial"/>
+          <w:b/>
+          <w:bCs/>
+          <w:spacing w:val="-10"/>
+          <w:w w:val="90"/>
+          <w:sz w:val="22"/>
+          <w:szCs w:val="22"/>
+        </w:rPr>
+        <w:t>ss</w:t>
+      </w:r>
+      <w:proofErr w:type="spellEnd"/>
+      <w:r>
+        <w:rPr>
+          <w:rFonts w:ascii="Arial" w:hAnsi="Arial" w:cs="Arial"/>
+          <w:b/>
+          <w:bCs/>
+          <w:spacing w:val="-10"/>
+          <w:w w:val="90"/>
+          <w:sz w:val="22"/>
+          <w:szCs w:val="22"/>
+        </w:rPr>
+        <w:t>}}</w:t>
       </w:r>
     </w:p>
     <w:p>
       <w:pPr>
         <w:pStyle w:val="BodyText"/>
-        <w:spacing w:line="446" w:lineRule="auto"/>
         <w:ind w:left="150" w:right="5861"/>
+        <w:rPr>
+          <w:rFonts w:ascii="Arial" w:hAnsi="Arial" w:cs="Arial"/>
+          <w:b/>
+          <w:bCs/>
+          <w:sz w:val="22"/>
+          <w:szCs w:val="22"/>
+        </w:rPr>
       </w:pPr>
       <w:r>
         <w:rPr>
-          <w:spacing w:val="-4"/>
+          <w:rFonts w:ascii="Arial" w:hAnsi="Arial" w:cs="Arial"/>
+          <w:b/>
+          <w:bCs/>
+          <w:spacing w:val="-4"/>
+          <w:sz w:val="22"/>
+          <w:szCs w:val="22"/>
         </w:rPr>
         <w:t>Ph:</w:t>
       </w:r>
       <w:r>
         <w:rPr>
+          <w:rFonts w:ascii="Arial" w:hAnsi="Arial" w:cs="Arial"/>
+          <w:b/>
+          <w:bCs/>
           <w:spacing w:val="-19"/>
-        </w:rPr>
-        <w:t xml:space="preserve"> </w:t>
-      </w:r>
-      <w:r>
-        <w:rPr>
-          <w:spacing w:val="-4"/>
-        </w:rPr>
-        <w:t>{{borrower_mobile}}.</w:t>
-      </w:r>
-    </w:p>
-    <w:p>
-      <w:pPr>
-        <w:pStyle w:val="BodyText"/>
-      </w:pPr>
+          <w:sz w:val="22"/>
+          <w:szCs w:val="22"/>
+        </w:rPr>
+        <w:t xml:space="preserve"> </w:t>
+      </w:r>
+      <w:r>
+        <w:rPr>
+          <w:rFonts w:ascii="Arial" w:hAnsi="Arial" w:cs="Arial"/>
+          <w:b/>
+          <w:bCs/>
+          <w:spacing w:val="-4"/>
+          <w:sz w:val="22"/>
+          <w:szCs w:val="22"/>
+        </w:rPr>
+        <w:t>{{</w:t>
+      </w:r>
+      <w:proofErr w:type="spellStart"/>
+      <w:r>
+        <w:rPr>
+          <w:rFonts w:ascii="Arial" w:hAnsi="Arial" w:cs="Arial"/>
+          <w:b/>
+          <w:bCs/>
+          <w:spacing w:val="-4"/>
+          <w:sz w:val="22"/>
+          <w:szCs w:val="22"/>
+        </w:rPr>
+        <w:t>borrower_mobile</w:t>
+      </w:r>
+      <w:proofErr w:type="spellEnd"/>
+      <w:r>
+        <w:rPr>
+          <w:rFonts w:ascii="Arial" w:hAnsi="Arial" w:cs="Arial"/>
+          <w:b/>
+          <w:bCs/>
+          <w:spacing w:val="-4"/>
+          <w:sz w:val="22"/>
+          <w:szCs w:val="22"/>
+        </w:rPr>
+        <w:t>}}.</w:t>
+      </w:r>
     </w:p>
     <w:p>
       <w:pPr>
         <w:pStyle w:val="BodyText"/>
         <w:spacing w:before="17"/>
+        <w:rPr>
+          <w:rFonts w:ascii="Arial" w:hAnsi="Arial" w:cs="Arial"/>
+          <w:sz w:val="22"/>
+          <w:szCs w:val="22"/>
+        </w:rPr>
       </w:pPr>
     </w:p>
     <w:p>
       <w:pPr>
         <w:pStyle w:val="Heading1"/>
-        <w:spacing w:line="446" w:lineRule="auto"/>
         <w:ind w:right="7077"/>
+        <w:rPr>
+          <w:rFonts w:ascii="Arial" w:hAnsi="Arial" w:cs="Arial"/>
+          <w:sz w:val="22"/>
+          <w:szCs w:val="22"/>
+        </w:rPr>
       </w:pPr>
       <w:r>
         <w:rPr>
-          <w:spacing w:val="-6"/>
-          <w:w w:val="90"/>
+          <w:rFonts w:ascii="Arial" w:hAnsi="Arial" w:cs="Arial"/>
+          <w:spacing w:val="-6"/>
+          <w:w w:val="90"/>
+          <w:sz w:val="22"/>
+          <w:szCs w:val="22"/>
         </w:rPr>
         <w:t>Subject:</w:t>
       </w:r>
       <w:r>
         <w:rPr>
+          <w:rFonts w:ascii="Arial" w:hAnsi="Arial" w:cs="Arial"/>
           <w:spacing w:val="-12"/>
           <w:w w:val="90"/>
-        </w:rPr>
-        <w:t xml:space="preserve"> </w:t>
-      </w:r>
-      <w:r>
-        <w:rPr>
-          <w:spacing w:val="-6"/>
-          <w:w w:val="90"/>
+          <w:sz w:val="22"/>
+          <w:szCs w:val="22"/>
+        </w:rPr>
+        <w:t xml:space="preserve"> </w:t>
+      </w:r>
+      <w:r>
+        <w:rPr>
+          <w:rFonts w:ascii="Arial" w:hAnsi="Arial" w:cs="Arial"/>
+          <w:spacing w:val="-6"/>
+          <w:w w:val="90"/>
+          <w:sz w:val="22"/>
+          <w:szCs w:val="22"/>
         </w:rPr>
         <w:t>Pre-Auction</w:t>
       </w:r>
       <w:r>
         <w:rPr>
+          <w:rFonts w:ascii="Arial" w:hAnsi="Arial" w:cs="Arial"/>
           <w:spacing w:val="-11"/>
           <w:w w:val="90"/>
-        </w:rPr>
-        <w:t xml:space="preserve"> </w:t>
-      </w:r>
-      <w:r>
-        <w:rPr>
-          <w:spacing w:val="-6"/>
-          <w:w w:val="90"/>
+          <w:sz w:val="22"/>
+          <w:szCs w:val="22"/>
+        </w:rPr>
+        <w:t xml:space="preserve"> </w:t>
+      </w:r>
+      <w:r>
+        <w:rPr>
+          <w:rFonts w:ascii="Arial" w:hAnsi="Arial" w:cs="Arial"/>
+          <w:spacing w:val="-6"/>
+          <w:w w:val="90"/>
+          <w:sz w:val="22"/>
+          <w:szCs w:val="22"/>
         </w:rPr>
         <w:t>Notice</w:t>
       </w:r>
       <w:r>
         <w:rPr>
-          <w:spacing w:val="-10"/>
-        </w:rPr>
-        <w:t xml:space="preserve"> </w:t>
-      </w:r>
-      <w:r>
-        <w:rPr>
-          <w:spacing w:val="-6"/>
-          <w:w w:val="90"/>
+          <w:rFonts w:ascii="Arial" w:hAnsi="Arial" w:cs="Arial"/>
+          <w:spacing w:val="-10"/>
+          <w:sz w:val="22"/>
+          <w:szCs w:val="22"/>
+        </w:rPr>
+        <w:t xml:space="preserve"> </w:t>
+      </w:r>
+      <w:r>
+        <w:rPr>
+          <w:rFonts w:ascii="Arial" w:hAnsi="Arial" w:cs="Arial"/>
+          <w:spacing w:val="-6"/>
+          <w:w w:val="90"/>
+          <w:sz w:val="22"/>
+          <w:szCs w:val="22"/>
         </w:rPr>
         <w:t>for</w:t>
       </w:r>
       <w:r>
         <w:rPr>
+          <w:rFonts w:ascii="Arial" w:hAnsi="Arial" w:cs="Arial"/>
           <w:spacing w:val="-18"/>
           <w:w w:val="90"/>
-        </w:rPr>
-        <w:t xml:space="preserve"> </w:t>
-      </w:r>
-      <w:r>
-        <w:rPr>
-          <w:spacing w:val="-6"/>
-          <w:w w:val="90"/>
+          <w:sz w:val="22"/>
+          <w:szCs w:val="22"/>
+        </w:rPr>
+        <w:t xml:space="preserve"> </w:t>
+      </w:r>
+      <w:r>
+        <w:rPr>
+          <w:rFonts w:ascii="Arial" w:hAnsi="Arial" w:cs="Arial"/>
+          <w:spacing w:val="-6"/>
+          <w:w w:val="90"/>
+          <w:sz w:val="22"/>
+          <w:szCs w:val="22"/>
         </w:rPr>
         <w:t>Vehicle</w:t>
       </w:r>
       <w:r>
         <w:rPr>
-          <w:spacing w:val="-10"/>
-        </w:rPr>
-        <w:t xml:space="preserve"> </w:t>
-      </w:r>
-      <w:r>
-        <w:rPr>
-          <w:spacing w:val="-6"/>
-          <w:w w:val="90"/>
+          <w:rFonts w:ascii="Arial" w:hAnsi="Arial" w:cs="Arial"/>
+          <w:spacing w:val="-10"/>
+          <w:sz w:val="22"/>
+          <w:szCs w:val="22"/>
+        </w:rPr>
+        <w:t xml:space="preserve"> </w:t>
+      </w:r>
+      <w:r>
+        <w:rPr>
+          <w:rFonts w:ascii="Arial" w:hAnsi="Arial" w:cs="Arial"/>
+          <w:spacing w:val="-6"/>
+          <w:w w:val="90"/>
+          <w:sz w:val="22"/>
+          <w:szCs w:val="22"/>
         </w:rPr>
         <w:t>Repossession</w:t>
       </w:r>
       <w:r>
         <w:rPr>
+          <w:rFonts w:ascii="Arial" w:hAnsi="Arial" w:cs="Arial"/>
           <w:spacing w:val="-2"/>
+          <w:sz w:val="22"/>
+          <w:szCs w:val="22"/>
         </w:rPr>
         <w:t xml:space="preserve"> Details:</w:t>
       </w:r>
@@ -389,63 +645,81 @@
         </w:tabs>
         <w:ind w:hanging="210"/>
         <w:rPr>
-          <w:sz w:val="18"/>
+          <w:rFonts w:ascii="Arial" w:hAnsi="Arial" w:cs="Arial"/>
         </w:rPr>
       </w:pPr>
       <w:r>
         <w:rPr>
-          <w:b/>
-          <w:spacing w:val="-10"/>
-          <w:w w:val="90"/>
-          <w:sz w:val="18"/>
+          <w:rFonts w:ascii="Arial" w:hAnsi="Arial" w:cs="Arial"/>
+          <w:b/>
+          <w:spacing w:val="-10"/>
+          <w:w w:val="90"/>
         </w:rPr>
         <w:t>Customer</w:t>
       </w:r>
       <w:r>
         <w:rPr>
-          <w:b/>
-          <w:spacing w:val="-10"/>
-          <w:sz w:val="18"/>
-        </w:rPr>
-        <w:t xml:space="preserve"> </w:t>
-      </w:r>
-      <w:r>
-        <w:rPr>
-          <w:b/>
-          <w:spacing w:val="-10"/>
-          <w:w w:val="90"/>
-          <w:sz w:val="18"/>
+          <w:rFonts w:ascii="Arial" w:hAnsi="Arial" w:cs="Arial"/>
+          <w:b/>
+          <w:spacing w:val="-10"/>
+        </w:rPr>
+        <w:t xml:space="preserve"> </w:t>
+      </w:r>
+      <w:r>
+        <w:rPr>
+          <w:rFonts w:ascii="Arial" w:hAnsi="Arial" w:cs="Arial"/>
+          <w:b/>
+          <w:spacing w:val="-10"/>
+          <w:w w:val="90"/>
         </w:rPr>
         <w:t>Name:</w:t>
       </w:r>
       <w:r>
         <w:rPr>
+          <w:rFonts w:ascii="Arial" w:hAnsi="Arial" w:cs="Arial"/>
           <w:b/>
           <w:spacing w:val="-1"/>
-          <w:sz w:val="18"/>
-        </w:rPr>
-        <w:t xml:space="preserve"> </w:t>
-      </w:r>
-      <w:r>
-        <w:rPr>
-          <w:spacing w:val="-10"/>
-          <w:w w:val="90"/>
-          <w:sz w:val="18"/>
-        </w:rPr>
-        <w:t>{{borrower_name}}</w:t>
-      </w:r>
-      <w:r>
-        <w:rPr>
+        </w:rPr>
+        <w:t xml:space="preserve"> </w:t>
+      </w:r>
+      <w:r>
+        <w:rPr>
+          <w:rFonts w:ascii="Arial" w:hAnsi="Arial" w:cs="Arial"/>
+          <w:spacing w:val="-10"/>
+          <w:w w:val="90"/>
+        </w:rPr>
+        <w:t>{{</w:t>
+      </w:r>
+      <w:proofErr w:type="spellStart"/>
+      <w:r>
+        <w:rPr>
+          <w:rFonts w:ascii="Arial" w:hAnsi="Arial" w:cs="Arial"/>
+          <w:spacing w:val="-10"/>
+          <w:w w:val="90"/>
+        </w:rPr>
+        <w:t>borrower_name</w:t>
+      </w:r>
+      <w:proofErr w:type="spellEnd"/>
+      <w:r>
+        <w:rPr>
+          <w:rFonts w:ascii="Arial" w:hAnsi="Arial" w:cs="Arial"/>
+          <w:spacing w:val="-10"/>
+          <w:w w:val="90"/>
+        </w:rPr>
+        <w:t>}}</w:t>
+      </w:r>
+      <w:r>
+        <w:rPr>
+          <w:rFonts w:ascii="Arial" w:hAnsi="Arial" w:cs="Arial"/>
           <w:spacing w:val="-9"/>
-          <w:sz w:val="18"/>
-        </w:rPr>
-        <w:t xml:space="preserve"> </w:t>
-      </w:r>
-      <w:r>
-        <w:rPr>
-          <w:spacing w:val="-10"/>
-          <w:w w:val="90"/>
-          <w:sz w:val="18"/>
+        </w:rPr>
+        <w:t xml:space="preserve"> </w:t>
+      </w:r>
+      <w:r>
+        <w:rPr>
+          <w:rFonts w:ascii="Arial" w:hAnsi="Arial" w:cs="Arial"/>
+          <w:spacing w:val="-10"/>
+          <w:w w:val="90"/>
         </w:rPr>
         <w:t>,</w:t>
       </w:r>
@@ -462,40 +736,84 @@
         </w:tabs>
         <w:spacing w:before="34"/>
         <w:ind w:left="545" w:hanging="210"/>
+        <w:rPr>
+          <w:rFonts w:ascii="Arial" w:hAnsi="Arial" w:cs="Arial"/>
+          <w:sz w:val="22"/>
+          <w:szCs w:val="22"/>
+        </w:rPr>
       </w:pPr>
       <w:r>
         <w:rPr>
+          <w:rFonts w:ascii="Arial" w:hAnsi="Arial" w:cs="Arial"/>
           <w:spacing w:val="-8"/>
           <w:w w:val="90"/>
+          <w:sz w:val="22"/>
+          <w:szCs w:val="22"/>
         </w:rPr>
         <w:t>Vehicle</w:t>
       </w:r>
       <w:r>
         <w:rPr>
+          <w:rFonts w:ascii="Arial" w:hAnsi="Arial" w:cs="Arial"/>
           <w:spacing w:val="-7"/>
-        </w:rPr>
-        <w:t xml:space="preserve"> </w:t>
-      </w:r>
-      <w:r>
-        <w:rPr>
+          <w:sz w:val="22"/>
+          <w:szCs w:val="22"/>
+        </w:rPr>
+        <w:t xml:space="preserve"> </w:t>
+      </w:r>
+      <w:r>
+        <w:rPr>
+          <w:rFonts w:ascii="Arial" w:hAnsi="Arial" w:cs="Arial"/>
           <w:spacing w:val="-8"/>
           <w:w w:val="90"/>
+          <w:sz w:val="22"/>
+          <w:szCs w:val="22"/>
         </w:rPr>
         <w:t>Number:</w:t>
       </w:r>
       <w:r>
         <w:rPr>
+          <w:rFonts w:ascii="Arial" w:hAnsi="Arial" w:cs="Arial"/>
           <w:spacing w:val="-12"/>
-        </w:rPr>
-        <w:t xml:space="preserve"> </w:t>
-      </w:r>
-      <w:r>
-        <w:rPr>
+          <w:sz w:val="22"/>
+          <w:szCs w:val="22"/>
+        </w:rPr>
+        <w:t xml:space="preserve"> </w:t>
+      </w:r>
+      <w:r>
+        <w:rPr>
+          <w:rFonts w:ascii="Arial" w:hAnsi="Arial" w:cs="Arial"/>
           <w:spacing w:val="-8"/>
           <w:w w:val="90"/>
+          <w:sz w:val="22"/>
+          <w:szCs w:val="22"/>
           <w:u w:val="single"/>
         </w:rPr>
-        <w:t>{{vehicle_no}}</w:t>
+        <w:t>{{</w:t>
+      </w:r>
+      <w:proofErr w:type="spellStart"/>
+      <w:r>
+        <w:rPr>
+          <w:rFonts w:ascii="Arial" w:hAnsi="Arial" w:cs="Arial"/>
+          <w:spacing w:val="-8"/>
+          <w:w w:val="90"/>
+          <w:sz w:val="22"/>
+          <w:szCs w:val="22"/>
+          <w:u w:val="single"/>
+        </w:rPr>
+        <w:t>vehicle_no</w:t>
+      </w:r>
+      <w:proofErr w:type="spellEnd"/>
+      <w:r>
+        <w:rPr>
+          <w:rFonts w:ascii="Arial" w:hAnsi="Arial" w:cs="Arial"/>
+          <w:spacing w:val="-8"/>
+          <w:w w:val="90"/>
+          <w:sz w:val="22"/>
+          <w:szCs w:val="22"/>
+          <w:u w:val="single"/>
+        </w:rPr>
+        <w:t>}}</w:t>
       </w:r>
     </w:p>
     <w:p>
@@ -511,53 +829,75 @@
         <w:spacing w:before="33"/>
         <w:ind w:hanging="210"/>
         <w:rPr>
-          <w:b/>
-          <w:sz w:val="18"/>
+          <w:rFonts w:ascii="Arial" w:hAnsi="Arial" w:cs="Arial"/>
+          <w:b/>
         </w:rPr>
       </w:pPr>
       <w:r>
         <w:rPr>
+          <w:rFonts w:ascii="Arial" w:hAnsi="Arial" w:cs="Arial"/>
           <w:b/>
           <w:spacing w:val="-12"/>
           <w:w w:val="90"/>
-          <w:sz w:val="18"/>
         </w:rPr>
         <w:t>Loan</w:t>
       </w:r>
       <w:r>
         <w:rPr>
+          <w:rFonts w:ascii="Arial" w:hAnsi="Arial" w:cs="Arial"/>
           <w:b/>
           <w:spacing w:val="-14"/>
-          <w:sz w:val="18"/>
-        </w:rPr>
-        <w:t xml:space="preserve"> </w:t>
-      </w:r>
-      <w:r>
-        <w:rPr>
+        </w:rPr>
+        <w:t xml:space="preserve"> </w:t>
+      </w:r>
+      <w:r>
+        <w:rPr>
+          <w:rFonts w:ascii="Arial" w:hAnsi="Arial" w:cs="Arial"/>
           <w:b/>
           <w:spacing w:val="-12"/>
           <w:w w:val="90"/>
-          <w:sz w:val="18"/>
         </w:rPr>
         <w:t>Number:</w:t>
       </w:r>
       <w:r>
         <w:rPr>
+          <w:rFonts w:ascii="Arial" w:hAnsi="Arial" w:cs="Arial"/>
           <w:b/>
           <w:spacing w:val="-13"/>
-          <w:sz w:val="18"/>
-        </w:rPr>
-        <w:t xml:space="preserve"> </w:t>
-      </w:r>
-      <w:r>
-        <w:rPr>
+        </w:rPr>
+        <w:t xml:space="preserve"> </w:t>
+      </w:r>
+      <w:r>
+        <w:rPr>
+          <w:rFonts w:ascii="Arial" w:hAnsi="Arial" w:cs="Arial"/>
           <w:b/>
           <w:spacing w:val="-12"/>
           <w:w w:val="90"/>
-          <w:sz w:val="18"/>
           <w:u w:val="single"/>
         </w:rPr>
-        <w:t>{{loan_account}}</w:t>
+        <w:t>{{</w:t>
+      </w:r>
+      <w:proofErr w:type="spellStart"/>
+      <w:r>
+        <w:rPr>
+          <w:rFonts w:ascii="Arial" w:hAnsi="Arial" w:cs="Arial"/>
+          <w:b/>
+          <w:spacing w:val="-12"/>
+          <w:w w:val="90"/>
+          <w:u w:val="single"/>
+        </w:rPr>
+        <w:t>loan_account</w:t>
+      </w:r>
+      <w:proofErr w:type="spellEnd"/>
+      <w:r>
+        <w:rPr>
+          <w:rFonts w:ascii="Arial" w:hAnsi="Arial" w:cs="Arial"/>
+          <w:b/>
+          <w:spacing w:val="-12"/>
+          <w:w w:val="90"/>
+          <w:u w:val="single"/>
+        </w:rPr>
+        <w:t>}}</w:t>
       </w:r>
     </w:p>
     <w:p>
@@ -565,56 +905,59 @@
         <w:spacing w:before="189"/>
         <w:ind w:left="90"/>
         <w:rPr>
-          <w:b/>
-          <w:sz w:val="18"/>
+          <w:rFonts w:ascii="Arial" w:hAnsi="Arial" w:cs="Arial"/>
+          <w:b/>
         </w:rPr>
       </w:pPr>
       <w:r>
         <w:rPr>
-          <w:b/>
-          <w:spacing w:val="-10"/>
-          <w:w w:val="90"/>
-          <w:sz w:val="18"/>
+          <w:rFonts w:ascii="Arial" w:hAnsi="Arial" w:cs="Arial"/>
+          <w:b/>
+          <w:spacing w:val="-10"/>
+          <w:w w:val="90"/>
         </w:rPr>
         <w:t>Dear</w:t>
       </w:r>
       <w:r>
         <w:rPr>
+          <w:rFonts w:ascii="Arial" w:hAnsi="Arial" w:cs="Arial"/>
           <w:b/>
           <w:spacing w:val="-11"/>
-          <w:sz w:val="18"/>
-        </w:rPr>
-        <w:t xml:space="preserve"> </w:t>
-      </w:r>
-      <w:r>
-        <w:rPr>
-          <w:spacing w:val="-10"/>
-          <w:w w:val="90"/>
-          <w:sz w:val="18"/>
-        </w:rPr>
-        <w:t>{{borrower_name}}</w:t>
-      </w:r>
-      <w:r>
-        <w:rPr>
-          <w:spacing w:val="-11"/>
-          <w:sz w:val="18"/>
-        </w:rPr>
-        <w:t xml:space="preserve"> </w:t>
-      </w:r>
-      <w:r>
-        <w:rPr>
-          <w:spacing w:val="-10"/>
-          <w:w w:val="90"/>
-          <w:sz w:val="18"/>
-        </w:rPr>
-        <w:t>,</w:t>
-      </w:r>
-      <w:r>
-        <w:rPr>
-          <w:b/>
-          <w:spacing w:val="-10"/>
-          <w:w w:val="90"/>
-          <w:sz w:val="18"/>
+        </w:rPr>
+        <w:t xml:space="preserve"> </w:t>
+      </w:r>
+      <w:r>
+        <w:rPr>
+          <w:rFonts w:ascii="Arial" w:hAnsi="Arial" w:cs="Arial"/>
+          <w:spacing w:val="-10"/>
+          <w:w w:val="90"/>
+        </w:rPr>
+        <w:t>{{</w:t>
+      </w:r>
+      <w:proofErr w:type="spellStart"/>
+      <w:r>
+        <w:rPr>
+          <w:rFonts w:ascii="Arial" w:hAnsi="Arial" w:cs="Arial"/>
+          <w:spacing w:val="-10"/>
+          <w:w w:val="90"/>
+        </w:rPr>
+        <w:t>borrower_name</w:t>
+      </w:r>
+      <w:proofErr w:type="spellEnd"/>
+      <w:r>
+        <w:rPr>
+          <w:rFonts w:ascii="Arial" w:hAnsi="Arial" w:cs="Arial"/>
+          <w:spacing w:val="-10"/>
+          <w:w w:val="90"/>
+        </w:rPr>
+        <w:t>}},</w:t>
+      </w:r>
+      <w:r>
+        <w:rPr>
+          <w:rFonts w:ascii="Arial" w:hAnsi="Arial" w:cs="Arial"/>
+          <w:b/>
+          <w:spacing w:val="-10"/>
+          <w:w w:val="90"/>
         </w:rPr>
         <w:t>,</w:t>
       </w:r>
@@ -624,605 +967,961 @@
         <w:pStyle w:val="BodyText"/>
         <w:spacing w:before="172"/>
         <w:ind w:left="85"/>
+        <w:rPr>
+          <w:rFonts w:ascii="Arial" w:hAnsi="Arial" w:cs="Arial"/>
+          <w:sz w:val="22"/>
+          <w:szCs w:val="22"/>
+        </w:rPr>
       </w:pPr>
       <w:r>
         <w:rPr>
+          <w:rFonts w:ascii="Arial" w:hAnsi="Arial" w:cs="Arial"/>
           <w:spacing w:val="-8"/>
           <w:w w:val="90"/>
+          <w:sz w:val="22"/>
+          <w:szCs w:val="22"/>
         </w:rPr>
         <w:t>This</w:t>
       </w:r>
       <w:r>
         <w:rPr>
+          <w:rFonts w:ascii="Arial" w:hAnsi="Arial" w:cs="Arial"/>
           <w:spacing w:val="-1"/>
-        </w:rPr>
-        <w:t xml:space="preserve"> </w:t>
-      </w:r>
-      <w:r>
-        <w:rPr>
+          <w:sz w:val="22"/>
+          <w:szCs w:val="22"/>
+        </w:rPr>
+        <w:t xml:space="preserve"> </w:t>
+      </w:r>
+      <w:r>
+        <w:rPr>
+          <w:rFonts w:ascii="Arial" w:hAnsi="Arial" w:cs="Arial"/>
           <w:spacing w:val="-8"/>
           <w:w w:val="90"/>
+          <w:sz w:val="22"/>
+          <w:szCs w:val="22"/>
         </w:rPr>
         <w:t>notice</w:t>
       </w:r>
       <w:r>
         <w:rPr>
+          <w:rFonts w:ascii="Arial" w:hAnsi="Arial" w:cs="Arial"/>
           <w:spacing w:val="-12"/>
-        </w:rPr>
-        <w:t xml:space="preserve"> </w:t>
-      </w:r>
-      <w:r>
-        <w:rPr>
+          <w:sz w:val="22"/>
+          <w:szCs w:val="22"/>
+        </w:rPr>
+        <w:t xml:space="preserve"> </w:t>
+      </w:r>
+      <w:r>
+        <w:rPr>
+          <w:rFonts w:ascii="Arial" w:hAnsi="Arial" w:cs="Arial"/>
           <w:spacing w:val="-8"/>
           <w:w w:val="90"/>
+          <w:sz w:val="22"/>
+          <w:szCs w:val="22"/>
         </w:rPr>
         <w:t>is</w:t>
       </w:r>
       <w:r>
-        <w:t xml:space="preserve"> </w:t>
-      </w:r>
-      <w:r>
-        <w:rPr>
+        <w:rPr>
+          <w:rFonts w:ascii="Arial" w:hAnsi="Arial" w:cs="Arial"/>
+          <w:sz w:val="22"/>
+          <w:szCs w:val="22"/>
+        </w:rPr>
+        <w:t xml:space="preserve"> </w:t>
+      </w:r>
+      <w:r>
+        <w:rPr>
+          <w:rFonts w:ascii="Arial" w:hAnsi="Arial" w:cs="Arial"/>
           <w:spacing w:val="-8"/>
           <w:w w:val="90"/>
+          <w:sz w:val="22"/>
+          <w:szCs w:val="22"/>
         </w:rPr>
         <w:t>to</w:t>
       </w:r>
       <w:r>
         <w:rPr>
+          <w:rFonts w:ascii="Arial" w:hAnsi="Arial" w:cs="Arial"/>
           <w:spacing w:val="-7"/>
-        </w:rPr>
-        <w:t xml:space="preserve"> </w:t>
-      </w:r>
-      <w:r>
-        <w:rPr>
+          <w:sz w:val="22"/>
+          <w:szCs w:val="22"/>
+        </w:rPr>
+        <w:t xml:space="preserve"> </w:t>
+      </w:r>
+      <w:r>
+        <w:rPr>
+          <w:rFonts w:ascii="Arial" w:hAnsi="Arial" w:cs="Arial"/>
           <w:spacing w:val="-8"/>
           <w:w w:val="90"/>
+          <w:sz w:val="22"/>
+          <w:szCs w:val="22"/>
         </w:rPr>
         <w:t>formally</w:t>
       </w:r>
       <w:r>
         <w:rPr>
+          <w:rFonts w:ascii="Arial" w:hAnsi="Arial" w:cs="Arial"/>
           <w:spacing w:val="7"/>
-        </w:rPr>
-        <w:t xml:space="preserve"> </w:t>
-      </w:r>
-      <w:r>
-        <w:rPr>
+          <w:sz w:val="22"/>
+          <w:szCs w:val="22"/>
+        </w:rPr>
+        <w:t xml:space="preserve"> </w:t>
+      </w:r>
+      <w:r>
+        <w:rPr>
+          <w:rFonts w:ascii="Arial" w:hAnsi="Arial" w:cs="Arial"/>
           <w:spacing w:val="-8"/>
           <w:w w:val="90"/>
+          <w:sz w:val="22"/>
+          <w:szCs w:val="22"/>
         </w:rPr>
         <w:t>inform</w:t>
       </w:r>
       <w:r>
         <w:rPr>
+          <w:rFonts w:ascii="Arial" w:hAnsi="Arial" w:cs="Arial"/>
           <w:spacing w:val="-15"/>
           <w:w w:val="90"/>
-        </w:rPr>
-        <w:t xml:space="preserve"> </w:t>
-      </w:r>
-      <w:r>
-        <w:rPr>
+          <w:sz w:val="22"/>
+          <w:szCs w:val="22"/>
+        </w:rPr>
+        <w:t xml:space="preserve"> </w:t>
+      </w:r>
+      <w:r>
+        <w:rPr>
+          <w:rFonts w:ascii="Arial" w:hAnsi="Arial" w:cs="Arial"/>
           <w:spacing w:val="-8"/>
           <w:w w:val="90"/>
+          <w:sz w:val="22"/>
+          <w:szCs w:val="22"/>
         </w:rPr>
         <w:t>you</w:t>
       </w:r>
       <w:r>
         <w:rPr>
+          <w:rFonts w:ascii="Arial" w:hAnsi="Arial" w:cs="Arial"/>
           <w:spacing w:val="-8"/>
-        </w:rPr>
-        <w:t xml:space="preserve"> </w:t>
-      </w:r>
-      <w:r>
-        <w:rPr>
+          <w:sz w:val="22"/>
+          <w:szCs w:val="22"/>
+        </w:rPr>
+        <w:t xml:space="preserve"> </w:t>
+      </w:r>
+      <w:r>
+        <w:rPr>
+          <w:rFonts w:ascii="Arial" w:hAnsi="Arial" w:cs="Arial"/>
           <w:spacing w:val="-8"/>
           <w:w w:val="90"/>
+          <w:sz w:val="22"/>
+          <w:szCs w:val="22"/>
         </w:rPr>
         <w:t>about</w:t>
       </w:r>
       <w:r>
         <w:rPr>
+          <w:rFonts w:ascii="Arial" w:hAnsi="Arial" w:cs="Arial"/>
           <w:spacing w:val="8"/>
-        </w:rPr>
-        <w:t xml:space="preserve"> </w:t>
-      </w:r>
-      <w:r>
-        <w:rPr>
+          <w:sz w:val="22"/>
+          <w:szCs w:val="22"/>
+        </w:rPr>
+        <w:t xml:space="preserve"> </w:t>
+      </w:r>
+      <w:r>
+        <w:rPr>
+          <w:rFonts w:ascii="Arial" w:hAnsi="Arial" w:cs="Arial"/>
           <w:spacing w:val="-8"/>
           <w:w w:val="90"/>
+          <w:sz w:val="22"/>
+          <w:szCs w:val="22"/>
         </w:rPr>
         <w:t>the</w:t>
       </w:r>
       <w:r>
         <w:rPr>
+          <w:rFonts w:ascii="Arial" w:hAnsi="Arial" w:cs="Arial"/>
           <w:spacing w:val="-11"/>
-        </w:rPr>
-        <w:t xml:space="preserve"> </w:t>
-      </w:r>
-      <w:r>
-        <w:rPr>
+          <w:sz w:val="22"/>
+          <w:szCs w:val="22"/>
+        </w:rPr>
+        <w:t xml:space="preserve"> </w:t>
+      </w:r>
+      <w:r>
+        <w:rPr>
+          <w:rFonts w:ascii="Arial" w:hAnsi="Arial" w:cs="Arial"/>
           <w:spacing w:val="-8"/>
           <w:w w:val="90"/>
+          <w:sz w:val="22"/>
+          <w:szCs w:val="22"/>
         </w:rPr>
         <w:t>initiation</w:t>
       </w:r>
       <w:r>
         <w:rPr>
+          <w:rFonts w:ascii="Arial" w:hAnsi="Arial" w:cs="Arial"/>
           <w:spacing w:val="-8"/>
-        </w:rPr>
-        <w:t xml:space="preserve"> </w:t>
-      </w:r>
-      <w:r>
-        <w:rPr>
+          <w:sz w:val="22"/>
+          <w:szCs w:val="22"/>
+        </w:rPr>
+        <w:t xml:space="preserve"> </w:t>
+      </w:r>
+      <w:r>
+        <w:rPr>
+          <w:rFonts w:ascii="Arial" w:hAnsi="Arial" w:cs="Arial"/>
           <w:spacing w:val="-8"/>
           <w:w w:val="90"/>
+          <w:sz w:val="22"/>
+          <w:szCs w:val="22"/>
         </w:rPr>
         <w:t>of</w:t>
       </w:r>
       <w:r>
         <w:rPr>
+          <w:rFonts w:ascii="Arial" w:hAnsi="Arial" w:cs="Arial"/>
           <w:spacing w:val="-3"/>
-        </w:rPr>
-        <w:t xml:space="preserve"> </w:t>
-      </w:r>
-      <w:r>
-        <w:rPr>
+          <w:sz w:val="22"/>
+          <w:szCs w:val="22"/>
+        </w:rPr>
+        <w:t xml:space="preserve"> </w:t>
+      </w:r>
+      <w:r>
+        <w:rPr>
+          <w:rFonts w:ascii="Arial" w:hAnsi="Arial" w:cs="Arial"/>
           <w:spacing w:val="-8"/>
           <w:w w:val="90"/>
+          <w:sz w:val="22"/>
+          <w:szCs w:val="22"/>
         </w:rPr>
         <w:t>the</w:t>
       </w:r>
       <w:r>
         <w:rPr>
+          <w:rFonts w:ascii="Arial" w:hAnsi="Arial" w:cs="Arial"/>
           <w:spacing w:val="-12"/>
-        </w:rPr>
-        <w:t xml:space="preserve"> </w:t>
-      </w:r>
-      <w:r>
-        <w:rPr>
+          <w:sz w:val="22"/>
+          <w:szCs w:val="22"/>
+        </w:rPr>
+        <w:t xml:space="preserve"> </w:t>
+      </w:r>
+      <w:r>
+        <w:rPr>
+          <w:rFonts w:ascii="Arial" w:hAnsi="Arial" w:cs="Arial"/>
           <w:spacing w:val="-8"/>
           <w:w w:val="90"/>
+          <w:sz w:val="22"/>
+          <w:szCs w:val="22"/>
         </w:rPr>
         <w:t>pre-auction</w:t>
       </w:r>
       <w:r>
         <w:rPr>
+          <w:rFonts w:ascii="Arial" w:hAnsi="Arial" w:cs="Arial"/>
           <w:spacing w:val="-7"/>
-        </w:rPr>
-        <w:t xml:space="preserve"> </w:t>
-      </w:r>
-      <w:r>
-        <w:rPr>
+          <w:sz w:val="22"/>
+          <w:szCs w:val="22"/>
+        </w:rPr>
+        <w:t xml:space="preserve"> </w:t>
+      </w:r>
+      <w:r>
+        <w:rPr>
+          <w:rFonts w:ascii="Arial" w:hAnsi="Arial" w:cs="Arial"/>
           <w:spacing w:val="-8"/>
           <w:w w:val="90"/>
+          <w:sz w:val="22"/>
+          <w:szCs w:val="22"/>
         </w:rPr>
         <w:t>process</w:t>
       </w:r>
       <w:r>
-        <w:t xml:space="preserve"> </w:t>
-      </w:r>
-      <w:r>
-        <w:rPr>
+        <w:rPr>
+          <w:rFonts w:ascii="Arial" w:hAnsi="Arial" w:cs="Arial"/>
+          <w:sz w:val="22"/>
+          <w:szCs w:val="22"/>
+        </w:rPr>
+        <w:t xml:space="preserve"> </w:t>
+      </w:r>
+      <w:r>
+        <w:rPr>
+          <w:rFonts w:ascii="Arial" w:hAnsi="Arial" w:cs="Arial"/>
           <w:spacing w:val="-8"/>
           <w:w w:val="90"/>
+          <w:sz w:val="22"/>
+          <w:szCs w:val="22"/>
         </w:rPr>
         <w:t>for</w:t>
       </w:r>
       <w:r>
         <w:rPr>
-          <w:spacing w:val="-4"/>
-        </w:rPr>
-        <w:t xml:space="preserve"> </w:t>
-      </w:r>
-      <w:r>
-        <w:rPr>
+          <w:rFonts w:ascii="Arial" w:hAnsi="Arial" w:cs="Arial"/>
+          <w:spacing w:val="-4"/>
+          <w:sz w:val="22"/>
+          <w:szCs w:val="22"/>
+        </w:rPr>
+        <w:t xml:space="preserve"> </w:t>
+      </w:r>
+      <w:r>
+        <w:rPr>
+          <w:rFonts w:ascii="Arial" w:hAnsi="Arial" w:cs="Arial"/>
           <w:spacing w:val="-8"/>
           <w:w w:val="90"/>
+          <w:sz w:val="22"/>
+          <w:szCs w:val="22"/>
         </w:rPr>
         <w:t>the</w:t>
       </w:r>
       <w:r>
         <w:rPr>
+          <w:rFonts w:ascii="Arial" w:hAnsi="Arial" w:cs="Arial"/>
           <w:spacing w:val="-11"/>
-        </w:rPr>
-        <w:t xml:space="preserve"> </w:t>
-      </w:r>
-      <w:r>
-        <w:rPr>
+          <w:sz w:val="22"/>
+          <w:szCs w:val="22"/>
+        </w:rPr>
+        <w:t xml:space="preserve"> </w:t>
+      </w:r>
+      <w:r>
+        <w:rPr>
+          <w:rFonts w:ascii="Arial" w:hAnsi="Arial" w:cs="Arial"/>
           <w:spacing w:val="-8"/>
           <w:w w:val="90"/>
+          <w:sz w:val="22"/>
+          <w:szCs w:val="22"/>
         </w:rPr>
         <w:t>vehicle</w:t>
       </w:r>
       <w:r>
         <w:rPr>
+          <w:rFonts w:ascii="Arial" w:hAnsi="Arial" w:cs="Arial"/>
           <w:spacing w:val="-12"/>
-        </w:rPr>
-        <w:t xml:space="preserve"> </w:t>
-      </w:r>
-      <w:r>
-        <w:rPr>
+          <w:sz w:val="22"/>
+          <w:szCs w:val="22"/>
+        </w:rPr>
+        <w:t xml:space="preserve"> </w:t>
+      </w:r>
+      <w:r>
+        <w:rPr>
+          <w:rFonts w:ascii="Arial" w:hAnsi="Arial" w:cs="Arial"/>
           <w:spacing w:val="-8"/>
           <w:w w:val="90"/>
+          <w:sz w:val="22"/>
+          <w:szCs w:val="22"/>
         </w:rPr>
         <w:t>associated</w:t>
       </w:r>
       <w:r>
         <w:rPr>
+          <w:rFonts w:ascii="Arial" w:hAnsi="Arial" w:cs="Arial"/>
           <w:spacing w:val="-7"/>
-        </w:rPr>
-        <w:t xml:space="preserve"> </w:t>
-      </w:r>
-      <w:r>
-        <w:rPr>
+          <w:sz w:val="22"/>
+          <w:szCs w:val="22"/>
+        </w:rPr>
+        <w:t xml:space="preserve"> </w:t>
+      </w:r>
+      <w:r>
+        <w:rPr>
+          <w:rFonts w:ascii="Arial" w:hAnsi="Arial" w:cs="Arial"/>
           <w:spacing w:val="-8"/>
           <w:w w:val="90"/>
+          <w:sz w:val="22"/>
+          <w:szCs w:val="22"/>
         </w:rPr>
         <w:t>with</w:t>
       </w:r>
       <w:r>
         <w:rPr>
+          <w:rFonts w:ascii="Arial" w:hAnsi="Arial" w:cs="Arial"/>
           <w:spacing w:val="-8"/>
-        </w:rPr>
-        <w:t xml:space="preserve"> </w:t>
-      </w:r>
-      <w:r>
-        <w:rPr>
+          <w:sz w:val="22"/>
+          <w:szCs w:val="22"/>
+        </w:rPr>
+        <w:t xml:space="preserve"> </w:t>
+      </w:r>
+      <w:r>
+        <w:rPr>
+          <w:rFonts w:ascii="Arial" w:hAnsi="Arial" w:cs="Arial"/>
           <w:spacing w:val="-8"/>
           <w:w w:val="90"/>
+          <w:sz w:val="22"/>
+          <w:szCs w:val="22"/>
         </w:rPr>
         <w:t>your</w:t>
       </w:r>
       <w:r>
         <w:rPr>
+          <w:rFonts w:ascii="Arial" w:hAnsi="Arial" w:cs="Arial"/>
           <w:spacing w:val="-3"/>
-        </w:rPr>
-        <w:t xml:space="preserve"> </w:t>
-      </w:r>
-      <w:r>
-        <w:rPr>
+          <w:sz w:val="22"/>
+          <w:szCs w:val="22"/>
+        </w:rPr>
+        <w:t xml:space="preserve"> </w:t>
+      </w:r>
+      <w:r>
+        <w:rPr>
+          <w:rFonts w:ascii="Arial" w:hAnsi="Arial" w:cs="Arial"/>
           <w:spacing w:val="-8"/>
           <w:w w:val="90"/>
+          <w:sz w:val="22"/>
+          <w:szCs w:val="22"/>
         </w:rPr>
         <w:t>loan</w:t>
       </w:r>
       <w:r>
         <w:rPr>
+          <w:rFonts w:ascii="Arial" w:hAnsi="Arial" w:cs="Arial"/>
           <w:spacing w:val="-7"/>
-        </w:rPr>
-        <w:t xml:space="preserve"> </w:t>
-      </w:r>
-      <w:r>
-        <w:rPr>
+          <w:sz w:val="22"/>
+          <w:szCs w:val="22"/>
+        </w:rPr>
+        <w:t xml:space="preserve"> </w:t>
+      </w:r>
+      <w:r>
+        <w:rPr>
+          <w:rFonts w:ascii="Arial" w:hAnsi="Arial" w:cs="Arial"/>
           <w:spacing w:val="-8"/>
           <w:w w:val="90"/>
+          <w:sz w:val="22"/>
+          <w:szCs w:val="22"/>
         </w:rPr>
         <w:t>account</w:t>
       </w:r>
       <w:r>
         <w:rPr>
+          <w:rFonts w:ascii="Arial" w:hAnsi="Arial" w:cs="Arial"/>
           <w:spacing w:val="7"/>
-        </w:rPr>
-        <w:t xml:space="preserve"> </w:t>
-      </w:r>
-      <w:r>
-        <w:rPr>
+          <w:sz w:val="22"/>
+          <w:szCs w:val="22"/>
+        </w:rPr>
+        <w:t xml:space="preserve"> </w:t>
+      </w:r>
+      <w:r>
+        <w:rPr>
+          <w:rFonts w:ascii="Arial" w:hAnsi="Arial" w:cs="Arial"/>
           <w:b/>
           <w:spacing w:val="-8"/>
           <w:w w:val="90"/>
+          <w:sz w:val="22"/>
+          <w:szCs w:val="22"/>
           <w:u w:val="single"/>
         </w:rPr>
-        <w:t>{{loan_account}}</w:t>
+        <w:t>{{</w:t>
+      </w:r>
+      <w:proofErr w:type="spellStart"/>
+      <w:r>
+        <w:rPr>
+          <w:rFonts w:ascii="Arial" w:hAnsi="Arial" w:cs="Arial"/>
+          <w:b/>
+          <w:spacing w:val="-8"/>
+          <w:w w:val="90"/>
+          <w:sz w:val="22"/>
+          <w:szCs w:val="22"/>
+          <w:u w:val="single"/>
+        </w:rPr>
+        <w:t>loan_account</w:t>
+      </w:r>
+      <w:proofErr w:type="spellEnd"/>
+      <w:r>
+        <w:rPr>
+          <w:rFonts w:ascii="Arial" w:hAnsi="Arial" w:cs="Arial"/>
+          <w:b/>
+          <w:spacing w:val="-8"/>
+          <w:w w:val="90"/>
+          <w:sz w:val="22"/>
+          <w:szCs w:val="22"/>
+          <w:u w:val="single"/>
+        </w:rPr>
+        <w:t>}}</w:t>
       </w:r>
     </w:p>
     <w:p>
       <w:pPr>
         <w:pStyle w:val="BodyText"/>
-        <w:spacing w:before="181" w:line="225" w:lineRule="auto"/>
+        <w:spacing w:before="181"/>
         <w:ind w:left="85" w:right="171"/>
+        <w:rPr>
+          <w:rFonts w:ascii="Arial" w:hAnsi="Arial" w:cs="Arial"/>
+          <w:sz w:val="22"/>
+          <w:szCs w:val="22"/>
+        </w:rPr>
       </w:pPr>
       <w:r>
         <w:rPr>
-          <w:spacing w:val="-6"/>
-          <w:w w:val="90"/>
+          <w:rFonts w:ascii="Arial" w:hAnsi="Arial" w:cs="Arial"/>
+          <w:spacing w:val="-6"/>
+          <w:w w:val="90"/>
+          <w:sz w:val="22"/>
+          <w:szCs w:val="22"/>
         </w:rPr>
         <w:t>Despite</w:t>
       </w:r>
       <w:r>
         <w:rPr>
+          <w:rFonts w:ascii="Arial" w:hAnsi="Arial" w:cs="Arial"/>
           <w:spacing w:val="-12"/>
           <w:w w:val="90"/>
-        </w:rPr>
-        <w:t xml:space="preserve"> </w:t>
-      </w:r>
-      <w:r>
-        <w:rPr>
-          <w:spacing w:val="-6"/>
-          <w:w w:val="90"/>
+          <w:sz w:val="22"/>
+          <w:szCs w:val="22"/>
+        </w:rPr>
+        <w:t xml:space="preserve"> </w:t>
+      </w:r>
+      <w:r>
+        <w:rPr>
+          <w:rFonts w:ascii="Arial" w:hAnsi="Arial" w:cs="Arial"/>
+          <w:spacing w:val="-6"/>
+          <w:w w:val="90"/>
+          <w:sz w:val="22"/>
+          <w:szCs w:val="22"/>
         </w:rPr>
         <w:t>our prior communications and</w:t>
       </w:r>
       <w:r>
         <w:rPr>
+          <w:rFonts w:ascii="Arial" w:hAnsi="Arial" w:cs="Arial"/>
           <w:spacing w:val="-8"/>
           <w:w w:val="90"/>
-        </w:rPr>
-        <w:t xml:space="preserve"> </w:t>
-      </w:r>
-      <w:r>
-        <w:rPr>
-          <w:spacing w:val="-6"/>
-          <w:w w:val="90"/>
+          <w:sz w:val="22"/>
+          <w:szCs w:val="22"/>
+        </w:rPr>
+        <w:t xml:space="preserve"> </w:t>
+      </w:r>
+      <w:r>
+        <w:rPr>
+          <w:rFonts w:ascii="Arial" w:hAnsi="Arial" w:cs="Arial"/>
+          <w:spacing w:val="-6"/>
+          <w:w w:val="90"/>
+          <w:sz w:val="22"/>
+          <w:szCs w:val="22"/>
         </w:rPr>
         <w:t>attempts to</w:t>
       </w:r>
       <w:r>
         <w:rPr>
+          <w:rFonts w:ascii="Arial" w:hAnsi="Arial" w:cs="Arial"/>
           <w:spacing w:val="-8"/>
           <w:w w:val="90"/>
-        </w:rPr>
-        <w:t xml:space="preserve"> </w:t>
-      </w:r>
-      <w:r>
-        <w:rPr>
-          <w:spacing w:val="-6"/>
-          <w:w w:val="90"/>
+          <w:sz w:val="22"/>
+          <w:szCs w:val="22"/>
+        </w:rPr>
+        <w:t xml:space="preserve"> </w:t>
+      </w:r>
+      <w:r>
+        <w:rPr>
+          <w:rFonts w:ascii="Arial" w:hAnsi="Arial" w:cs="Arial"/>
+          <w:spacing w:val="-6"/>
+          <w:w w:val="90"/>
+          <w:sz w:val="22"/>
+          <w:szCs w:val="22"/>
         </w:rPr>
         <w:t>reach</w:t>
       </w:r>
       <w:r>
         <w:rPr>
+          <w:rFonts w:ascii="Arial" w:hAnsi="Arial" w:cs="Arial"/>
           <w:spacing w:val="-8"/>
           <w:w w:val="90"/>
-        </w:rPr>
-        <w:t xml:space="preserve"> </w:t>
-      </w:r>
-      <w:r>
-        <w:rPr>
-          <w:spacing w:val="-6"/>
-          <w:w w:val="90"/>
+          <w:sz w:val="22"/>
+          <w:szCs w:val="22"/>
+        </w:rPr>
+        <w:t xml:space="preserve"> </w:t>
+      </w:r>
+      <w:r>
+        <w:rPr>
+          <w:rFonts w:ascii="Arial" w:hAnsi="Arial" w:cs="Arial"/>
+          <w:spacing w:val="-6"/>
+          <w:w w:val="90"/>
+          <w:sz w:val="22"/>
+          <w:szCs w:val="22"/>
         </w:rPr>
         <w:t>a</w:t>
       </w:r>
       <w:r>
         <w:rPr>
+          <w:rFonts w:ascii="Arial" w:hAnsi="Arial" w:cs="Arial"/>
           <w:spacing w:val="-12"/>
           <w:w w:val="90"/>
-        </w:rPr>
-        <w:t xml:space="preserve"> </w:t>
-      </w:r>
-      <w:r>
-        <w:rPr>
-          <w:spacing w:val="-6"/>
-          <w:w w:val="90"/>
+          <w:sz w:val="22"/>
+          <w:szCs w:val="22"/>
+        </w:rPr>
+        <w:t xml:space="preserve"> </w:t>
+      </w:r>
+      <w:r>
+        <w:rPr>
+          <w:rFonts w:ascii="Arial" w:hAnsi="Arial" w:cs="Arial"/>
+          <w:spacing w:val="-6"/>
+          <w:w w:val="90"/>
+          <w:sz w:val="22"/>
+          <w:szCs w:val="22"/>
         </w:rPr>
         <w:t>resolution, the</w:t>
       </w:r>
       <w:r>
         <w:rPr>
+          <w:rFonts w:ascii="Arial" w:hAnsi="Arial" w:cs="Arial"/>
           <w:spacing w:val="-12"/>
           <w:w w:val="90"/>
-        </w:rPr>
-        <w:t xml:space="preserve"> </w:t>
-      </w:r>
-      <w:r>
-        <w:rPr>
-          <w:spacing w:val="-6"/>
-          <w:w w:val="90"/>
-        </w:rPr>
-        <w:t>outstandingbalance</w:t>
-      </w:r>
-      <w:r>
-        <w:rPr>
+          <w:sz w:val="22"/>
+          <w:szCs w:val="22"/>
+        </w:rPr>
+        <w:t xml:space="preserve"> </w:t>
+      </w:r>
+      <w:r>
+        <w:rPr>
+          <w:rFonts w:ascii="Arial" w:hAnsi="Arial" w:cs="Arial"/>
+          <w:spacing w:val="-6"/>
+          <w:w w:val="90"/>
+          <w:sz w:val="22"/>
+          <w:szCs w:val="22"/>
+        </w:rPr>
+        <w:t>outstanding</w:t>
+      </w:r>
+      <w:r>
+        <w:rPr>
+          <w:rFonts w:ascii="Arial" w:hAnsi="Arial" w:cs="Arial"/>
+          <w:spacing w:val="-6"/>
+          <w:w w:val="90"/>
+          <w:sz w:val="22"/>
+          <w:szCs w:val="22"/>
+        </w:rPr>
+        <w:t xml:space="preserve"> </w:t>
+      </w:r>
+      <w:r>
+        <w:rPr>
+          <w:rFonts w:ascii="Arial" w:hAnsi="Arial" w:cs="Arial"/>
+          <w:spacing w:val="-6"/>
+          <w:w w:val="90"/>
+          <w:sz w:val="22"/>
+          <w:szCs w:val="22"/>
+        </w:rPr>
+        <w:t>balance</w:t>
+      </w:r>
+      <w:r>
+        <w:rPr>
+          <w:rFonts w:ascii="Arial" w:hAnsi="Arial" w:cs="Arial"/>
           <w:spacing w:val="-12"/>
           <w:w w:val="90"/>
-        </w:rPr>
-        <w:t xml:space="preserve"> </w:t>
-      </w:r>
-      <w:r>
-        <w:rPr>
-          <w:spacing w:val="-6"/>
-          <w:w w:val="90"/>
+          <w:sz w:val="22"/>
+          <w:szCs w:val="22"/>
+        </w:rPr>
+        <w:t xml:space="preserve"> </w:t>
+      </w:r>
+      <w:r>
+        <w:rPr>
+          <w:rFonts w:ascii="Arial" w:hAnsi="Arial" w:cs="Arial"/>
+          <w:spacing w:val="-6"/>
+          <w:w w:val="90"/>
+          <w:sz w:val="22"/>
+          <w:szCs w:val="22"/>
         </w:rPr>
         <w:t>on</w:t>
       </w:r>
       <w:r>
         <w:rPr>
+          <w:rFonts w:ascii="Arial" w:hAnsi="Arial" w:cs="Arial"/>
           <w:spacing w:val="-8"/>
           <w:w w:val="90"/>
-        </w:rPr>
-        <w:t xml:space="preserve"> </w:t>
-      </w:r>
-      <w:r>
-        <w:rPr>
-          <w:spacing w:val="-6"/>
-          <w:w w:val="90"/>
+          <w:sz w:val="22"/>
+          <w:szCs w:val="22"/>
+        </w:rPr>
+        <w:t xml:space="preserve"> </w:t>
+      </w:r>
+      <w:r>
+        <w:rPr>
+          <w:rFonts w:ascii="Arial" w:hAnsi="Arial" w:cs="Arial"/>
+          <w:spacing w:val="-6"/>
+          <w:w w:val="90"/>
+          <w:sz w:val="22"/>
+          <w:szCs w:val="22"/>
         </w:rPr>
         <w:t>your loan</w:t>
       </w:r>
       <w:r>
         <w:rPr>
+          <w:rFonts w:ascii="Arial" w:hAnsi="Arial" w:cs="Arial"/>
           <w:spacing w:val="-8"/>
           <w:w w:val="90"/>
-        </w:rPr>
-        <w:t xml:space="preserve"> </w:t>
-      </w:r>
-      <w:r>
-        <w:rPr>
-          <w:spacing w:val="-6"/>
-          <w:w w:val="90"/>
+          <w:sz w:val="22"/>
+          <w:szCs w:val="22"/>
+        </w:rPr>
+        <w:t xml:space="preserve"> </w:t>
+      </w:r>
+      <w:r>
+        <w:rPr>
+          <w:rFonts w:ascii="Arial" w:hAnsi="Arial" w:cs="Arial"/>
+          <w:spacing w:val="-6"/>
+          <w:w w:val="90"/>
+          <w:sz w:val="22"/>
+          <w:szCs w:val="22"/>
         </w:rPr>
         <w:t>remains unpaid. Consequently, as per the</w:t>
       </w:r>
       <w:r>
         <w:rPr>
+          <w:rFonts w:ascii="Arial" w:hAnsi="Arial" w:cs="Arial"/>
           <w:spacing w:val="-12"/>
           <w:w w:val="90"/>
-        </w:rPr>
-        <w:t xml:space="preserve"> </w:t>
-      </w:r>
-      <w:r>
-        <w:rPr>
-          <w:spacing w:val="-6"/>
-          <w:w w:val="90"/>
+          <w:sz w:val="22"/>
+          <w:szCs w:val="22"/>
+        </w:rPr>
+        <w:t xml:space="preserve"> </w:t>
+      </w:r>
+      <w:r>
+        <w:rPr>
+          <w:rFonts w:ascii="Arial" w:hAnsi="Arial" w:cs="Arial"/>
+          <w:spacing w:val="-6"/>
+          <w:w w:val="90"/>
+          <w:sz w:val="22"/>
+          <w:szCs w:val="22"/>
         </w:rPr>
         <w:t>terms stipulated, the</w:t>
       </w:r>
       <w:r>
         <w:rPr>
+          <w:rFonts w:ascii="Arial" w:hAnsi="Arial" w:cs="Arial"/>
           <w:spacing w:val="-12"/>
           <w:w w:val="90"/>
-        </w:rPr>
-        <w:t xml:space="preserve"> </w:t>
-      </w:r>
-      <w:r>
-        <w:rPr>
-          <w:spacing w:val="-6"/>
-          <w:w w:val="90"/>
+          <w:sz w:val="22"/>
+          <w:szCs w:val="22"/>
+        </w:rPr>
+        <w:t xml:space="preserve"> </w:t>
+      </w:r>
+      <w:r>
+        <w:rPr>
+          <w:rFonts w:ascii="Arial" w:hAnsi="Arial" w:cs="Arial"/>
+          <w:spacing w:val="-6"/>
+          <w:w w:val="90"/>
+          <w:sz w:val="22"/>
+          <w:szCs w:val="22"/>
         </w:rPr>
         <w:t>vehicle</w:t>
       </w:r>
       <w:r>
         <w:rPr>
+          <w:rFonts w:ascii="Arial" w:hAnsi="Arial" w:cs="Arial"/>
           <w:spacing w:val="-12"/>
           <w:w w:val="90"/>
-        </w:rPr>
-        <w:t xml:space="preserve"> </w:t>
-      </w:r>
-      <w:r>
-        <w:rPr>
-          <w:spacing w:val="-6"/>
-          <w:w w:val="90"/>
+          <w:sz w:val="22"/>
+          <w:szCs w:val="22"/>
+        </w:rPr>
+        <w:t xml:space="preserve"> </w:t>
+      </w:r>
+      <w:r>
+        <w:rPr>
+          <w:rFonts w:ascii="Arial" w:hAnsi="Arial" w:cs="Arial"/>
+          <w:spacing w:val="-6"/>
+          <w:w w:val="90"/>
+          <w:sz w:val="22"/>
+          <w:szCs w:val="22"/>
         </w:rPr>
         <w:t>has been</w:t>
       </w:r>
       <w:r>
-        <w:t xml:space="preserve"> </w:t>
-      </w:r>
-      <w:r>
-        <w:rPr>
-          <w:spacing w:val="-10"/>
+        <w:rPr>
+          <w:rFonts w:ascii="Arial" w:hAnsi="Arial" w:cs="Arial"/>
+          <w:sz w:val="22"/>
+          <w:szCs w:val="22"/>
+        </w:rPr>
+        <w:t xml:space="preserve"> </w:t>
+      </w:r>
+      <w:r>
+        <w:rPr>
+          <w:rFonts w:ascii="Arial" w:hAnsi="Arial" w:cs="Arial"/>
+          <w:spacing w:val="-10"/>
+          <w:sz w:val="22"/>
+          <w:szCs w:val="22"/>
         </w:rPr>
         <w:t>seized</w:t>
       </w:r>
       <w:r>
         <w:rPr>
+          <w:rFonts w:ascii="Arial" w:hAnsi="Arial" w:cs="Arial"/>
           <w:spacing w:val="-15"/>
-        </w:rPr>
-        <w:t xml:space="preserve"> </w:t>
-      </w:r>
-      <w:r>
-        <w:rPr>
-          <w:spacing w:val="-10"/>
+          <w:sz w:val="22"/>
+          <w:szCs w:val="22"/>
+        </w:rPr>
+        <w:t xml:space="preserve"> </w:t>
+      </w:r>
+      <w:r>
+        <w:rPr>
+          <w:rFonts w:ascii="Arial" w:hAnsi="Arial" w:cs="Arial"/>
+          <w:spacing w:val="-10"/>
+          <w:sz w:val="22"/>
+          <w:szCs w:val="22"/>
         </w:rPr>
         <w:t>due</w:t>
       </w:r>
       <w:r>
         <w:rPr>
+          <w:rFonts w:ascii="Arial" w:hAnsi="Arial" w:cs="Arial"/>
           <w:spacing w:val="-19"/>
-        </w:rPr>
-        <w:t xml:space="preserve"> </w:t>
-      </w:r>
-      <w:r>
-        <w:rPr>
-          <w:spacing w:val="-10"/>
+          <w:sz w:val="22"/>
+          <w:szCs w:val="22"/>
+        </w:rPr>
+        <w:t xml:space="preserve"> </w:t>
+      </w:r>
+      <w:r>
+        <w:rPr>
+          <w:rFonts w:ascii="Arial" w:hAnsi="Arial" w:cs="Arial"/>
+          <w:spacing w:val="-10"/>
+          <w:sz w:val="22"/>
+          <w:szCs w:val="22"/>
         </w:rPr>
         <w:t>to</w:t>
       </w:r>
       <w:r>
         <w:rPr>
+          <w:rFonts w:ascii="Arial" w:hAnsi="Arial" w:cs="Arial"/>
           <w:spacing w:val="-15"/>
-        </w:rPr>
-        <w:t xml:space="preserve"> </w:t>
-      </w:r>
-      <w:r>
-        <w:rPr>
-          <w:spacing w:val="-10"/>
+          <w:sz w:val="22"/>
+          <w:szCs w:val="22"/>
+        </w:rPr>
+        <w:t xml:space="preserve"> </w:t>
+      </w:r>
+      <w:r>
+        <w:rPr>
+          <w:rFonts w:ascii="Arial" w:hAnsi="Arial" w:cs="Arial"/>
+          <w:spacing w:val="-10"/>
+          <w:sz w:val="22"/>
+          <w:szCs w:val="22"/>
         </w:rPr>
         <w:t>non-payment,</w:t>
       </w:r>
       <w:r>
         <w:rPr>
+          <w:rFonts w:ascii="Arial" w:hAnsi="Arial" w:cs="Arial"/>
           <w:spacing w:val="-11"/>
-        </w:rPr>
-        <w:t xml:space="preserve"> </w:t>
-      </w:r>
-      <w:r>
-        <w:rPr>
-          <w:spacing w:val="-10"/>
+          <w:sz w:val="22"/>
+          <w:szCs w:val="22"/>
+        </w:rPr>
+        <w:t xml:space="preserve"> </w:t>
+      </w:r>
+      <w:r>
+        <w:rPr>
+          <w:rFonts w:ascii="Arial" w:hAnsi="Arial" w:cs="Arial"/>
+          <w:spacing w:val="-10"/>
+          <w:sz w:val="22"/>
+          <w:szCs w:val="22"/>
         </w:rPr>
         <w:t>and</w:t>
       </w:r>
       <w:r>
         <w:rPr>
+          <w:rFonts w:ascii="Arial" w:hAnsi="Arial" w:cs="Arial"/>
           <w:spacing w:val="-15"/>
-        </w:rPr>
-        <w:t xml:space="preserve"> </w:t>
-      </w:r>
-      <w:r>
-        <w:rPr>
-          <w:spacing w:val="-10"/>
+          <w:sz w:val="22"/>
+          <w:szCs w:val="22"/>
+        </w:rPr>
+        <w:t xml:space="preserve"> </w:t>
+      </w:r>
+      <w:r>
+        <w:rPr>
+          <w:rFonts w:ascii="Arial" w:hAnsi="Arial" w:cs="Arial"/>
+          <w:spacing w:val="-10"/>
+          <w:sz w:val="22"/>
+          <w:szCs w:val="22"/>
         </w:rPr>
         <w:t>we</w:t>
       </w:r>
       <w:r>
         <w:rPr>
+          <w:rFonts w:ascii="Arial" w:hAnsi="Arial" w:cs="Arial"/>
           <w:spacing w:val="-19"/>
-        </w:rPr>
-        <w:t xml:space="preserve"> </w:t>
-      </w:r>
-      <w:r>
-        <w:rPr>
-          <w:spacing w:val="-10"/>
+          <w:sz w:val="22"/>
+          <w:szCs w:val="22"/>
+        </w:rPr>
+        <w:t xml:space="preserve"> </w:t>
+      </w:r>
+      <w:r>
+        <w:rPr>
+          <w:rFonts w:ascii="Arial" w:hAnsi="Arial" w:cs="Arial"/>
+          <w:spacing w:val="-10"/>
+          <w:sz w:val="22"/>
+          <w:szCs w:val="22"/>
         </w:rPr>
         <w:t>are</w:t>
       </w:r>
       <w:r>
         <w:rPr>
+          <w:rFonts w:ascii="Arial" w:hAnsi="Arial" w:cs="Arial"/>
           <w:spacing w:val="-19"/>
-        </w:rPr>
-        <w:t xml:space="preserve"> </w:t>
-      </w:r>
-      <w:r>
-        <w:rPr>
-          <w:spacing w:val="-10"/>
-        </w:rPr>
-        <w:t>proceedingwith</w:t>
-      </w:r>
-      <w:r>
-        <w:rPr>
+          <w:sz w:val="22"/>
+          <w:szCs w:val="22"/>
+        </w:rPr>
+        <w:t xml:space="preserve"> </w:t>
+      </w:r>
+      <w:r>
+        <w:rPr>
+          <w:rFonts w:ascii="Arial" w:hAnsi="Arial" w:cs="Arial"/>
+          <w:spacing w:val="-10"/>
+          <w:sz w:val="22"/>
+          <w:szCs w:val="22"/>
+        </w:rPr>
+        <w:t>proceeding</w:t>
+      </w:r>
+      <w:r>
+        <w:rPr>
+          <w:rFonts w:ascii="Arial" w:hAnsi="Arial" w:cs="Arial"/>
+          <w:spacing w:val="-10"/>
+          <w:sz w:val="22"/>
+          <w:szCs w:val="22"/>
+        </w:rPr>
+        <w:t xml:space="preserve"> </w:t>
+      </w:r>
+      <w:r>
+        <w:rPr>
+          <w:rFonts w:ascii="Arial" w:hAnsi="Arial" w:cs="Arial"/>
+          <w:spacing w:val="-10"/>
+          <w:sz w:val="22"/>
+          <w:szCs w:val="22"/>
+        </w:rPr>
+        <w:t>with</w:t>
+      </w:r>
+      <w:r>
+        <w:rPr>
+          <w:rFonts w:ascii="Arial" w:hAnsi="Arial" w:cs="Arial"/>
           <w:spacing w:val="-15"/>
-        </w:rPr>
-        <w:t xml:space="preserve"> </w:t>
-      </w:r>
-      <w:r>
-        <w:rPr>
-          <w:spacing w:val="-10"/>
+          <w:sz w:val="22"/>
+          <w:szCs w:val="22"/>
+        </w:rPr>
+        <w:t xml:space="preserve"> </w:t>
+      </w:r>
+      <w:r>
+        <w:rPr>
+          <w:rFonts w:ascii="Arial" w:hAnsi="Arial" w:cs="Arial"/>
+          <w:spacing w:val="-10"/>
+          <w:sz w:val="22"/>
+          <w:szCs w:val="22"/>
         </w:rPr>
         <w:t>the</w:t>
       </w:r>
       <w:r>
         <w:rPr>
+          <w:rFonts w:ascii="Arial" w:hAnsi="Arial" w:cs="Arial"/>
           <w:spacing w:val="-19"/>
-        </w:rPr>
-        <w:t xml:space="preserve"> </w:t>
-      </w:r>
-      <w:r>
-        <w:rPr>
-          <w:spacing w:val="-10"/>
+          <w:sz w:val="22"/>
+          <w:szCs w:val="22"/>
+        </w:rPr>
+        <w:t xml:space="preserve"> </w:t>
+      </w:r>
+      <w:r>
+        <w:rPr>
+          <w:rFonts w:ascii="Arial" w:hAnsi="Arial" w:cs="Arial"/>
+          <w:spacing w:val="-10"/>
+          <w:sz w:val="22"/>
+          <w:szCs w:val="22"/>
         </w:rPr>
         <w:t>pre-auction</w:t>
       </w:r>
       <w:r>
         <w:rPr>
+          <w:rFonts w:ascii="Arial" w:hAnsi="Arial" w:cs="Arial"/>
           <w:spacing w:val="-15"/>
-        </w:rPr>
-        <w:t xml:space="preserve"> </w:t>
-      </w:r>
-      <w:r>
-        <w:rPr>
-          <w:spacing w:val="-10"/>
+          <w:sz w:val="22"/>
+          <w:szCs w:val="22"/>
+        </w:rPr>
+        <w:t xml:space="preserve"> </w:t>
+      </w:r>
+      <w:r>
+        <w:rPr>
+          <w:rFonts w:ascii="Arial" w:hAnsi="Arial" w:cs="Arial"/>
+          <w:spacing w:val="-10"/>
+          <w:sz w:val="22"/>
+          <w:szCs w:val="22"/>
         </w:rPr>
         <w:t>process.</w:t>
       </w:r>
@@ -1230,837 +1929,1252 @@
     <w:p>
       <w:pPr>
         <w:pStyle w:val="BodyText"/>
-        <w:spacing w:before="184" w:line="225" w:lineRule="auto"/>
+        <w:spacing w:before="184"/>
         <w:ind w:left="85" w:right="171"/>
+        <w:rPr>
+          <w:rFonts w:ascii="Arial" w:hAnsi="Arial" w:cs="Arial"/>
+          <w:sz w:val="22"/>
+          <w:szCs w:val="22"/>
+        </w:rPr>
       </w:pPr>
       <w:r>
         <w:rPr>
-          <w:spacing w:val="-6"/>
-          <w:w w:val="90"/>
+          <w:rFonts w:ascii="Arial" w:hAnsi="Arial" w:cs="Arial"/>
+          <w:spacing w:val="-6"/>
+          <w:w w:val="90"/>
+          <w:sz w:val="22"/>
+          <w:szCs w:val="22"/>
         </w:rPr>
         <w:t>The</w:t>
       </w:r>
       <w:r>
         <w:rPr>
+          <w:rFonts w:ascii="Arial" w:hAnsi="Arial" w:cs="Arial"/>
           <w:spacing w:val="-13"/>
           <w:w w:val="90"/>
-        </w:rPr>
-        <w:t xml:space="preserve"> </w:t>
-      </w:r>
-      <w:r>
-        <w:rPr>
-          <w:spacing w:val="-6"/>
-          <w:w w:val="90"/>
+          <w:sz w:val="22"/>
+          <w:szCs w:val="22"/>
+        </w:rPr>
+        <w:t xml:space="preserve"> </w:t>
+      </w:r>
+      <w:r>
+        <w:rPr>
+          <w:rFonts w:ascii="Arial" w:hAnsi="Arial" w:cs="Arial"/>
+          <w:spacing w:val="-6"/>
+          <w:w w:val="90"/>
+          <w:sz w:val="22"/>
+          <w:szCs w:val="22"/>
         </w:rPr>
         <w:t>scheduled</w:t>
       </w:r>
       <w:r>
         <w:rPr>
-          <w:spacing w:val="-10"/>
-          <w:w w:val="90"/>
-        </w:rPr>
-        <w:t xml:space="preserve"> </w:t>
-      </w:r>
-      <w:r>
-        <w:rPr>
-          <w:spacing w:val="-6"/>
-          <w:w w:val="90"/>
+          <w:rFonts w:ascii="Arial" w:hAnsi="Arial" w:cs="Arial"/>
+          <w:spacing w:val="-10"/>
+          <w:w w:val="90"/>
+          <w:sz w:val="22"/>
+          <w:szCs w:val="22"/>
+        </w:rPr>
+        <w:t xml:space="preserve"> </w:t>
+      </w:r>
+      <w:r>
+        <w:rPr>
+          <w:rFonts w:ascii="Arial" w:hAnsi="Arial" w:cs="Arial"/>
+          <w:spacing w:val="-6"/>
+          <w:w w:val="90"/>
+          <w:sz w:val="22"/>
+          <w:szCs w:val="22"/>
         </w:rPr>
         <w:t>to</w:t>
       </w:r>
       <w:r>
         <w:rPr>
-          <w:spacing w:val="-10"/>
-          <w:w w:val="90"/>
-        </w:rPr>
-        <w:t xml:space="preserve"> </w:t>
-      </w:r>
-      <w:r>
-        <w:rPr>
-          <w:spacing w:val="-6"/>
-          <w:w w:val="90"/>
+          <w:rFonts w:ascii="Arial" w:hAnsi="Arial" w:cs="Arial"/>
+          <w:spacing w:val="-10"/>
+          <w:w w:val="90"/>
+          <w:sz w:val="22"/>
+          <w:szCs w:val="22"/>
+        </w:rPr>
+        <w:t xml:space="preserve"> </w:t>
+      </w:r>
+      <w:r>
+        <w:rPr>
+          <w:rFonts w:ascii="Arial" w:hAnsi="Arial" w:cs="Arial"/>
+          <w:spacing w:val="-6"/>
+          <w:w w:val="90"/>
+          <w:sz w:val="22"/>
+          <w:szCs w:val="22"/>
         </w:rPr>
         <w:t>take</w:t>
       </w:r>
       <w:r>
         <w:rPr>
+          <w:rFonts w:ascii="Arial" w:hAnsi="Arial" w:cs="Arial"/>
           <w:spacing w:val="-13"/>
           <w:w w:val="90"/>
-        </w:rPr>
-        <w:t xml:space="preserve"> </w:t>
-      </w:r>
-      <w:r>
-        <w:rPr>
-          <w:spacing w:val="-6"/>
-          <w:w w:val="90"/>
+          <w:sz w:val="22"/>
+          <w:szCs w:val="22"/>
+        </w:rPr>
+        <w:t xml:space="preserve"> </w:t>
+      </w:r>
+      <w:r>
+        <w:rPr>
+          <w:rFonts w:ascii="Arial" w:hAnsi="Arial" w:cs="Arial"/>
+          <w:spacing w:val="-6"/>
+          <w:w w:val="90"/>
+          <w:sz w:val="22"/>
+          <w:szCs w:val="22"/>
         </w:rPr>
         <w:t>place</w:t>
       </w:r>
       <w:r>
         <w:rPr>
+          <w:rFonts w:ascii="Arial" w:hAnsi="Arial" w:cs="Arial"/>
           <w:spacing w:val="-13"/>
           <w:w w:val="90"/>
-        </w:rPr>
-        <w:t xml:space="preserve"> </w:t>
-      </w:r>
-      <w:r>
-        <w:rPr>
-          <w:spacing w:val="-6"/>
-          <w:w w:val="90"/>
+          <w:sz w:val="22"/>
+          <w:szCs w:val="22"/>
+        </w:rPr>
+        <w:t xml:space="preserve"> </w:t>
+      </w:r>
+      <w:r>
+        <w:rPr>
+          <w:rFonts w:ascii="Arial" w:hAnsi="Arial" w:cs="Arial"/>
+          <w:spacing w:val="-6"/>
+          <w:w w:val="90"/>
+          <w:sz w:val="22"/>
+          <w:szCs w:val="22"/>
         </w:rPr>
         <w:t>within</w:t>
       </w:r>
       <w:r>
         <w:rPr>
-          <w:spacing w:val="-10"/>
-          <w:w w:val="90"/>
-        </w:rPr>
-        <w:t xml:space="preserve"> </w:t>
-      </w:r>
-      <w:r>
-        <w:rPr>
-          <w:spacing w:val="-6"/>
-          <w:w w:val="90"/>
+          <w:rFonts w:ascii="Arial" w:hAnsi="Arial" w:cs="Arial"/>
+          <w:spacing w:val="-10"/>
+          <w:w w:val="90"/>
+          <w:sz w:val="22"/>
+          <w:szCs w:val="22"/>
+        </w:rPr>
+        <w:t xml:space="preserve"> </w:t>
+      </w:r>
+      <w:r>
+        <w:rPr>
+          <w:rFonts w:ascii="Arial" w:hAnsi="Arial" w:cs="Arial"/>
+          <w:spacing w:val="-6"/>
+          <w:w w:val="90"/>
+          <w:sz w:val="22"/>
+          <w:szCs w:val="22"/>
         </w:rPr>
         <w:t>in</w:t>
       </w:r>
       <w:r>
         <w:rPr>
-          <w:spacing w:val="-10"/>
-          <w:w w:val="90"/>
-        </w:rPr>
-        <w:t xml:space="preserve"> </w:t>
-      </w:r>
-      <w:r>
-        <w:rPr>
-          <w:spacing w:val="-6"/>
-          <w:w w:val="90"/>
+          <w:rFonts w:ascii="Arial" w:hAnsi="Arial" w:cs="Arial"/>
+          <w:spacing w:val="-10"/>
+          <w:w w:val="90"/>
+          <w:sz w:val="22"/>
+          <w:szCs w:val="22"/>
+        </w:rPr>
+        <w:t xml:space="preserve"> </w:t>
+      </w:r>
+      <w:r>
+        <w:rPr>
+          <w:rFonts w:ascii="Arial" w:hAnsi="Arial" w:cs="Arial"/>
+          <w:spacing w:val="-6"/>
+          <w:w w:val="90"/>
+          <w:sz w:val="22"/>
+          <w:szCs w:val="22"/>
         </w:rPr>
         <w:t>30</w:t>
       </w:r>
       <w:r>
         <w:rPr>
-          <w:spacing w:val="-10"/>
-          <w:w w:val="90"/>
-        </w:rPr>
-        <w:t xml:space="preserve"> </w:t>
-      </w:r>
-      <w:r>
-        <w:rPr>
-          <w:spacing w:val="-6"/>
-          <w:w w:val="90"/>
+          <w:rFonts w:ascii="Arial" w:hAnsi="Arial" w:cs="Arial"/>
+          <w:spacing w:val="-10"/>
+          <w:w w:val="90"/>
+          <w:sz w:val="22"/>
+          <w:szCs w:val="22"/>
+        </w:rPr>
+        <w:t xml:space="preserve"> </w:t>
+      </w:r>
+      <w:r>
+        <w:rPr>
+          <w:rFonts w:ascii="Arial" w:hAnsi="Arial" w:cs="Arial"/>
+          <w:spacing w:val="-6"/>
+          <w:w w:val="90"/>
+          <w:sz w:val="22"/>
+          <w:szCs w:val="22"/>
         </w:rPr>
         <w:t>days from</w:t>
       </w:r>
       <w:r>
         <w:rPr>
+          <w:rFonts w:ascii="Arial" w:hAnsi="Arial" w:cs="Arial"/>
           <w:spacing w:val="-20"/>
           <w:w w:val="90"/>
-        </w:rPr>
-        <w:t xml:space="preserve"> </w:t>
-      </w:r>
-      <w:r>
-        <w:rPr>
-          <w:spacing w:val="-6"/>
-          <w:w w:val="90"/>
+          <w:sz w:val="22"/>
+          <w:szCs w:val="22"/>
+        </w:rPr>
+        <w:t xml:space="preserve"> </w:t>
+      </w:r>
+      <w:r>
+        <w:rPr>
+          <w:rFonts w:ascii="Arial" w:hAnsi="Arial" w:cs="Arial"/>
+          <w:spacing w:val="-6"/>
+          <w:w w:val="90"/>
+          <w:sz w:val="22"/>
+          <w:szCs w:val="22"/>
         </w:rPr>
         <w:t>the</w:t>
       </w:r>
       <w:r>
         <w:rPr>
+          <w:rFonts w:ascii="Arial" w:hAnsi="Arial" w:cs="Arial"/>
           <w:spacing w:val="-13"/>
           <w:w w:val="90"/>
-        </w:rPr>
-        <w:t xml:space="preserve"> </w:t>
-      </w:r>
-      <w:r>
-        <w:rPr>
-          <w:spacing w:val="-6"/>
-          <w:w w:val="90"/>
+          <w:sz w:val="22"/>
+          <w:szCs w:val="22"/>
+        </w:rPr>
+        <w:t xml:space="preserve"> </w:t>
+      </w:r>
+      <w:r>
+        <w:rPr>
+          <w:rFonts w:ascii="Arial" w:hAnsi="Arial" w:cs="Arial"/>
+          <w:spacing w:val="-6"/>
+          <w:w w:val="90"/>
+          <w:sz w:val="22"/>
+          <w:szCs w:val="22"/>
         </w:rPr>
         <w:t>date</w:t>
       </w:r>
       <w:r>
         <w:rPr>
+          <w:rFonts w:ascii="Arial" w:hAnsi="Arial" w:cs="Arial"/>
           <w:spacing w:val="-13"/>
           <w:w w:val="90"/>
-        </w:rPr>
-        <w:t xml:space="preserve"> </w:t>
-      </w:r>
-      <w:r>
-        <w:rPr>
-          <w:spacing w:val="-6"/>
-          <w:w w:val="90"/>
+          <w:sz w:val="22"/>
+          <w:szCs w:val="22"/>
+        </w:rPr>
+        <w:t xml:space="preserve"> </w:t>
+      </w:r>
+      <w:r>
+        <w:rPr>
+          <w:rFonts w:ascii="Arial" w:hAnsi="Arial" w:cs="Arial"/>
+          <w:spacing w:val="-6"/>
+          <w:w w:val="90"/>
+          <w:sz w:val="22"/>
+          <w:szCs w:val="22"/>
         </w:rPr>
         <w:t>of</w:t>
       </w:r>
       <w:r>
         <w:rPr>
+          <w:rFonts w:ascii="Arial" w:hAnsi="Arial" w:cs="Arial"/>
           <w:spacing w:val="-7"/>
           <w:w w:val="90"/>
-        </w:rPr>
-        <w:t xml:space="preserve"> </w:t>
-      </w:r>
-      <w:r>
-        <w:rPr>
-          <w:spacing w:val="-6"/>
-          <w:w w:val="90"/>
+          <w:sz w:val="22"/>
+          <w:szCs w:val="22"/>
+        </w:rPr>
+        <w:t xml:space="preserve"> </w:t>
+      </w:r>
+      <w:r>
+        <w:rPr>
+          <w:rFonts w:ascii="Arial" w:hAnsi="Arial" w:cs="Arial"/>
+          <w:spacing w:val="-6"/>
+          <w:w w:val="90"/>
+          <w:sz w:val="22"/>
+          <w:szCs w:val="22"/>
         </w:rPr>
         <w:t>seizing. We</w:t>
       </w:r>
       <w:r>
         <w:rPr>
+          <w:rFonts w:ascii="Arial" w:hAnsi="Arial" w:cs="Arial"/>
           <w:spacing w:val="-13"/>
           <w:w w:val="90"/>
-        </w:rPr>
-        <w:t xml:space="preserve"> </w:t>
-      </w:r>
-      <w:r>
-        <w:rPr>
-          <w:spacing w:val="-6"/>
-          <w:w w:val="90"/>
+          <w:sz w:val="22"/>
+          <w:szCs w:val="22"/>
+        </w:rPr>
+        <w:t xml:space="preserve"> </w:t>
+      </w:r>
+      <w:r>
+        <w:rPr>
+          <w:rFonts w:ascii="Arial" w:hAnsi="Arial" w:cs="Arial"/>
+          <w:spacing w:val="-6"/>
+          <w:w w:val="90"/>
+          <w:sz w:val="22"/>
+          <w:szCs w:val="22"/>
         </w:rPr>
         <w:t>strongly</w:t>
       </w:r>
       <w:r>
         <w:rPr>
+          <w:rFonts w:ascii="Arial" w:hAnsi="Arial" w:cs="Arial"/>
           <w:spacing w:val="-2"/>
-        </w:rPr>
-        <w:t xml:space="preserve"> </w:t>
-      </w:r>
-      <w:r>
-        <w:rPr>
-          <w:spacing w:val="-6"/>
-          <w:w w:val="90"/>
+          <w:sz w:val="22"/>
+          <w:szCs w:val="22"/>
+        </w:rPr>
+        <w:t xml:space="preserve"> </w:t>
+      </w:r>
+      <w:r>
+        <w:rPr>
+          <w:rFonts w:ascii="Arial" w:hAnsi="Arial" w:cs="Arial"/>
+          <w:spacing w:val="-6"/>
+          <w:w w:val="90"/>
+          <w:sz w:val="22"/>
+          <w:szCs w:val="22"/>
         </w:rPr>
         <w:t>encourage</w:t>
       </w:r>
       <w:r>
         <w:rPr>
+          <w:rFonts w:ascii="Arial" w:hAnsi="Arial" w:cs="Arial"/>
           <w:spacing w:val="-13"/>
           <w:w w:val="90"/>
-        </w:rPr>
-        <w:t xml:space="preserve"> </w:t>
-      </w:r>
-      <w:r>
-        <w:rPr>
-          <w:spacing w:val="-6"/>
-          <w:w w:val="90"/>
+          <w:sz w:val="22"/>
+          <w:szCs w:val="22"/>
+        </w:rPr>
+        <w:t xml:space="preserve"> </w:t>
+      </w:r>
+      <w:r>
+        <w:rPr>
+          <w:rFonts w:ascii="Arial" w:hAnsi="Arial" w:cs="Arial"/>
+          <w:spacing w:val="-6"/>
+          <w:w w:val="90"/>
+          <w:sz w:val="22"/>
+          <w:szCs w:val="22"/>
         </w:rPr>
         <w:t>you</w:t>
       </w:r>
       <w:r>
         <w:rPr>
-          <w:spacing w:val="-10"/>
-          <w:w w:val="90"/>
-        </w:rPr>
-        <w:t xml:space="preserve"> </w:t>
-      </w:r>
-      <w:r>
-        <w:rPr>
-          <w:spacing w:val="-6"/>
-          <w:w w:val="90"/>
+          <w:rFonts w:ascii="Arial" w:hAnsi="Arial" w:cs="Arial"/>
+          <w:spacing w:val="-10"/>
+          <w:w w:val="90"/>
+          <w:sz w:val="22"/>
+          <w:szCs w:val="22"/>
+        </w:rPr>
+        <w:t xml:space="preserve"> </w:t>
+      </w:r>
+      <w:r>
+        <w:rPr>
+          <w:rFonts w:ascii="Arial" w:hAnsi="Arial" w:cs="Arial"/>
+          <w:spacing w:val="-6"/>
+          <w:w w:val="90"/>
+          <w:sz w:val="22"/>
+          <w:szCs w:val="22"/>
         </w:rPr>
         <w:t>to</w:t>
       </w:r>
       <w:r>
         <w:rPr>
-          <w:spacing w:val="-10"/>
-          <w:w w:val="90"/>
-        </w:rPr>
-        <w:t xml:space="preserve"> </w:t>
-      </w:r>
-      <w:r>
-        <w:rPr>
-          <w:spacing w:val="-6"/>
-          <w:w w:val="90"/>
+          <w:rFonts w:ascii="Arial" w:hAnsi="Arial" w:cs="Arial"/>
+          <w:spacing w:val="-10"/>
+          <w:w w:val="90"/>
+          <w:sz w:val="22"/>
+          <w:szCs w:val="22"/>
+        </w:rPr>
+        <w:t xml:space="preserve"> </w:t>
+      </w:r>
+      <w:r>
+        <w:rPr>
+          <w:rFonts w:ascii="Arial" w:hAnsi="Arial" w:cs="Arial"/>
+          <w:spacing w:val="-6"/>
+          <w:w w:val="90"/>
+          <w:sz w:val="22"/>
+          <w:szCs w:val="22"/>
         </w:rPr>
         <w:t>contact</w:t>
       </w:r>
       <w:r>
         <w:rPr>
+          <w:rFonts w:ascii="Arial" w:hAnsi="Arial" w:cs="Arial"/>
           <w:spacing w:val="-2"/>
-        </w:rPr>
-        <w:t xml:space="preserve"> </w:t>
-      </w:r>
-      <w:r>
-        <w:rPr>
-          <w:spacing w:val="-6"/>
-          <w:w w:val="90"/>
+          <w:sz w:val="22"/>
+          <w:szCs w:val="22"/>
+        </w:rPr>
+        <w:t xml:space="preserve"> </w:t>
+      </w:r>
+      <w:r>
+        <w:rPr>
+          <w:rFonts w:ascii="Arial" w:hAnsi="Arial" w:cs="Arial"/>
+          <w:spacing w:val="-6"/>
+          <w:w w:val="90"/>
+          <w:sz w:val="22"/>
+          <w:szCs w:val="22"/>
         </w:rPr>
         <w:t>our</w:t>
       </w:r>
       <w:r>
         <w:rPr>
+          <w:rFonts w:ascii="Arial" w:hAnsi="Arial" w:cs="Arial"/>
           <w:spacing w:val="-7"/>
           <w:w w:val="90"/>
-        </w:rPr>
-        <w:t xml:space="preserve"> </w:t>
-      </w:r>
-      <w:r>
-        <w:rPr>
-          <w:spacing w:val="-6"/>
-          <w:w w:val="90"/>
+          <w:sz w:val="22"/>
+          <w:szCs w:val="22"/>
+        </w:rPr>
+        <w:t xml:space="preserve"> </w:t>
+      </w:r>
+      <w:r>
+        <w:rPr>
+          <w:rFonts w:ascii="Arial" w:hAnsi="Arial" w:cs="Arial"/>
+          <w:spacing w:val="-6"/>
+          <w:w w:val="90"/>
+          <w:sz w:val="22"/>
+          <w:szCs w:val="22"/>
         </w:rPr>
         <w:t>Collections Department</w:t>
       </w:r>
       <w:r>
         <w:rPr>
+          <w:rFonts w:ascii="Arial" w:hAnsi="Arial" w:cs="Arial"/>
           <w:spacing w:val="-2"/>
-        </w:rPr>
-        <w:t xml:space="preserve"> </w:t>
-      </w:r>
-      <w:r>
-        <w:rPr>
-          <w:spacing w:val="-6"/>
-          <w:w w:val="90"/>
+          <w:sz w:val="22"/>
+          <w:szCs w:val="22"/>
+        </w:rPr>
+        <w:t xml:space="preserve"> </w:t>
+      </w:r>
+      <w:r>
+        <w:rPr>
+          <w:rFonts w:ascii="Arial" w:hAnsi="Arial" w:cs="Arial"/>
+          <w:spacing w:val="-6"/>
+          <w:w w:val="90"/>
+          <w:sz w:val="22"/>
+          <w:szCs w:val="22"/>
         </w:rPr>
         <w:t>immediately</w:t>
       </w:r>
       <w:r>
         <w:rPr>
+          <w:rFonts w:ascii="Arial" w:hAnsi="Arial" w:cs="Arial"/>
           <w:spacing w:val="-2"/>
-        </w:rPr>
-        <w:t xml:space="preserve"> </w:t>
-      </w:r>
-      <w:r>
-        <w:rPr>
-          <w:spacing w:val="-6"/>
-          <w:w w:val="90"/>
+          <w:sz w:val="22"/>
+          <w:szCs w:val="22"/>
+        </w:rPr>
+        <w:t xml:space="preserve"> </w:t>
+      </w:r>
+      <w:r>
+        <w:rPr>
+          <w:rFonts w:ascii="Arial" w:hAnsi="Arial" w:cs="Arial"/>
+          <w:spacing w:val="-6"/>
+          <w:w w:val="90"/>
+          <w:sz w:val="22"/>
+          <w:szCs w:val="22"/>
         </w:rPr>
         <w:t>to</w:t>
       </w:r>
       <w:r>
         <w:rPr>
-          <w:spacing w:val="-10"/>
-          <w:w w:val="90"/>
-        </w:rPr>
-        <w:t xml:space="preserve"> </w:t>
-      </w:r>
-      <w:r>
-        <w:rPr>
-          <w:spacing w:val="-6"/>
-          <w:w w:val="90"/>
+          <w:rFonts w:ascii="Arial" w:hAnsi="Arial" w:cs="Arial"/>
+          <w:spacing w:val="-10"/>
+          <w:w w:val="90"/>
+          <w:sz w:val="22"/>
+          <w:szCs w:val="22"/>
+        </w:rPr>
+        <w:t xml:space="preserve"> </w:t>
+      </w:r>
+      <w:r>
+        <w:rPr>
+          <w:rFonts w:ascii="Arial" w:hAnsi="Arial" w:cs="Arial"/>
+          <w:spacing w:val="-6"/>
+          <w:w w:val="90"/>
+          <w:sz w:val="22"/>
+          <w:szCs w:val="22"/>
         </w:rPr>
         <w:t>discuss possible</w:t>
       </w:r>
       <w:r>
         <w:rPr>
+          <w:rFonts w:ascii="Arial" w:hAnsi="Arial" w:cs="Arial"/>
           <w:spacing w:val="-13"/>
           <w:w w:val="90"/>
-        </w:rPr>
-        <w:t xml:space="preserve"> </w:t>
-      </w:r>
-      <w:r>
-        <w:rPr>
-          <w:spacing w:val="-6"/>
-          <w:w w:val="90"/>
+          <w:sz w:val="22"/>
+          <w:szCs w:val="22"/>
+        </w:rPr>
+        <w:t xml:space="preserve"> </w:t>
+      </w:r>
+      <w:r>
+        <w:rPr>
+          <w:rFonts w:ascii="Arial" w:hAnsi="Arial" w:cs="Arial"/>
+          <w:spacing w:val="-6"/>
+          <w:w w:val="90"/>
+          <w:sz w:val="22"/>
+          <w:szCs w:val="22"/>
         </w:rPr>
         <w:t>alternatives and</w:t>
       </w:r>
       <w:r>
-        <w:t xml:space="preserve"> </w:t>
-      </w:r>
-      <w:r>
-        <w:rPr>
-          <w:spacing w:val="-10"/>
+        <w:rPr>
+          <w:rFonts w:ascii="Arial" w:hAnsi="Arial" w:cs="Arial"/>
+          <w:sz w:val="22"/>
+          <w:szCs w:val="22"/>
+        </w:rPr>
+        <w:t xml:space="preserve"> </w:t>
+      </w:r>
+      <w:r>
+        <w:rPr>
+          <w:rFonts w:ascii="Arial" w:hAnsi="Arial" w:cs="Arial"/>
+          <w:spacing w:val="-10"/>
+          <w:sz w:val="22"/>
+          <w:szCs w:val="22"/>
         </w:rPr>
         <w:t>settle</w:t>
       </w:r>
       <w:r>
         <w:rPr>
+          <w:rFonts w:ascii="Arial" w:hAnsi="Arial" w:cs="Arial"/>
           <w:spacing w:val="-16"/>
-        </w:rPr>
-        <w:t xml:space="preserve"> </w:t>
-      </w:r>
-      <w:r>
-        <w:rPr>
-          <w:spacing w:val="-10"/>
+          <w:sz w:val="22"/>
+          <w:szCs w:val="22"/>
+        </w:rPr>
+        <w:t xml:space="preserve"> </w:t>
+      </w:r>
+      <w:r>
+        <w:rPr>
+          <w:rFonts w:ascii="Arial" w:hAnsi="Arial" w:cs="Arial"/>
+          <w:spacing w:val="-10"/>
+          <w:sz w:val="22"/>
+          <w:szCs w:val="22"/>
         </w:rPr>
         <w:t>the</w:t>
       </w:r>
       <w:r>
         <w:rPr>
+          <w:rFonts w:ascii="Arial" w:hAnsi="Arial" w:cs="Arial"/>
           <w:spacing w:val="-16"/>
-        </w:rPr>
-        <w:t xml:space="preserve"> </w:t>
-      </w:r>
-      <w:r>
-        <w:rPr>
-          <w:spacing w:val="-10"/>
-        </w:rPr>
-        <w:t>outstandingdues to</w:t>
-      </w:r>
-      <w:r>
-        <w:rPr>
+          <w:sz w:val="22"/>
+          <w:szCs w:val="22"/>
+        </w:rPr>
+        <w:t xml:space="preserve"> </w:t>
+      </w:r>
+      <w:r>
+        <w:rPr>
+          <w:rFonts w:ascii="Arial" w:hAnsi="Arial" w:cs="Arial"/>
+          <w:spacing w:val="-10"/>
+          <w:sz w:val="22"/>
+          <w:szCs w:val="22"/>
+        </w:rPr>
+        <w:t>outstanding</w:t>
+      </w:r>
+      <w:r>
+        <w:rPr>
+          <w:rFonts w:ascii="Arial" w:hAnsi="Arial" w:cs="Arial"/>
+          <w:spacing w:val="-10"/>
+          <w:sz w:val="22"/>
+          <w:szCs w:val="22"/>
+        </w:rPr>
+        <w:t xml:space="preserve"> </w:t>
+      </w:r>
+      <w:r>
+        <w:rPr>
+          <w:rFonts w:ascii="Arial" w:hAnsi="Arial" w:cs="Arial"/>
+          <w:spacing w:val="-10"/>
+          <w:sz w:val="22"/>
+          <w:szCs w:val="22"/>
+        </w:rPr>
+        <w:t>dues to</w:t>
+      </w:r>
+      <w:r>
+        <w:rPr>
+          <w:rFonts w:ascii="Arial" w:hAnsi="Arial" w:cs="Arial"/>
           <w:spacing w:val="-13"/>
-        </w:rPr>
-        <w:t xml:space="preserve"> </w:t>
-      </w:r>
-      <w:r>
-        <w:rPr>
-          <w:spacing w:val="-10"/>
+          <w:sz w:val="22"/>
+          <w:szCs w:val="22"/>
+        </w:rPr>
+        <w:t xml:space="preserve"> </w:t>
+      </w:r>
+      <w:r>
+        <w:rPr>
+          <w:rFonts w:ascii="Arial" w:hAnsi="Arial" w:cs="Arial"/>
+          <w:spacing w:val="-10"/>
+          <w:sz w:val="22"/>
+          <w:szCs w:val="22"/>
         </w:rPr>
         <w:t>prevent</w:t>
       </w:r>
       <w:r>
-        <w:t xml:space="preserve"> </w:t>
-      </w:r>
-      <w:r>
-        <w:rPr>
-          <w:spacing w:val="-10"/>
+        <w:rPr>
+          <w:rFonts w:ascii="Arial" w:hAnsi="Arial" w:cs="Arial"/>
+          <w:sz w:val="22"/>
+          <w:szCs w:val="22"/>
+        </w:rPr>
+        <w:t xml:space="preserve"> </w:t>
+      </w:r>
+      <w:r>
+        <w:rPr>
+          <w:rFonts w:ascii="Arial" w:hAnsi="Arial" w:cs="Arial"/>
+          <w:spacing w:val="-10"/>
+          <w:sz w:val="22"/>
+          <w:szCs w:val="22"/>
         </w:rPr>
         <w:t>the</w:t>
       </w:r>
       <w:r>
         <w:rPr>
+          <w:rFonts w:ascii="Arial" w:hAnsi="Arial" w:cs="Arial"/>
           <w:spacing w:val="-16"/>
-        </w:rPr>
-        <w:t xml:space="preserve"> </w:t>
-      </w:r>
-      <w:r>
-        <w:rPr>
-          <w:spacing w:val="-10"/>
+          <w:sz w:val="22"/>
+          <w:szCs w:val="22"/>
+        </w:rPr>
+        <w:t xml:space="preserve"> </w:t>
+      </w:r>
+      <w:r>
+        <w:rPr>
+          <w:rFonts w:ascii="Arial" w:hAnsi="Arial" w:cs="Arial"/>
+          <w:spacing w:val="-10"/>
+          <w:sz w:val="22"/>
+          <w:szCs w:val="22"/>
         </w:rPr>
         <w:t>auction</w:t>
       </w:r>
       <w:r>
         <w:rPr>
+          <w:rFonts w:ascii="Arial" w:hAnsi="Arial" w:cs="Arial"/>
           <w:spacing w:val="-13"/>
-        </w:rPr>
-        <w:t xml:space="preserve"> </w:t>
-      </w:r>
-      <w:r>
-        <w:rPr>
-          <w:spacing w:val="-10"/>
+          <w:sz w:val="22"/>
+          <w:szCs w:val="22"/>
+        </w:rPr>
+        <w:t xml:space="preserve"> </w:t>
+      </w:r>
+      <w:r>
+        <w:rPr>
+          <w:rFonts w:ascii="Arial" w:hAnsi="Arial" w:cs="Arial"/>
+          <w:spacing w:val="-10"/>
+          <w:sz w:val="22"/>
+          <w:szCs w:val="22"/>
         </w:rPr>
         <w:t>process from</w:t>
       </w:r>
       <w:r>
         <w:rPr>
+          <w:rFonts w:ascii="Arial" w:hAnsi="Arial" w:cs="Arial"/>
           <w:spacing w:val="-23"/>
-        </w:rPr>
-        <w:t xml:space="preserve"> </w:t>
-      </w:r>
-      <w:r>
-        <w:rPr>
-          <w:spacing w:val="-10"/>
-        </w:rPr>
-        <w:t>movingforward.</w:t>
+          <w:sz w:val="22"/>
+          <w:szCs w:val="22"/>
+        </w:rPr>
+        <w:t xml:space="preserve"> </w:t>
+      </w:r>
+      <w:r>
+        <w:rPr>
+          <w:rFonts w:ascii="Arial" w:hAnsi="Arial" w:cs="Arial"/>
+          <w:spacing w:val="-10"/>
+          <w:sz w:val="22"/>
+          <w:szCs w:val="22"/>
+        </w:rPr>
+        <w:t>moving f</w:t>
+      </w:r>
+      <w:r>
+        <w:rPr>
+          <w:rFonts w:ascii="Arial" w:hAnsi="Arial" w:cs="Arial"/>
+          <w:spacing w:val="-10"/>
+          <w:sz w:val="22"/>
+          <w:szCs w:val="22"/>
+        </w:rPr>
+        <w:t>orward.</w:t>
       </w:r>
     </w:p>
     <w:p>
       <w:pPr>
         <w:pStyle w:val="BodyText"/>
-        <w:spacing w:before="184" w:line="225" w:lineRule="auto"/>
+        <w:spacing w:before="184"/>
         <w:ind w:left="85"/>
+        <w:rPr>
+          <w:rFonts w:ascii="Arial" w:hAnsi="Arial" w:cs="Arial"/>
+          <w:sz w:val="22"/>
+          <w:szCs w:val="22"/>
+        </w:rPr>
       </w:pPr>
       <w:r>
         <w:rPr>
-          <w:spacing w:val="-6"/>
-          <w:w w:val="90"/>
+          <w:rFonts w:ascii="Arial" w:hAnsi="Arial" w:cs="Arial"/>
+          <w:spacing w:val="-6"/>
+          <w:w w:val="90"/>
+          <w:sz w:val="22"/>
+          <w:szCs w:val="22"/>
         </w:rPr>
         <w:t>Please</w:t>
       </w:r>
       <w:r>
         <w:rPr>
+          <w:rFonts w:ascii="Arial" w:hAnsi="Arial" w:cs="Arial"/>
           <w:spacing w:val="-13"/>
           <w:w w:val="90"/>
-        </w:rPr>
-        <w:t xml:space="preserve"> </w:t>
-      </w:r>
-      <w:r>
-        <w:rPr>
-          <w:spacing w:val="-6"/>
-          <w:w w:val="90"/>
+          <w:sz w:val="22"/>
+          <w:szCs w:val="22"/>
+        </w:rPr>
+        <w:t xml:space="preserve"> </w:t>
+      </w:r>
+      <w:r>
+        <w:rPr>
+          <w:rFonts w:ascii="Arial" w:hAnsi="Arial" w:cs="Arial"/>
+          <w:spacing w:val="-6"/>
+          <w:w w:val="90"/>
+          <w:sz w:val="22"/>
+          <w:szCs w:val="22"/>
         </w:rPr>
         <w:t>note</w:t>
       </w:r>
       <w:r>
         <w:rPr>
+          <w:rFonts w:ascii="Arial" w:hAnsi="Arial" w:cs="Arial"/>
           <w:spacing w:val="-13"/>
           <w:w w:val="90"/>
-        </w:rPr>
-        <w:t xml:space="preserve"> </w:t>
-      </w:r>
-      <w:r>
-        <w:rPr>
-          <w:spacing w:val="-6"/>
-          <w:w w:val="90"/>
+          <w:sz w:val="22"/>
+          <w:szCs w:val="22"/>
+        </w:rPr>
+        <w:t xml:space="preserve"> </w:t>
+      </w:r>
+      <w:r>
+        <w:rPr>
+          <w:rFonts w:ascii="Arial" w:hAnsi="Arial" w:cs="Arial"/>
+          <w:spacing w:val="-6"/>
+          <w:w w:val="90"/>
+          <w:sz w:val="22"/>
+          <w:szCs w:val="22"/>
         </w:rPr>
         <w:t>that</w:t>
       </w:r>
       <w:r>
         <w:rPr>
+          <w:rFonts w:ascii="Arial" w:hAnsi="Arial" w:cs="Arial"/>
           <w:spacing w:val="-1"/>
-        </w:rPr>
-        <w:t xml:space="preserve"> </w:t>
-      </w:r>
-      <w:r>
-        <w:rPr>
-          <w:spacing w:val="-6"/>
-          <w:w w:val="90"/>
+          <w:sz w:val="22"/>
+          <w:szCs w:val="22"/>
+        </w:rPr>
+        <w:t xml:space="preserve"> </w:t>
+      </w:r>
+      <w:r>
+        <w:rPr>
+          <w:rFonts w:ascii="Arial" w:hAnsi="Arial" w:cs="Arial"/>
+          <w:spacing w:val="-6"/>
+          <w:w w:val="90"/>
+          <w:sz w:val="22"/>
+          <w:szCs w:val="22"/>
         </w:rPr>
         <w:t>this notice</w:t>
       </w:r>
       <w:r>
         <w:rPr>
+          <w:rFonts w:ascii="Arial" w:hAnsi="Arial" w:cs="Arial"/>
           <w:spacing w:val="-13"/>
           <w:w w:val="90"/>
-        </w:rPr>
-        <w:t xml:space="preserve"> </w:t>
-      </w:r>
-      <w:r>
-        <w:rPr>
-          <w:spacing w:val="-6"/>
-          <w:w w:val="90"/>
+          <w:sz w:val="22"/>
+          <w:szCs w:val="22"/>
+        </w:rPr>
+        <w:t xml:space="preserve"> </w:t>
+      </w:r>
+      <w:r>
+        <w:rPr>
+          <w:rFonts w:ascii="Arial" w:hAnsi="Arial" w:cs="Arial"/>
+          <w:spacing w:val="-6"/>
+          <w:w w:val="90"/>
+          <w:sz w:val="22"/>
+          <w:szCs w:val="22"/>
         </w:rPr>
         <w:t>serves as a</w:t>
       </w:r>
       <w:r>
         <w:rPr>
+          <w:rFonts w:ascii="Arial" w:hAnsi="Arial" w:cs="Arial"/>
           <w:spacing w:val="-13"/>
           <w:w w:val="90"/>
-        </w:rPr>
-        <w:t xml:space="preserve"> </w:t>
-      </w:r>
-      <w:r>
-        <w:rPr>
-          <w:spacing w:val="-6"/>
-          <w:w w:val="90"/>
+          <w:sz w:val="22"/>
+          <w:szCs w:val="22"/>
+        </w:rPr>
+        <w:t xml:space="preserve"> </w:t>
+      </w:r>
+      <w:r>
+        <w:rPr>
+          <w:rFonts w:ascii="Arial" w:hAnsi="Arial" w:cs="Arial"/>
+          <w:spacing w:val="-6"/>
+          <w:w w:val="90"/>
+          <w:sz w:val="22"/>
+          <w:szCs w:val="22"/>
         </w:rPr>
         <w:t>final</w:t>
       </w:r>
       <w:r>
         <w:rPr>
-          <w:spacing w:val="-10"/>
-          <w:w w:val="90"/>
-        </w:rPr>
-        <w:t xml:space="preserve"> </w:t>
-      </w:r>
-      <w:r>
-        <w:rPr>
-          <w:spacing w:val="-6"/>
-          <w:w w:val="90"/>
+          <w:rFonts w:ascii="Arial" w:hAnsi="Arial" w:cs="Arial"/>
+          <w:spacing w:val="-10"/>
+          <w:w w:val="90"/>
+          <w:sz w:val="22"/>
+          <w:szCs w:val="22"/>
+        </w:rPr>
+        <w:t xml:space="preserve"> </w:t>
+      </w:r>
+      <w:r>
+        <w:rPr>
+          <w:rFonts w:ascii="Arial" w:hAnsi="Arial" w:cs="Arial"/>
+          <w:spacing w:val="-6"/>
+          <w:w w:val="90"/>
+          <w:sz w:val="22"/>
+          <w:szCs w:val="22"/>
         </w:rPr>
         <w:t>opportunity</w:t>
       </w:r>
       <w:r>
         <w:rPr>
+          <w:rFonts w:ascii="Arial" w:hAnsi="Arial" w:cs="Arial"/>
           <w:spacing w:val="-1"/>
-        </w:rPr>
-        <w:t xml:space="preserve"> </w:t>
-      </w:r>
-      <w:r>
-        <w:rPr>
-          <w:spacing w:val="-6"/>
-          <w:w w:val="90"/>
+          <w:sz w:val="22"/>
+          <w:szCs w:val="22"/>
+        </w:rPr>
+        <w:t xml:space="preserve"> </w:t>
+      </w:r>
+      <w:r>
+        <w:rPr>
+          <w:rFonts w:ascii="Arial" w:hAnsi="Arial" w:cs="Arial"/>
+          <w:spacing w:val="-6"/>
+          <w:w w:val="90"/>
+          <w:sz w:val="22"/>
+          <w:szCs w:val="22"/>
         </w:rPr>
         <w:t>to</w:t>
       </w:r>
       <w:r>
         <w:rPr>
-          <w:spacing w:val="-10"/>
-          <w:w w:val="90"/>
-        </w:rPr>
-        <w:t xml:space="preserve"> </w:t>
-      </w:r>
-      <w:r>
-        <w:rPr>
-          <w:spacing w:val="-6"/>
-          <w:w w:val="90"/>
+          <w:rFonts w:ascii="Arial" w:hAnsi="Arial" w:cs="Arial"/>
+          <w:spacing w:val="-10"/>
+          <w:w w:val="90"/>
+          <w:sz w:val="22"/>
+          <w:szCs w:val="22"/>
+        </w:rPr>
+        <w:t xml:space="preserve"> </w:t>
+      </w:r>
+      <w:r>
+        <w:rPr>
+          <w:rFonts w:ascii="Arial" w:hAnsi="Arial" w:cs="Arial"/>
+          <w:spacing w:val="-6"/>
+          <w:w w:val="90"/>
+          <w:sz w:val="22"/>
+          <w:szCs w:val="22"/>
         </w:rPr>
         <w:t>address the</w:t>
       </w:r>
       <w:r>
         <w:rPr>
+          <w:rFonts w:ascii="Arial" w:hAnsi="Arial" w:cs="Arial"/>
           <w:spacing w:val="-13"/>
           <w:w w:val="90"/>
-        </w:rPr>
-        <w:t xml:space="preserve"> </w:t>
-      </w:r>
-      <w:r>
-        <w:rPr>
-          <w:spacing w:val="-6"/>
-          <w:w w:val="90"/>
+          <w:sz w:val="22"/>
+          <w:szCs w:val="22"/>
+        </w:rPr>
+        <w:t xml:space="preserve"> </w:t>
+      </w:r>
+      <w:r>
+        <w:rPr>
+          <w:rFonts w:ascii="Arial" w:hAnsi="Arial" w:cs="Arial"/>
+          <w:spacing w:val="-6"/>
+          <w:w w:val="90"/>
+          <w:sz w:val="22"/>
+          <w:szCs w:val="22"/>
         </w:rPr>
         <w:t>overdue</w:t>
       </w:r>
       <w:r>
         <w:rPr>
+          <w:rFonts w:ascii="Arial" w:hAnsi="Arial" w:cs="Arial"/>
           <w:spacing w:val="-13"/>
           <w:w w:val="90"/>
-        </w:rPr>
-        <w:t xml:space="preserve"> </w:t>
-      </w:r>
-      <w:r>
-        <w:rPr>
-          <w:spacing w:val="-6"/>
-          <w:w w:val="90"/>
+          <w:sz w:val="22"/>
+          <w:szCs w:val="22"/>
+        </w:rPr>
+        <w:t xml:space="preserve"> </w:t>
+      </w:r>
+      <w:r>
+        <w:rPr>
+          <w:rFonts w:ascii="Arial" w:hAnsi="Arial" w:cs="Arial"/>
+          <w:spacing w:val="-6"/>
+          <w:w w:val="90"/>
+          <w:sz w:val="22"/>
+          <w:szCs w:val="22"/>
         </w:rPr>
         <w:t>amount</w:t>
       </w:r>
       <w:r>
         <w:rPr>
+          <w:rFonts w:ascii="Arial" w:hAnsi="Arial" w:cs="Arial"/>
           <w:spacing w:val="-1"/>
-        </w:rPr>
-        <w:t xml:space="preserve"> </w:t>
-      </w:r>
-      <w:r>
-        <w:rPr>
-          <w:spacing w:val="-6"/>
-          <w:w w:val="90"/>
+          <w:sz w:val="22"/>
+          <w:szCs w:val="22"/>
+        </w:rPr>
+        <w:t xml:space="preserve"> </w:t>
+      </w:r>
+      <w:r>
+        <w:rPr>
+          <w:rFonts w:ascii="Arial" w:hAnsi="Arial" w:cs="Arial"/>
+          <w:spacing w:val="-6"/>
+          <w:w w:val="90"/>
+          <w:sz w:val="22"/>
+          <w:szCs w:val="22"/>
         </w:rPr>
         <w:t>and</w:t>
       </w:r>
       <w:r>
         <w:rPr>
-          <w:spacing w:val="-10"/>
-          <w:w w:val="90"/>
-        </w:rPr>
-        <w:t xml:space="preserve"> </w:t>
-      </w:r>
-      <w:r>
-        <w:rPr>
-          <w:spacing w:val="-6"/>
-          <w:w w:val="90"/>
+          <w:rFonts w:ascii="Arial" w:hAnsi="Arial" w:cs="Arial"/>
+          <w:spacing w:val="-10"/>
+          <w:w w:val="90"/>
+          <w:sz w:val="22"/>
+          <w:szCs w:val="22"/>
+        </w:rPr>
+        <w:t xml:space="preserve"> </w:t>
+      </w:r>
+      <w:r>
+        <w:rPr>
+          <w:rFonts w:ascii="Arial" w:hAnsi="Arial" w:cs="Arial"/>
+          <w:spacing w:val="-6"/>
+          <w:w w:val="90"/>
+          <w:sz w:val="22"/>
+          <w:szCs w:val="22"/>
         </w:rPr>
         <w:t>avoid</w:t>
       </w:r>
       <w:r>
         <w:rPr>
-          <w:spacing w:val="-10"/>
-          <w:w w:val="90"/>
-        </w:rPr>
-        <w:t xml:space="preserve"> </w:t>
-      </w:r>
-      <w:r>
-        <w:rPr>
-          <w:spacing w:val="-6"/>
-          <w:w w:val="90"/>
+          <w:rFonts w:ascii="Arial" w:hAnsi="Arial" w:cs="Arial"/>
+          <w:spacing w:val="-10"/>
+          <w:w w:val="90"/>
+          <w:sz w:val="22"/>
+          <w:szCs w:val="22"/>
+        </w:rPr>
+        <w:t xml:space="preserve"> </w:t>
+      </w:r>
+      <w:r>
+        <w:rPr>
+          <w:rFonts w:ascii="Arial" w:hAnsi="Arial" w:cs="Arial"/>
+          <w:spacing w:val="-6"/>
+          <w:w w:val="90"/>
+          <w:sz w:val="22"/>
+          <w:szCs w:val="22"/>
         </w:rPr>
         <w:t>the</w:t>
       </w:r>
       <w:r>
         <w:rPr>
+          <w:rFonts w:ascii="Arial" w:hAnsi="Arial" w:cs="Arial"/>
           <w:spacing w:val="-13"/>
           <w:w w:val="90"/>
-        </w:rPr>
-        <w:t xml:space="preserve"> </w:t>
-      </w:r>
-      <w:r>
-        <w:rPr>
-          <w:spacing w:val="-6"/>
-          <w:w w:val="90"/>
+          <w:sz w:val="22"/>
+          <w:szCs w:val="22"/>
+        </w:rPr>
+        <w:t xml:space="preserve"> </w:t>
+      </w:r>
+      <w:r>
+        <w:rPr>
+          <w:rFonts w:ascii="Arial" w:hAnsi="Arial" w:cs="Arial"/>
+          <w:spacing w:val="-6"/>
+          <w:w w:val="90"/>
+          <w:sz w:val="22"/>
+          <w:szCs w:val="22"/>
         </w:rPr>
         <w:t>auction</w:t>
       </w:r>
       <w:r>
         <w:rPr>
-          <w:spacing w:val="-10"/>
-          <w:w w:val="90"/>
-        </w:rPr>
-        <w:t xml:space="preserve"> </w:t>
-      </w:r>
-      <w:r>
-        <w:rPr>
-          <w:spacing w:val="-6"/>
-          <w:w w:val="90"/>
+          <w:rFonts w:ascii="Arial" w:hAnsi="Arial" w:cs="Arial"/>
+          <w:spacing w:val="-10"/>
+          <w:w w:val="90"/>
+          <w:sz w:val="22"/>
+          <w:szCs w:val="22"/>
+        </w:rPr>
+        <w:t xml:space="preserve"> </w:t>
+      </w:r>
+      <w:r>
+        <w:rPr>
+          <w:rFonts w:ascii="Arial" w:hAnsi="Arial" w:cs="Arial"/>
+          <w:spacing w:val="-6"/>
+          <w:w w:val="90"/>
+          <w:sz w:val="22"/>
+          <w:szCs w:val="22"/>
         </w:rPr>
         <w:t>of your vehicle. We</w:t>
       </w:r>
       <w:r>
         <w:rPr>
+          <w:rFonts w:ascii="Arial" w:hAnsi="Arial" w:cs="Arial"/>
           <w:spacing w:val="-13"/>
           <w:w w:val="90"/>
-        </w:rPr>
-        <w:t xml:space="preserve"> </w:t>
-      </w:r>
-      <w:r>
-        <w:rPr>
-          <w:spacing w:val="-6"/>
-          <w:w w:val="90"/>
+          <w:sz w:val="22"/>
+          <w:szCs w:val="22"/>
+        </w:rPr>
+        <w:t xml:space="preserve"> </w:t>
+      </w:r>
+      <w:r>
+        <w:rPr>
+          <w:rFonts w:ascii="Arial" w:hAnsi="Arial" w:cs="Arial"/>
+          <w:spacing w:val="-6"/>
+          <w:w w:val="90"/>
+          <w:sz w:val="22"/>
+          <w:szCs w:val="22"/>
         </w:rPr>
         <w:t>remain</w:t>
       </w:r>
       <w:r>
         <w:rPr>
-          <w:spacing w:val="-10"/>
-          <w:w w:val="90"/>
-        </w:rPr>
-        <w:t xml:space="preserve"> </w:t>
-      </w:r>
-      <w:r>
-        <w:rPr>
-          <w:spacing w:val="-6"/>
-          <w:w w:val="90"/>
+          <w:rFonts w:ascii="Arial" w:hAnsi="Arial" w:cs="Arial"/>
+          <w:spacing w:val="-10"/>
+          <w:w w:val="90"/>
+          <w:sz w:val="22"/>
+          <w:szCs w:val="22"/>
+        </w:rPr>
+        <w:t xml:space="preserve"> </w:t>
+      </w:r>
+      <w:r>
+        <w:rPr>
+          <w:rFonts w:ascii="Arial" w:hAnsi="Arial" w:cs="Arial"/>
+          <w:spacing w:val="-6"/>
+          <w:w w:val="90"/>
+          <w:sz w:val="22"/>
+          <w:szCs w:val="22"/>
         </w:rPr>
         <w:t>committed</w:t>
       </w:r>
       <w:r>
         <w:rPr>
-          <w:spacing w:val="-10"/>
-          <w:w w:val="90"/>
-        </w:rPr>
-        <w:t xml:space="preserve"> </w:t>
-      </w:r>
-      <w:r>
-        <w:rPr>
-          <w:spacing w:val="-6"/>
-          <w:w w:val="90"/>
+          <w:rFonts w:ascii="Arial" w:hAnsi="Arial" w:cs="Arial"/>
+          <w:spacing w:val="-10"/>
+          <w:w w:val="90"/>
+          <w:sz w:val="22"/>
+          <w:szCs w:val="22"/>
+        </w:rPr>
+        <w:t xml:space="preserve"> </w:t>
+      </w:r>
+      <w:r>
+        <w:rPr>
+          <w:rFonts w:ascii="Arial" w:hAnsi="Arial" w:cs="Arial"/>
+          <w:spacing w:val="-6"/>
+          <w:w w:val="90"/>
+          <w:sz w:val="22"/>
+          <w:szCs w:val="22"/>
         </w:rPr>
         <w:t>to</w:t>
       </w:r>
       <w:r>
         <w:rPr>
-          <w:spacing w:val="-10"/>
-          <w:w w:val="90"/>
-        </w:rPr>
-        <w:t xml:space="preserve"> </w:t>
-      </w:r>
-      <w:r>
-        <w:rPr>
-          <w:spacing w:val="-6"/>
-          <w:w w:val="90"/>
+          <w:rFonts w:ascii="Arial" w:hAnsi="Arial" w:cs="Arial"/>
+          <w:spacing w:val="-10"/>
+          <w:w w:val="90"/>
+          <w:sz w:val="22"/>
+          <w:szCs w:val="22"/>
+        </w:rPr>
+        <w:t xml:space="preserve"> </w:t>
+      </w:r>
+      <w:r>
+        <w:rPr>
+          <w:rFonts w:ascii="Arial" w:hAnsi="Arial" w:cs="Arial"/>
+          <w:spacing w:val="-6"/>
+          <w:w w:val="90"/>
+          <w:sz w:val="22"/>
+          <w:szCs w:val="22"/>
         </w:rPr>
         <w:t>assisting</w:t>
       </w:r>
       <w:r>
         <w:rPr>
+          <w:rFonts w:ascii="Arial" w:hAnsi="Arial" w:cs="Arial"/>
           <w:spacing w:val="-23"/>
           <w:w w:val="90"/>
-        </w:rPr>
-        <w:t xml:space="preserve"> </w:t>
-      </w:r>
-      <w:r>
-        <w:rPr>
-          <w:spacing w:val="-6"/>
-          <w:w w:val="90"/>
+          <w:sz w:val="22"/>
+          <w:szCs w:val="22"/>
+        </w:rPr>
+        <w:t xml:space="preserve"> </w:t>
+      </w:r>
+      <w:r>
+        <w:rPr>
+          <w:rFonts w:ascii="Arial" w:hAnsi="Arial" w:cs="Arial"/>
+          <w:spacing w:val="-6"/>
+          <w:w w:val="90"/>
+          <w:sz w:val="22"/>
+          <w:szCs w:val="22"/>
         </w:rPr>
         <w:t>you</w:t>
       </w:r>
       <w:r>
         <w:rPr>
-          <w:spacing w:val="-10"/>
-          <w:w w:val="90"/>
-        </w:rPr>
-        <w:t xml:space="preserve"> </w:t>
-      </w:r>
-      <w:r>
-        <w:rPr>
-          <w:spacing w:val="-6"/>
-          <w:w w:val="90"/>
+          <w:rFonts w:ascii="Arial" w:hAnsi="Arial" w:cs="Arial"/>
+          <w:spacing w:val="-10"/>
+          <w:w w:val="90"/>
+          <w:sz w:val="22"/>
+          <w:szCs w:val="22"/>
+        </w:rPr>
+        <w:t xml:space="preserve"> </w:t>
+      </w:r>
+      <w:r>
+        <w:rPr>
+          <w:rFonts w:ascii="Arial" w:hAnsi="Arial" w:cs="Arial"/>
+          <w:spacing w:val="-6"/>
+          <w:w w:val="90"/>
+          <w:sz w:val="22"/>
+          <w:szCs w:val="22"/>
         </w:rPr>
         <w:t>in</w:t>
       </w:r>
       <w:r>
         <w:rPr>
-          <w:spacing w:val="-10"/>
-          <w:w w:val="90"/>
-        </w:rPr>
-        <w:t xml:space="preserve"> </w:t>
-      </w:r>
-      <w:r>
-        <w:rPr>
-          <w:spacing w:val="-6"/>
-          <w:w w:val="90"/>
+          <w:rFonts w:ascii="Arial" w:hAnsi="Arial" w:cs="Arial"/>
+          <w:spacing w:val="-10"/>
+          <w:w w:val="90"/>
+          <w:sz w:val="22"/>
+          <w:szCs w:val="22"/>
+        </w:rPr>
+        <w:t xml:space="preserve"> </w:t>
+      </w:r>
+      <w:r>
+        <w:rPr>
+          <w:rFonts w:ascii="Arial" w:hAnsi="Arial" w:cs="Arial"/>
+          <w:spacing w:val="-6"/>
+          <w:w w:val="90"/>
+          <w:sz w:val="22"/>
+          <w:szCs w:val="22"/>
         </w:rPr>
         <w:t>finding</w:t>
       </w:r>
       <w:r>
         <w:rPr>
+          <w:rFonts w:ascii="Arial" w:hAnsi="Arial" w:cs="Arial"/>
           <w:spacing w:val="-23"/>
           <w:w w:val="90"/>
-        </w:rPr>
-        <w:t xml:space="preserve"> </w:t>
-      </w:r>
-      <w:r>
-        <w:rPr>
-          <w:spacing w:val="-6"/>
-          <w:w w:val="90"/>
+          <w:sz w:val="22"/>
+          <w:szCs w:val="22"/>
+        </w:rPr>
+        <w:t xml:space="preserve"> </w:t>
+      </w:r>
+      <w:r>
+        <w:rPr>
+          <w:rFonts w:ascii="Arial" w:hAnsi="Arial" w:cs="Arial"/>
+          <w:spacing w:val="-6"/>
+          <w:w w:val="90"/>
+          <w:sz w:val="22"/>
+          <w:szCs w:val="22"/>
         </w:rPr>
         <w:t>an</w:t>
       </w:r>
       <w:r>
         <w:rPr>
-          <w:spacing w:val="-10"/>
-          <w:w w:val="90"/>
-        </w:rPr>
-        <w:t xml:space="preserve"> </w:t>
-      </w:r>
-      <w:r>
-        <w:rPr>
-          <w:spacing w:val="-6"/>
-          <w:w w:val="90"/>
+          <w:rFonts w:ascii="Arial" w:hAnsi="Arial" w:cs="Arial"/>
+          <w:spacing w:val="-10"/>
+          <w:w w:val="90"/>
+          <w:sz w:val="22"/>
+          <w:szCs w:val="22"/>
+        </w:rPr>
+        <w:t xml:space="preserve"> </w:t>
+      </w:r>
+      <w:r>
+        <w:rPr>
+          <w:rFonts w:ascii="Arial" w:hAnsi="Arial" w:cs="Arial"/>
+          <w:spacing w:val="-6"/>
+          <w:w w:val="90"/>
+          <w:sz w:val="22"/>
+          <w:szCs w:val="22"/>
         </w:rPr>
         <w:t>amicable</w:t>
       </w:r>
       <w:r>
-        <w:t xml:space="preserve"> </w:t>
-      </w:r>
-      <w:r>
-        <w:rPr>
-          <w:spacing w:val="-6"/>
+        <w:rPr>
+          <w:rFonts w:ascii="Arial" w:hAnsi="Arial" w:cs="Arial"/>
+          <w:sz w:val="22"/>
+          <w:szCs w:val="22"/>
+        </w:rPr>
+        <w:t xml:space="preserve"> </w:t>
+      </w:r>
+      <w:r>
+        <w:rPr>
+          <w:rFonts w:ascii="Arial" w:hAnsi="Arial" w:cs="Arial"/>
+          <w:spacing w:val="-6"/>
+          <w:sz w:val="22"/>
+          <w:szCs w:val="22"/>
         </w:rPr>
         <w:t>solution</w:t>
       </w:r>
       <w:r>
         <w:rPr>
+          <w:rFonts w:ascii="Arial" w:hAnsi="Arial" w:cs="Arial"/>
           <w:spacing w:val="-17"/>
-        </w:rPr>
-        <w:t xml:space="preserve"> </w:t>
-      </w:r>
-      <w:r>
-        <w:rPr>
-          <w:spacing w:val="-6"/>
+          <w:sz w:val="22"/>
+          <w:szCs w:val="22"/>
+        </w:rPr>
+        <w:t xml:space="preserve"> </w:t>
+      </w:r>
+      <w:r>
+        <w:rPr>
+          <w:rFonts w:ascii="Arial" w:hAnsi="Arial" w:cs="Arial"/>
+          <w:spacing w:val="-6"/>
+          <w:sz w:val="22"/>
+          <w:szCs w:val="22"/>
         </w:rPr>
         <w:t>to</w:t>
       </w:r>
       <w:r>
         <w:rPr>
+          <w:rFonts w:ascii="Arial" w:hAnsi="Arial" w:cs="Arial"/>
           <w:spacing w:val="-17"/>
-        </w:rPr>
-        <w:t xml:space="preserve"> </w:t>
-      </w:r>
-      <w:r>
-        <w:rPr>
-          <w:spacing w:val="-6"/>
+          <w:sz w:val="22"/>
+          <w:szCs w:val="22"/>
+        </w:rPr>
+        <w:t xml:space="preserve"> </w:t>
+      </w:r>
+      <w:r>
+        <w:rPr>
+          <w:rFonts w:ascii="Arial" w:hAnsi="Arial" w:cs="Arial"/>
+          <w:spacing w:val="-6"/>
+          <w:sz w:val="22"/>
+          <w:szCs w:val="22"/>
         </w:rPr>
         <w:t>resolve</w:t>
       </w:r>
       <w:r>
         <w:rPr>
+          <w:rFonts w:ascii="Arial" w:hAnsi="Arial" w:cs="Arial"/>
           <w:spacing w:val="-20"/>
-        </w:rPr>
-        <w:t xml:space="preserve"> </w:t>
-      </w:r>
-      <w:r>
-        <w:rPr>
-          <w:spacing w:val="-6"/>
+          <w:sz w:val="22"/>
+          <w:szCs w:val="22"/>
+        </w:rPr>
+        <w:t xml:space="preserve"> </w:t>
+      </w:r>
+      <w:r>
+        <w:rPr>
+          <w:rFonts w:ascii="Arial" w:hAnsi="Arial" w:cs="Arial"/>
+          <w:spacing w:val="-6"/>
+          <w:sz w:val="22"/>
+          <w:szCs w:val="22"/>
         </w:rPr>
         <w:t>this</w:t>
       </w:r>
       <w:r>
         <w:rPr>
+          <w:rFonts w:ascii="Arial" w:hAnsi="Arial" w:cs="Arial"/>
           <w:spacing w:val="-12"/>
-        </w:rPr>
-        <w:t xml:space="preserve"> </w:t>
-      </w:r>
-      <w:r>
-        <w:rPr>
-          <w:spacing w:val="-6"/>
+          <w:sz w:val="22"/>
+          <w:szCs w:val="22"/>
+        </w:rPr>
+        <w:t xml:space="preserve"> </w:t>
+      </w:r>
+      <w:r>
+        <w:rPr>
+          <w:rFonts w:ascii="Arial" w:hAnsi="Arial" w:cs="Arial"/>
+          <w:spacing w:val="-6"/>
+          <w:sz w:val="22"/>
+          <w:szCs w:val="22"/>
         </w:rPr>
         <w:t>matter</w:t>
       </w:r>
       <w:r>
         <w:rPr>
+          <w:rFonts w:ascii="Arial" w:hAnsi="Arial" w:cs="Arial"/>
           <w:spacing w:val="-14"/>
-        </w:rPr>
-        <w:t xml:space="preserve"> </w:t>
-      </w:r>
-      <w:r>
-        <w:rPr>
-          <w:spacing w:val="-6"/>
+          <w:sz w:val="22"/>
+          <w:szCs w:val="22"/>
+        </w:rPr>
+        <w:t xml:space="preserve"> </w:t>
+      </w:r>
+      <w:r>
+        <w:rPr>
+          <w:rFonts w:ascii="Arial" w:hAnsi="Arial" w:cs="Arial"/>
+          <w:spacing w:val="-6"/>
+          <w:sz w:val="22"/>
+          <w:szCs w:val="22"/>
         </w:rPr>
         <w:t>promptly.</w:t>
       </w:r>
@@ -2068,1412 +3182,1675 @@
     <w:p>
       <w:pPr>
         <w:pStyle w:val="BodyText"/>
-        <w:spacing w:before="183" w:line="225" w:lineRule="auto"/>
+        <w:spacing w:before="183"/>
         <w:ind w:left="85" w:right="171"/>
+        <w:rPr>
+          <w:rFonts w:ascii="Arial" w:hAnsi="Arial" w:cs="Arial"/>
+          <w:sz w:val="22"/>
+          <w:szCs w:val="22"/>
+        </w:rPr>
       </w:pPr>
       <w:r>
         <w:rPr>
-          <w:spacing w:val="-6"/>
-          <w:w w:val="90"/>
+          <w:rFonts w:ascii="Arial" w:hAnsi="Arial" w:cs="Arial"/>
+          <w:spacing w:val="-6"/>
+          <w:w w:val="90"/>
+          <w:sz w:val="22"/>
+          <w:szCs w:val="22"/>
         </w:rPr>
         <w:t>For</w:t>
       </w:r>
       <w:r>
         <w:rPr>
+          <w:rFonts w:ascii="Arial" w:hAnsi="Arial" w:cs="Arial"/>
           <w:spacing w:val="-8"/>
           <w:w w:val="90"/>
-        </w:rPr>
-        <w:t xml:space="preserve"> </w:t>
-      </w:r>
-      <w:r>
-        <w:rPr>
-          <w:spacing w:val="-6"/>
-          <w:w w:val="90"/>
+          <w:sz w:val="22"/>
+          <w:szCs w:val="22"/>
+        </w:rPr>
+        <w:t xml:space="preserve"> </w:t>
+      </w:r>
+      <w:r>
+        <w:rPr>
+          <w:rFonts w:ascii="Arial" w:hAnsi="Arial" w:cs="Arial"/>
+          <w:spacing w:val="-6"/>
+          <w:w w:val="90"/>
+          <w:sz w:val="22"/>
+          <w:szCs w:val="22"/>
         </w:rPr>
         <w:t>any</w:t>
       </w:r>
       <w:r>
         <w:rPr>
-          <w:spacing w:val="-4"/>
-        </w:rPr>
-        <w:t xml:space="preserve"> </w:t>
-      </w:r>
-      <w:r>
-        <w:rPr>
-          <w:spacing w:val="-6"/>
-          <w:w w:val="90"/>
+          <w:rFonts w:ascii="Arial" w:hAnsi="Arial" w:cs="Arial"/>
+          <w:spacing w:val="-4"/>
+          <w:sz w:val="22"/>
+          <w:szCs w:val="22"/>
+        </w:rPr>
+        <w:t xml:space="preserve"> </w:t>
+      </w:r>
+      <w:r>
+        <w:rPr>
+          <w:rFonts w:ascii="Arial" w:hAnsi="Arial" w:cs="Arial"/>
+          <w:spacing w:val="-6"/>
+          <w:w w:val="90"/>
+          <w:sz w:val="22"/>
+          <w:szCs w:val="22"/>
         </w:rPr>
         <w:t>clarifications related</w:t>
       </w:r>
       <w:r>
         <w:rPr>
+          <w:rFonts w:ascii="Arial" w:hAnsi="Arial" w:cs="Arial"/>
           <w:spacing w:val="-11"/>
           <w:w w:val="90"/>
-        </w:rPr>
-        <w:t xml:space="preserve"> </w:t>
-      </w:r>
-      <w:r>
-        <w:rPr>
-          <w:spacing w:val="-6"/>
-          <w:w w:val="90"/>
+          <w:sz w:val="22"/>
+          <w:szCs w:val="22"/>
+        </w:rPr>
+        <w:t xml:space="preserve"> </w:t>
+      </w:r>
+      <w:r>
+        <w:rPr>
+          <w:rFonts w:ascii="Arial" w:hAnsi="Arial" w:cs="Arial"/>
+          <w:spacing w:val="-6"/>
+          <w:w w:val="90"/>
+          <w:sz w:val="22"/>
+          <w:szCs w:val="22"/>
         </w:rPr>
         <w:t>to</w:t>
       </w:r>
       <w:r>
         <w:rPr>
+          <w:rFonts w:ascii="Arial" w:hAnsi="Arial" w:cs="Arial"/>
           <w:spacing w:val="-11"/>
           <w:w w:val="90"/>
-        </w:rPr>
-        <w:t xml:space="preserve"> </w:t>
-      </w:r>
-      <w:r>
-        <w:rPr>
-          <w:spacing w:val="-6"/>
-          <w:w w:val="90"/>
+          <w:sz w:val="22"/>
+          <w:szCs w:val="22"/>
+        </w:rPr>
+        <w:t xml:space="preserve"> </w:t>
+      </w:r>
+      <w:r>
+        <w:rPr>
+          <w:rFonts w:ascii="Arial" w:hAnsi="Arial" w:cs="Arial"/>
+          <w:spacing w:val="-6"/>
+          <w:w w:val="90"/>
+          <w:sz w:val="22"/>
+          <w:szCs w:val="22"/>
         </w:rPr>
         <w:t>payment,</w:t>
       </w:r>
       <w:r>
         <w:rPr>
+          <w:rFonts w:ascii="Arial" w:hAnsi="Arial" w:cs="Arial"/>
           <w:spacing w:val="-7"/>
           <w:w w:val="90"/>
-        </w:rPr>
-        <w:t xml:space="preserve"> </w:t>
-      </w:r>
-      <w:r>
-        <w:rPr>
-          <w:spacing w:val="-6"/>
-          <w:w w:val="90"/>
+          <w:sz w:val="22"/>
+          <w:szCs w:val="22"/>
+        </w:rPr>
+        <w:t xml:space="preserve"> </w:t>
+      </w:r>
+      <w:r>
+        <w:rPr>
+          <w:rFonts w:ascii="Arial" w:hAnsi="Arial" w:cs="Arial"/>
+          <w:spacing w:val="-6"/>
+          <w:w w:val="90"/>
+          <w:sz w:val="22"/>
+          <w:szCs w:val="22"/>
         </w:rPr>
         <w:t>you</w:t>
       </w:r>
       <w:r>
         <w:rPr>
+          <w:rFonts w:ascii="Arial" w:hAnsi="Arial" w:cs="Arial"/>
           <w:spacing w:val="-11"/>
           <w:w w:val="90"/>
-        </w:rPr>
-        <w:t xml:space="preserve"> </w:t>
-      </w:r>
-      <w:r>
-        <w:rPr>
-          <w:spacing w:val="-6"/>
-          <w:w w:val="90"/>
+          <w:sz w:val="22"/>
+          <w:szCs w:val="22"/>
+        </w:rPr>
+        <w:t xml:space="preserve"> </w:t>
+      </w:r>
+      <w:r>
+        <w:rPr>
+          <w:rFonts w:ascii="Arial" w:hAnsi="Arial" w:cs="Arial"/>
+          <w:spacing w:val="-6"/>
+          <w:w w:val="90"/>
+          <w:sz w:val="22"/>
+          <w:szCs w:val="22"/>
         </w:rPr>
         <w:t>may</w:t>
       </w:r>
       <w:r>
         <w:rPr>
-          <w:spacing w:val="-4"/>
-        </w:rPr>
-        <w:t xml:space="preserve"> </w:t>
-      </w:r>
-      <w:r>
-        <w:rPr>
-          <w:spacing w:val="-6"/>
-          <w:w w:val="90"/>
+          <w:rFonts w:ascii="Arial" w:hAnsi="Arial" w:cs="Arial"/>
+          <w:spacing w:val="-4"/>
+          <w:sz w:val="22"/>
+          <w:szCs w:val="22"/>
+        </w:rPr>
+        <w:t xml:space="preserve"> </w:t>
+      </w:r>
+      <w:r>
+        <w:rPr>
+          <w:rFonts w:ascii="Arial" w:hAnsi="Arial" w:cs="Arial"/>
+          <w:spacing w:val="-6"/>
+          <w:w w:val="90"/>
+          <w:sz w:val="22"/>
+          <w:szCs w:val="22"/>
         </w:rPr>
         <w:t>contact</w:t>
       </w:r>
       <w:r>
         <w:rPr>
-          <w:spacing w:val="-4"/>
-        </w:rPr>
-        <w:t xml:space="preserve"> </w:t>
-      </w:r>
-      <w:r>
-        <w:rPr>
-          <w:spacing w:val="-6"/>
-          <w:w w:val="90"/>
+          <w:rFonts w:ascii="Arial" w:hAnsi="Arial" w:cs="Arial"/>
+          <w:spacing w:val="-4"/>
+          <w:sz w:val="22"/>
+          <w:szCs w:val="22"/>
+        </w:rPr>
+        <w:t xml:space="preserve"> </w:t>
+      </w:r>
+      <w:r>
+        <w:rPr>
+          <w:rFonts w:ascii="Arial" w:hAnsi="Arial" w:cs="Arial"/>
+          <w:spacing w:val="-6"/>
+          <w:w w:val="90"/>
+          <w:sz w:val="22"/>
+          <w:szCs w:val="22"/>
         </w:rPr>
         <w:t>our</w:t>
       </w:r>
       <w:r>
         <w:rPr>
+          <w:rFonts w:ascii="Arial" w:hAnsi="Arial" w:cs="Arial"/>
           <w:spacing w:val="-8"/>
           <w:w w:val="90"/>
-        </w:rPr>
-        <w:t xml:space="preserve"> </w:t>
-      </w:r>
-      <w:r>
-        <w:rPr>
-          <w:spacing w:val="-6"/>
-          <w:w w:val="90"/>
+          <w:sz w:val="22"/>
+          <w:szCs w:val="22"/>
+        </w:rPr>
+        <w:t xml:space="preserve"> </w:t>
+      </w:r>
+      <w:r>
+        <w:rPr>
+          <w:rFonts w:ascii="Arial" w:hAnsi="Arial" w:cs="Arial"/>
+          <w:spacing w:val="-6"/>
+          <w:w w:val="90"/>
+          <w:sz w:val="22"/>
+          <w:szCs w:val="22"/>
         </w:rPr>
         <w:t>customer</w:t>
       </w:r>
       <w:r>
         <w:rPr>
+          <w:rFonts w:ascii="Arial" w:hAnsi="Arial" w:cs="Arial"/>
           <w:spacing w:val="-8"/>
           <w:w w:val="90"/>
-        </w:rPr>
-        <w:t xml:space="preserve"> </w:t>
-      </w:r>
-      <w:r>
-        <w:rPr>
-          <w:spacing w:val="-6"/>
-          <w:w w:val="90"/>
+          <w:sz w:val="22"/>
+          <w:szCs w:val="22"/>
+        </w:rPr>
+        <w:t xml:space="preserve"> </w:t>
+      </w:r>
+      <w:r>
+        <w:rPr>
+          <w:rFonts w:ascii="Arial" w:hAnsi="Arial" w:cs="Arial"/>
+          <w:spacing w:val="-6"/>
+          <w:w w:val="90"/>
+          <w:sz w:val="22"/>
+          <w:szCs w:val="22"/>
         </w:rPr>
         <w:t>service</w:t>
       </w:r>
       <w:r>
         <w:rPr>
+          <w:rFonts w:ascii="Arial" w:hAnsi="Arial" w:cs="Arial"/>
           <w:spacing w:val="-14"/>
           <w:w w:val="90"/>
-        </w:rPr>
-        <w:t xml:space="preserve"> </w:t>
-      </w:r>
-      <w:r>
-        <w:rPr>
-          <w:spacing w:val="-6"/>
-          <w:w w:val="90"/>
+          <w:sz w:val="22"/>
+          <w:szCs w:val="22"/>
+        </w:rPr>
+        <w:t xml:space="preserve"> </w:t>
+      </w:r>
+      <w:r>
+        <w:rPr>
+          <w:rFonts w:ascii="Arial" w:hAnsi="Arial" w:cs="Arial"/>
+          <w:spacing w:val="-6"/>
+          <w:w w:val="90"/>
+          <w:sz w:val="22"/>
+          <w:szCs w:val="22"/>
         </w:rPr>
         <w:t>at</w:t>
       </w:r>
       <w:r>
         <w:rPr>
-          <w:spacing w:val="-4"/>
-        </w:rPr>
-        <w:t xml:space="preserve"> </w:t>
-      </w:r>
-      <w:r>
-        <w:rPr>
-          <w:spacing w:val="-6"/>
-          <w:w w:val="90"/>
+          <w:rFonts w:ascii="Arial" w:hAnsi="Arial" w:cs="Arial"/>
+          <w:spacing w:val="-4"/>
+          <w:sz w:val="22"/>
+          <w:szCs w:val="22"/>
+        </w:rPr>
+        <w:t xml:space="preserve"> </w:t>
+      </w:r>
+      <w:r>
+        <w:rPr>
+          <w:rFonts w:ascii="Arial" w:hAnsi="Arial" w:cs="Arial"/>
+          <w:spacing w:val="-6"/>
+          <w:w w:val="90"/>
+          <w:sz w:val="22"/>
+          <w:szCs w:val="22"/>
         </w:rPr>
         <w:t>8008600111</w:t>
       </w:r>
       <w:r>
         <w:rPr>
+          <w:rFonts w:ascii="Arial" w:hAnsi="Arial" w:cs="Arial"/>
           <w:spacing w:val="-11"/>
           <w:w w:val="90"/>
-        </w:rPr>
-        <w:t xml:space="preserve"> </w:t>
-      </w:r>
-      <w:r>
-        <w:rPr>
-          <w:spacing w:val="-6"/>
-          <w:w w:val="90"/>
+          <w:sz w:val="22"/>
+          <w:szCs w:val="22"/>
+        </w:rPr>
+        <w:t xml:space="preserve"> </w:t>
+      </w:r>
+      <w:r>
+        <w:rPr>
+          <w:rFonts w:ascii="Arial" w:hAnsi="Arial" w:cs="Arial"/>
+          <w:spacing w:val="-6"/>
+          <w:w w:val="90"/>
+          <w:sz w:val="22"/>
+          <w:szCs w:val="22"/>
         </w:rPr>
         <w:t>or</w:t>
       </w:r>
       <w:r>
         <w:rPr>
+          <w:rFonts w:ascii="Arial" w:hAnsi="Arial" w:cs="Arial"/>
           <w:spacing w:val="-8"/>
           <w:w w:val="90"/>
-        </w:rPr>
-        <w:t xml:space="preserve"> </w:t>
-      </w:r>
-      <w:r>
-        <w:rPr>
-          <w:spacing w:val="-6"/>
-          <w:w w:val="90"/>
+          <w:sz w:val="22"/>
+          <w:szCs w:val="22"/>
+        </w:rPr>
+        <w:t xml:space="preserve"> </w:t>
+      </w:r>
+      <w:r>
+        <w:rPr>
+          <w:rFonts w:ascii="Arial" w:hAnsi="Arial" w:cs="Arial"/>
+          <w:spacing w:val="-6"/>
+          <w:w w:val="90"/>
+          <w:sz w:val="22"/>
+          <w:szCs w:val="22"/>
         </w:rPr>
         <w:t>visit</w:t>
       </w:r>
       <w:r>
         <w:rPr>
-          <w:spacing w:val="-4"/>
-        </w:rPr>
-        <w:t xml:space="preserve"> </w:t>
-      </w:r>
-      <w:r>
-        <w:rPr>
-          <w:spacing w:val="-6"/>
-          <w:w w:val="90"/>
+          <w:rFonts w:ascii="Arial" w:hAnsi="Arial" w:cs="Arial"/>
+          <w:spacing w:val="-4"/>
+          <w:sz w:val="22"/>
+          <w:szCs w:val="22"/>
+        </w:rPr>
+        <w:t xml:space="preserve"> </w:t>
+      </w:r>
+      <w:r>
+        <w:rPr>
+          <w:rFonts w:ascii="Arial" w:hAnsi="Arial" w:cs="Arial"/>
+          <w:spacing w:val="-6"/>
+          <w:w w:val="90"/>
+          <w:sz w:val="22"/>
+          <w:szCs w:val="22"/>
         </w:rPr>
         <w:t>the</w:t>
       </w:r>
       <w:r>
         <w:rPr>
+          <w:rFonts w:ascii="Arial" w:hAnsi="Arial" w:cs="Arial"/>
           <w:spacing w:val="-14"/>
           <w:w w:val="90"/>
-        </w:rPr>
-        <w:t xml:space="preserve"> </w:t>
-      </w:r>
-      <w:r>
-        <w:rPr>
-          <w:spacing w:val="-6"/>
-          <w:w w:val="90"/>
+          <w:sz w:val="22"/>
+          <w:szCs w:val="22"/>
+        </w:rPr>
+        <w:t xml:space="preserve"> </w:t>
+      </w:r>
+      <w:r>
+        <w:rPr>
+          <w:rFonts w:ascii="Arial" w:hAnsi="Arial" w:cs="Arial"/>
+          <w:spacing w:val="-6"/>
+          <w:w w:val="90"/>
+          <w:sz w:val="22"/>
+          <w:szCs w:val="22"/>
         </w:rPr>
         <w:t>Head</w:t>
       </w:r>
       <w:r>
         <w:rPr>
+          <w:rFonts w:ascii="Arial" w:hAnsi="Arial" w:cs="Arial"/>
           <w:spacing w:val="-11"/>
           <w:w w:val="90"/>
-        </w:rPr>
-        <w:t xml:space="preserve"> </w:t>
-      </w:r>
-      <w:r>
-        <w:rPr>
-          <w:spacing w:val="-6"/>
-          <w:w w:val="90"/>
+          <w:sz w:val="22"/>
+          <w:szCs w:val="22"/>
+        </w:rPr>
+        <w:t xml:space="preserve"> </w:t>
+      </w:r>
+      <w:r>
+        <w:rPr>
+          <w:rFonts w:ascii="Arial" w:hAnsi="Arial" w:cs="Arial"/>
+          <w:spacing w:val="-6"/>
+          <w:w w:val="90"/>
+          <w:sz w:val="22"/>
+          <w:szCs w:val="22"/>
         </w:rPr>
         <w:t>Office</w:t>
       </w:r>
       <w:r>
         <w:rPr>
+          <w:rFonts w:ascii="Arial" w:hAnsi="Arial" w:cs="Arial"/>
           <w:spacing w:val="18"/>
-        </w:rPr>
-        <w:t xml:space="preserve"> </w:t>
-      </w:r>
-      <w:r>
-        <w:rPr>
-          <w:spacing w:val="-6"/>
-          <w:w w:val="90"/>
+          <w:sz w:val="22"/>
+          <w:szCs w:val="22"/>
+        </w:rPr>
+        <w:t xml:space="preserve"> </w:t>
+      </w:r>
+      <w:r>
+        <w:rPr>
+          <w:rFonts w:ascii="Arial" w:hAnsi="Arial" w:cs="Arial"/>
+          <w:spacing w:val="-6"/>
+          <w:w w:val="90"/>
+          <w:sz w:val="22"/>
+          <w:szCs w:val="22"/>
         </w:rPr>
         <w:t>at</w:t>
       </w:r>
       <w:r>
         <w:rPr>
-          <w:spacing w:val="-4"/>
-        </w:rPr>
-        <w:t xml:space="preserve"> </w:t>
-      </w:r>
-      <w:r>
-        <w:rPr>
-          <w:spacing w:val="-6"/>
-          <w:w w:val="90"/>
+          <w:rFonts w:ascii="Arial" w:hAnsi="Arial" w:cs="Arial"/>
+          <w:spacing w:val="-4"/>
+          <w:sz w:val="22"/>
+          <w:szCs w:val="22"/>
+        </w:rPr>
+        <w:t xml:space="preserve"> </w:t>
+      </w:r>
+      <w:r>
+        <w:rPr>
+          <w:rFonts w:ascii="Arial" w:hAnsi="Arial" w:cs="Arial"/>
+          <w:spacing w:val="-6"/>
+          <w:w w:val="90"/>
+          <w:sz w:val="22"/>
+          <w:szCs w:val="22"/>
         </w:rPr>
         <w:t>your</w:t>
       </w:r>
       <w:r>
         <w:rPr>
+          <w:rFonts w:ascii="Arial" w:hAnsi="Arial" w:cs="Arial"/>
           <w:spacing w:val="-8"/>
           <w:w w:val="90"/>
-        </w:rPr>
-        <w:t xml:space="preserve"> </w:t>
-      </w:r>
-      <w:r>
-        <w:rPr>
-          <w:spacing w:val="-6"/>
-          <w:w w:val="90"/>
+          <w:sz w:val="22"/>
+          <w:szCs w:val="22"/>
+        </w:rPr>
+        <w:t xml:space="preserve"> </w:t>
+      </w:r>
+      <w:r>
+        <w:rPr>
+          <w:rFonts w:ascii="Arial" w:hAnsi="Arial" w:cs="Arial"/>
+          <w:spacing w:val="-6"/>
+          <w:w w:val="90"/>
+          <w:sz w:val="22"/>
+          <w:szCs w:val="22"/>
         </w:rPr>
         <w:t>earliest</w:t>
       </w:r>
       <w:r>
         <w:rPr>
-          <w:spacing w:val="-4"/>
-        </w:rPr>
-        <w:t xml:space="preserve"> </w:t>
-      </w:r>
-      <w:r>
-        <w:rPr>
-          <w:spacing w:val="-6"/>
-          <w:w w:val="90"/>
+          <w:rFonts w:ascii="Arial" w:hAnsi="Arial" w:cs="Arial"/>
+          <w:spacing w:val="-4"/>
+          <w:sz w:val="22"/>
+          <w:szCs w:val="22"/>
+        </w:rPr>
+        <w:t xml:space="preserve"> </w:t>
+      </w:r>
+      <w:r>
+        <w:rPr>
+          <w:rFonts w:ascii="Arial" w:hAnsi="Arial" w:cs="Arial"/>
+          <w:spacing w:val="-6"/>
+          <w:w w:val="90"/>
+          <w:sz w:val="22"/>
+          <w:szCs w:val="22"/>
         </w:rPr>
         <w:t>convenience.</w:t>
       </w:r>
       <w:r>
         <w:rPr>
+          <w:rFonts w:ascii="Arial" w:hAnsi="Arial" w:cs="Arial"/>
           <w:spacing w:val="-7"/>
           <w:w w:val="90"/>
-        </w:rPr>
-        <w:t xml:space="preserve"> </w:t>
-      </w:r>
-      <w:r>
-        <w:rPr>
-          <w:spacing w:val="-6"/>
-          <w:w w:val="90"/>
+          <w:sz w:val="22"/>
+          <w:szCs w:val="22"/>
+        </w:rPr>
+        <w:t xml:space="preserve"> </w:t>
+      </w:r>
+      <w:r>
+        <w:rPr>
+          <w:rFonts w:ascii="Arial" w:hAnsi="Arial" w:cs="Arial"/>
+          <w:spacing w:val="-6"/>
+          <w:w w:val="90"/>
+          <w:sz w:val="22"/>
+          <w:szCs w:val="22"/>
         </w:rPr>
         <w:t>Please</w:t>
       </w:r>
       <w:r>
         <w:rPr>
+          <w:rFonts w:ascii="Arial" w:hAnsi="Arial" w:cs="Arial"/>
           <w:spacing w:val="-14"/>
           <w:w w:val="90"/>
-        </w:rPr>
-        <w:t xml:space="preserve"> </w:t>
-      </w:r>
-      <w:r>
-        <w:rPr>
-          <w:spacing w:val="-6"/>
-          <w:w w:val="90"/>
+          <w:sz w:val="22"/>
+          <w:szCs w:val="22"/>
+        </w:rPr>
+        <w:t xml:space="preserve"> </w:t>
+      </w:r>
+      <w:r>
+        <w:rPr>
+          <w:rFonts w:ascii="Arial" w:hAnsi="Arial" w:cs="Arial"/>
+          <w:spacing w:val="-6"/>
+          <w:w w:val="90"/>
+          <w:sz w:val="22"/>
+          <w:szCs w:val="22"/>
         </w:rPr>
         <w:t>note</w:t>
       </w:r>
       <w:r>
         <w:rPr>
+          <w:rFonts w:ascii="Arial" w:hAnsi="Arial" w:cs="Arial"/>
           <w:spacing w:val="-14"/>
           <w:w w:val="90"/>
-        </w:rPr>
-        <w:t xml:space="preserve"> </w:t>
-      </w:r>
-      <w:r>
-        <w:rPr>
-          <w:spacing w:val="-6"/>
-          <w:w w:val="90"/>
+          <w:sz w:val="22"/>
+          <w:szCs w:val="22"/>
+        </w:rPr>
+        <w:t xml:space="preserve"> </w:t>
+      </w:r>
+      <w:r>
+        <w:rPr>
+          <w:rFonts w:ascii="Arial" w:hAnsi="Arial" w:cs="Arial"/>
+          <w:spacing w:val="-6"/>
+          <w:w w:val="90"/>
+          <w:sz w:val="22"/>
+          <w:szCs w:val="22"/>
         </w:rPr>
         <w:t>that</w:t>
       </w:r>
       <w:r>
         <w:rPr>
-          <w:spacing w:val="-4"/>
-        </w:rPr>
-        <w:t xml:space="preserve"> </w:t>
-      </w:r>
-      <w:r>
-        <w:rPr>
-          <w:spacing w:val="-6"/>
-          <w:w w:val="90"/>
+          <w:rFonts w:ascii="Arial" w:hAnsi="Arial" w:cs="Arial"/>
+          <w:spacing w:val="-4"/>
+          <w:sz w:val="22"/>
+          <w:szCs w:val="22"/>
+        </w:rPr>
+        <w:t xml:space="preserve"> </w:t>
+      </w:r>
+      <w:r>
+        <w:rPr>
+          <w:rFonts w:ascii="Arial" w:hAnsi="Arial" w:cs="Arial"/>
+          <w:spacing w:val="-6"/>
+          <w:w w:val="90"/>
+          <w:sz w:val="22"/>
+          <w:szCs w:val="22"/>
         </w:rPr>
         <w:t>failure</w:t>
       </w:r>
       <w:r>
         <w:rPr>
+          <w:rFonts w:ascii="Arial" w:hAnsi="Arial" w:cs="Arial"/>
           <w:spacing w:val="-14"/>
           <w:w w:val="90"/>
-        </w:rPr>
-        <w:t xml:space="preserve"> </w:t>
-      </w:r>
-      <w:r>
-        <w:rPr>
-          <w:spacing w:val="-6"/>
-          <w:w w:val="90"/>
+          <w:sz w:val="22"/>
+          <w:szCs w:val="22"/>
+        </w:rPr>
+        <w:t xml:space="preserve"> </w:t>
+      </w:r>
+      <w:r>
+        <w:rPr>
+          <w:rFonts w:ascii="Arial" w:hAnsi="Arial" w:cs="Arial"/>
+          <w:spacing w:val="-6"/>
+          <w:w w:val="90"/>
+          <w:sz w:val="22"/>
+          <w:szCs w:val="22"/>
         </w:rPr>
         <w:t>to</w:t>
       </w:r>
       <w:r>
         <w:rPr>
+          <w:rFonts w:ascii="Arial" w:hAnsi="Arial" w:cs="Arial"/>
           <w:spacing w:val="-11"/>
           <w:w w:val="90"/>
-        </w:rPr>
-        <w:t xml:space="preserve"> </w:t>
-      </w:r>
-      <w:r>
-        <w:rPr>
-          <w:spacing w:val="-6"/>
-          <w:w w:val="90"/>
+          <w:sz w:val="22"/>
+          <w:szCs w:val="22"/>
+        </w:rPr>
+        <w:t xml:space="preserve"> </w:t>
+      </w:r>
+      <w:r>
+        <w:rPr>
+          <w:rFonts w:ascii="Arial" w:hAnsi="Arial" w:cs="Arial"/>
+          <w:spacing w:val="-6"/>
+          <w:w w:val="90"/>
+          <w:sz w:val="22"/>
+          <w:szCs w:val="22"/>
         </w:rPr>
         <w:t>address this</w:t>
       </w:r>
       <w:r>
-        <w:t xml:space="preserve"> </w:t>
-      </w:r>
-      <w:r>
-        <w:rPr>
-          <w:spacing w:val="-10"/>
+        <w:rPr>
+          <w:rFonts w:ascii="Arial" w:hAnsi="Arial" w:cs="Arial"/>
+          <w:sz w:val="22"/>
+          <w:szCs w:val="22"/>
+        </w:rPr>
+        <w:t xml:space="preserve"> </w:t>
+      </w:r>
+      <w:r>
+        <w:rPr>
+          <w:rFonts w:ascii="Arial" w:hAnsi="Arial" w:cs="Arial"/>
+          <w:spacing w:val="-10"/>
+          <w:sz w:val="22"/>
+          <w:szCs w:val="22"/>
         </w:rPr>
         <w:t>notice</w:t>
       </w:r>
       <w:r>
         <w:rPr>
+          <w:rFonts w:ascii="Arial" w:hAnsi="Arial" w:cs="Arial"/>
           <w:spacing w:val="-20"/>
-        </w:rPr>
-        <w:t xml:space="preserve"> </w:t>
-      </w:r>
-      <w:r>
-        <w:rPr>
-          <w:spacing w:val="-10"/>
+          <w:sz w:val="22"/>
+          <w:szCs w:val="22"/>
+        </w:rPr>
+        <w:t xml:space="preserve"> </w:t>
+      </w:r>
+      <w:r>
+        <w:rPr>
+          <w:rFonts w:ascii="Arial" w:hAnsi="Arial" w:cs="Arial"/>
+          <w:spacing w:val="-10"/>
+          <w:sz w:val="22"/>
+          <w:szCs w:val="22"/>
         </w:rPr>
         <w:t>may</w:t>
       </w:r>
       <w:r>
         <w:rPr>
-          <w:spacing w:val="-6"/>
-        </w:rPr>
-        <w:t xml:space="preserve"> </w:t>
-      </w:r>
-      <w:r>
-        <w:rPr>
-          <w:spacing w:val="-10"/>
+          <w:rFonts w:ascii="Arial" w:hAnsi="Arial" w:cs="Arial"/>
+          <w:spacing w:val="-6"/>
+          <w:sz w:val="22"/>
+          <w:szCs w:val="22"/>
+        </w:rPr>
+        <w:t xml:space="preserve"> </w:t>
+      </w:r>
+      <w:r>
+        <w:rPr>
+          <w:rFonts w:ascii="Arial" w:hAnsi="Arial" w:cs="Arial"/>
+          <w:spacing w:val="-10"/>
+          <w:sz w:val="22"/>
+          <w:szCs w:val="22"/>
         </w:rPr>
         <w:t>lead</w:t>
       </w:r>
       <w:r>
         <w:rPr>
+          <w:rFonts w:ascii="Arial" w:hAnsi="Arial" w:cs="Arial"/>
           <w:spacing w:val="-17"/>
-        </w:rPr>
-        <w:t xml:space="preserve"> </w:t>
-      </w:r>
-      <w:r>
-        <w:rPr>
-          <w:spacing w:val="-10"/>
+          <w:sz w:val="22"/>
+          <w:szCs w:val="22"/>
+        </w:rPr>
+        <w:t xml:space="preserve"> </w:t>
+      </w:r>
+      <w:r>
+        <w:rPr>
+          <w:rFonts w:ascii="Arial" w:hAnsi="Arial" w:cs="Arial"/>
+          <w:spacing w:val="-10"/>
+          <w:sz w:val="22"/>
+          <w:szCs w:val="22"/>
         </w:rPr>
         <w:t>to</w:t>
       </w:r>
       <w:r>
         <w:rPr>
+          <w:rFonts w:ascii="Arial" w:hAnsi="Arial" w:cs="Arial"/>
           <w:spacing w:val="-17"/>
-        </w:rPr>
-        <w:t xml:space="preserve"> </w:t>
-      </w:r>
-      <w:r>
-        <w:rPr>
-          <w:spacing w:val="-10"/>
+          <w:sz w:val="22"/>
+          <w:szCs w:val="22"/>
+        </w:rPr>
+        <w:t xml:space="preserve"> </w:t>
+      </w:r>
+      <w:r>
+        <w:rPr>
+          <w:rFonts w:ascii="Arial" w:hAnsi="Arial" w:cs="Arial"/>
+          <w:spacing w:val="-10"/>
+          <w:sz w:val="22"/>
+          <w:szCs w:val="22"/>
         </w:rPr>
         <w:t>serious</w:t>
       </w:r>
       <w:r>
         <w:rPr>
+          <w:rFonts w:ascii="Arial" w:hAnsi="Arial" w:cs="Arial"/>
           <w:spacing w:val="-12"/>
-        </w:rPr>
-        <w:t xml:space="preserve"> </w:t>
-      </w:r>
-      <w:r>
-        <w:rPr>
-          <w:spacing w:val="-10"/>
+          <w:sz w:val="22"/>
+          <w:szCs w:val="22"/>
+        </w:rPr>
+        <w:t xml:space="preserve"> </w:t>
+      </w:r>
+      <w:r>
+        <w:rPr>
+          <w:rFonts w:ascii="Arial" w:hAnsi="Arial" w:cs="Arial"/>
+          <w:spacing w:val="-10"/>
+          <w:sz w:val="22"/>
+          <w:szCs w:val="22"/>
         </w:rPr>
         <w:t>legal</w:t>
       </w:r>
       <w:r>
         <w:rPr>
+          <w:rFonts w:ascii="Arial" w:hAnsi="Arial" w:cs="Arial"/>
           <w:spacing w:val="-17"/>
-        </w:rPr>
-        <w:t xml:space="preserve"> </w:t>
-      </w:r>
-      <w:r>
-        <w:rPr>
-          <w:spacing w:val="-10"/>
+          <w:sz w:val="22"/>
+          <w:szCs w:val="22"/>
+        </w:rPr>
+        <w:t xml:space="preserve"> </w:t>
+      </w:r>
+      <w:r>
+        <w:rPr>
+          <w:rFonts w:ascii="Arial" w:hAnsi="Arial" w:cs="Arial"/>
+          <w:spacing w:val="-10"/>
+          <w:sz w:val="22"/>
+          <w:szCs w:val="22"/>
         </w:rPr>
         <w:t>consequences</w:t>
       </w:r>
     </w:p>
     <w:p>
       <w:pPr>
-        <w:spacing w:before="184" w:line="225" w:lineRule="auto"/>
+        <w:spacing w:before="184"/>
         <w:ind w:left="85" w:right="750"/>
         <w:jc w:val="both"/>
         <w:rPr>
-          <w:b/>
-          <w:sz w:val="17"/>
+          <w:rFonts w:ascii="Arial" w:hAnsi="Arial" w:cs="Arial"/>
+          <w:b/>
         </w:rPr>
       </w:pPr>
       <w:r>
         <w:rPr>
+          <w:rFonts w:ascii="Arial" w:hAnsi="Arial" w:cs="Arial"/>
           <w:spacing w:val="-4"/>
           <w:w w:val="85"/>
-          <w:sz w:val="17"/>
         </w:rPr>
         <w:t>Please</w:t>
       </w:r>
       <w:r>
         <w:rPr>
+          <w:rFonts w:ascii="Arial" w:hAnsi="Arial" w:cs="Arial"/>
           <w:spacing w:val="-7"/>
-          <w:sz w:val="17"/>
-        </w:rPr>
-        <w:t xml:space="preserve"> </w:t>
-      </w:r>
-      <w:r>
-        <w:rPr>
+        </w:rPr>
+        <w:t xml:space="preserve"> </w:t>
+      </w:r>
+      <w:r>
+        <w:rPr>
+          <w:rFonts w:ascii="Arial" w:hAnsi="Arial" w:cs="Arial"/>
           <w:spacing w:val="-4"/>
           <w:w w:val="85"/>
-          <w:sz w:val="17"/>
         </w:rPr>
         <w:t>ensure</w:t>
       </w:r>
       <w:r>
         <w:rPr>
+          <w:rFonts w:ascii="Arial" w:hAnsi="Arial" w:cs="Arial"/>
           <w:spacing w:val="-7"/>
-          <w:sz w:val="17"/>
-        </w:rPr>
-        <w:t xml:space="preserve"> </w:t>
-      </w:r>
-      <w:r>
-        <w:rPr>
+        </w:rPr>
+        <w:t xml:space="preserve"> </w:t>
+      </w:r>
+      <w:r>
+        <w:rPr>
+          <w:rFonts w:ascii="Arial" w:hAnsi="Arial" w:cs="Arial"/>
           <w:spacing w:val="-4"/>
           <w:w w:val="85"/>
-          <w:sz w:val="17"/>
         </w:rPr>
         <w:t>that</w:t>
       </w:r>
       <w:r>
         <w:rPr>
-          <w:spacing w:val="-6"/>
-          <w:sz w:val="17"/>
-        </w:rPr>
-        <w:t xml:space="preserve"> </w:t>
-      </w:r>
-      <w:r>
-        <w:rPr>
+          <w:rFonts w:ascii="Arial" w:hAnsi="Arial" w:cs="Arial"/>
+          <w:spacing w:val="-6"/>
+        </w:rPr>
+        <w:t xml:space="preserve"> </w:t>
+      </w:r>
+      <w:r>
+        <w:rPr>
+          <w:rFonts w:ascii="Arial" w:hAnsi="Arial" w:cs="Arial"/>
           <w:spacing w:val="-4"/>
           <w:w w:val="85"/>
-          <w:sz w:val="17"/>
         </w:rPr>
         <w:t>payments</w:t>
       </w:r>
       <w:r>
         <w:rPr>
+          <w:rFonts w:ascii="Arial" w:hAnsi="Arial" w:cs="Arial"/>
           <w:spacing w:val="-7"/>
-          <w:sz w:val="17"/>
-        </w:rPr>
-        <w:t xml:space="preserve"> </w:t>
-      </w:r>
-      <w:r>
-        <w:rPr>
+        </w:rPr>
+        <w:t xml:space="preserve"> </w:t>
+      </w:r>
+      <w:r>
+        <w:rPr>
+          <w:rFonts w:ascii="Arial" w:hAnsi="Arial" w:cs="Arial"/>
           <w:spacing w:val="-4"/>
           <w:w w:val="85"/>
-          <w:sz w:val="17"/>
         </w:rPr>
         <w:t>are</w:t>
       </w:r>
       <w:r>
         <w:rPr>
+          <w:rFonts w:ascii="Arial" w:hAnsi="Arial" w:cs="Arial"/>
           <w:spacing w:val="-7"/>
-          <w:sz w:val="17"/>
-        </w:rPr>
-        <w:t xml:space="preserve"> </w:t>
-      </w:r>
-      <w:r>
-        <w:rPr>
+        </w:rPr>
+        <w:t xml:space="preserve"> </w:t>
+      </w:r>
+      <w:r>
+        <w:rPr>
+          <w:rFonts w:ascii="Arial" w:hAnsi="Arial" w:cs="Arial"/>
           <w:spacing w:val="-4"/>
           <w:w w:val="85"/>
-          <w:sz w:val="17"/>
         </w:rPr>
         <w:t>made</w:t>
       </w:r>
       <w:r>
         <w:rPr>
-          <w:spacing w:val="-6"/>
-          <w:sz w:val="17"/>
-        </w:rPr>
-        <w:t xml:space="preserve"> </w:t>
-      </w:r>
-      <w:r>
-        <w:rPr>
+          <w:rFonts w:ascii="Arial" w:hAnsi="Arial" w:cs="Arial"/>
+          <w:spacing w:val="-6"/>
+        </w:rPr>
+        <w:t xml:space="preserve"> </w:t>
+      </w:r>
+      <w:r>
+        <w:rPr>
+          <w:rFonts w:ascii="Arial" w:hAnsi="Arial" w:cs="Arial"/>
           <w:spacing w:val="-4"/>
           <w:w w:val="85"/>
-          <w:sz w:val="17"/>
         </w:rPr>
         <w:t>directly</w:t>
       </w:r>
       <w:r>
         <w:rPr>
+          <w:rFonts w:ascii="Arial" w:hAnsi="Arial" w:cs="Arial"/>
           <w:spacing w:val="-7"/>
-          <w:sz w:val="17"/>
-        </w:rPr>
-        <w:t xml:space="preserve"> </w:t>
-      </w:r>
-      <w:r>
-        <w:rPr>
+        </w:rPr>
+        <w:t xml:space="preserve"> </w:t>
+      </w:r>
+      <w:r>
+        <w:rPr>
+          <w:rFonts w:ascii="Arial" w:hAnsi="Arial" w:cs="Arial"/>
           <w:spacing w:val="-4"/>
           <w:w w:val="85"/>
-          <w:sz w:val="17"/>
         </w:rPr>
         <w:t>at</w:t>
       </w:r>
       <w:r>
         <w:rPr>
-          <w:spacing w:val="-6"/>
-          <w:sz w:val="17"/>
-        </w:rPr>
-        <w:t xml:space="preserve"> </w:t>
-      </w:r>
-      <w:r>
-        <w:rPr>
+          <w:rFonts w:ascii="Arial" w:hAnsi="Arial" w:cs="Arial"/>
+          <w:spacing w:val="-6"/>
+        </w:rPr>
+        <w:t xml:space="preserve"> </w:t>
+      </w:r>
+      <w:r>
+        <w:rPr>
+          <w:rFonts w:ascii="Arial" w:hAnsi="Arial" w:cs="Arial"/>
           <w:spacing w:val="-4"/>
           <w:w w:val="85"/>
-          <w:sz w:val="17"/>
         </w:rPr>
         <w:t>the</w:t>
       </w:r>
       <w:r>
         <w:rPr>
+          <w:rFonts w:ascii="Arial" w:hAnsi="Arial" w:cs="Arial"/>
           <w:spacing w:val="-7"/>
-          <w:sz w:val="17"/>
-        </w:rPr>
-        <w:t xml:space="preserve"> </w:t>
-      </w:r>
-      <w:r>
-        <w:rPr>
+        </w:rPr>
+        <w:t xml:space="preserve"> </w:t>
+      </w:r>
+      <w:r>
+        <w:rPr>
+          <w:rFonts w:ascii="Arial" w:hAnsi="Arial" w:cs="Arial"/>
           <w:spacing w:val="-4"/>
           <w:w w:val="85"/>
-          <w:sz w:val="17"/>
         </w:rPr>
         <w:t>office</w:t>
       </w:r>
       <w:r>
         <w:rPr>
+          <w:rFonts w:ascii="Arial" w:hAnsi="Arial" w:cs="Arial"/>
           <w:spacing w:val="-7"/>
-          <w:sz w:val="17"/>
-        </w:rPr>
-        <w:t xml:space="preserve"> </w:t>
-      </w:r>
-      <w:r>
-        <w:rPr>
+        </w:rPr>
+        <w:t xml:space="preserve"> </w:t>
+      </w:r>
+      <w:r>
+        <w:rPr>
+          <w:rFonts w:ascii="Arial" w:hAnsi="Arial" w:cs="Arial"/>
           <w:spacing w:val="-4"/>
           <w:w w:val="85"/>
-          <w:sz w:val="17"/>
         </w:rPr>
         <w:t>of</w:t>
       </w:r>
       <w:r>
         <w:rPr>
-          <w:spacing w:val="-6"/>
-          <w:sz w:val="17"/>
-        </w:rPr>
-        <w:t xml:space="preserve"> </w:t>
-      </w:r>
-      <w:r>
-        <w:rPr>
+          <w:rFonts w:ascii="Arial" w:hAnsi="Arial" w:cs="Arial"/>
+          <w:spacing w:val="-6"/>
+        </w:rPr>
+        <w:t xml:space="preserve"> </w:t>
+      </w:r>
+      <w:r>
+        <w:rPr>
+          <w:rFonts w:ascii="Arial" w:hAnsi="Arial" w:cs="Arial"/>
           <w:spacing w:val="-4"/>
           <w:w w:val="85"/>
-          <w:sz w:val="17"/>
         </w:rPr>
         <w:t>SM</w:t>
       </w:r>
       <w:r>
         <w:rPr>
-          <w:spacing w:val="-4"/>
-          <w:sz w:val="17"/>
-        </w:rPr>
-        <w:t xml:space="preserve"> </w:t>
-      </w:r>
-      <w:r>
-        <w:rPr>
+          <w:rFonts w:ascii="Arial" w:hAnsi="Arial" w:cs="Arial"/>
+          <w:spacing w:val="-4"/>
+        </w:rPr>
+        <w:t xml:space="preserve"> </w:t>
+      </w:r>
+      <w:r>
+        <w:rPr>
+          <w:rFonts w:ascii="Arial" w:hAnsi="Arial" w:cs="Arial"/>
           <w:spacing w:val="-4"/>
           <w:w w:val="85"/>
-          <w:sz w:val="17"/>
         </w:rPr>
         <w:t>Square</w:t>
       </w:r>
       <w:r>
         <w:rPr>
+          <w:rFonts w:ascii="Arial" w:hAnsi="Arial" w:cs="Arial"/>
           <w:spacing w:val="-7"/>
-          <w:sz w:val="17"/>
-        </w:rPr>
-        <w:t xml:space="preserve"> </w:t>
-      </w:r>
-      <w:r>
-        <w:rPr>
+        </w:rPr>
+        <w:t xml:space="preserve"> </w:t>
+      </w:r>
+      <w:r>
+        <w:rPr>
+          <w:rFonts w:ascii="Arial" w:hAnsi="Arial" w:cs="Arial"/>
           <w:spacing w:val="-4"/>
           <w:w w:val="85"/>
-          <w:sz w:val="17"/>
         </w:rPr>
         <w:t>Credit</w:t>
       </w:r>
       <w:r>
         <w:rPr>
+          <w:rFonts w:ascii="Arial" w:hAnsi="Arial" w:cs="Arial"/>
           <w:spacing w:val="5"/>
-          <w:sz w:val="17"/>
-        </w:rPr>
-        <w:t xml:space="preserve"> </w:t>
-      </w:r>
-      <w:r>
-        <w:rPr>
+        </w:rPr>
+        <w:t xml:space="preserve"> </w:t>
+      </w:r>
+      <w:r>
+        <w:rPr>
+          <w:rFonts w:ascii="Arial" w:hAnsi="Arial" w:cs="Arial"/>
           <w:spacing w:val="-4"/>
           <w:w w:val="85"/>
-          <w:sz w:val="17"/>
         </w:rPr>
         <w:t>Services</w:t>
       </w:r>
       <w:r>
         <w:rPr>
+          <w:rFonts w:ascii="Arial" w:hAnsi="Arial" w:cs="Arial"/>
           <w:spacing w:val="-3"/>
-          <w:sz w:val="17"/>
-        </w:rPr>
-        <w:t xml:space="preserve"> </w:t>
-      </w:r>
-      <w:r>
-        <w:rPr>
+        </w:rPr>
+        <w:t xml:space="preserve"> </w:t>
+      </w:r>
+      <w:r>
+        <w:rPr>
+          <w:rFonts w:ascii="Arial" w:hAnsi="Arial" w:cs="Arial"/>
           <w:spacing w:val="-4"/>
           <w:w w:val="85"/>
-          <w:sz w:val="17"/>
         </w:rPr>
         <w:t>Private</w:t>
       </w:r>
       <w:r>
         <w:rPr>
+          <w:rFonts w:ascii="Arial" w:hAnsi="Arial" w:cs="Arial"/>
           <w:spacing w:val="-7"/>
-          <w:sz w:val="17"/>
-        </w:rPr>
-        <w:t xml:space="preserve"> </w:t>
-      </w:r>
-      <w:r>
-        <w:rPr>
+        </w:rPr>
+        <w:t xml:space="preserve"> </w:t>
+      </w:r>
+      <w:r>
+        <w:rPr>
+          <w:rFonts w:ascii="Arial" w:hAnsi="Arial" w:cs="Arial"/>
           <w:spacing w:val="-4"/>
           <w:w w:val="85"/>
-          <w:sz w:val="17"/>
         </w:rPr>
         <w:t>Limited</w:t>
       </w:r>
       <w:r>
         <w:rPr>
+          <w:rFonts w:ascii="Arial" w:hAnsi="Arial" w:cs="Arial"/>
           <w:spacing w:val="-7"/>
-          <w:sz w:val="17"/>
-        </w:rPr>
-        <w:t xml:space="preserve"> </w:t>
-      </w:r>
-      <w:r>
-        <w:rPr>
+        </w:rPr>
+        <w:t xml:space="preserve"> </w:t>
+      </w:r>
+      <w:r>
+        <w:rPr>
+          <w:rFonts w:ascii="Arial" w:hAnsi="Arial" w:cs="Arial"/>
           <w:spacing w:val="-4"/>
           <w:w w:val="85"/>
-          <w:sz w:val="17"/>
         </w:rPr>
         <w:t>and</w:t>
       </w:r>
       <w:r>
         <w:rPr>
-          <w:spacing w:val="-6"/>
-          <w:sz w:val="17"/>
-        </w:rPr>
-        <w:t xml:space="preserve"> </w:t>
-      </w:r>
-      <w:r>
-        <w:rPr>
+          <w:rFonts w:ascii="Arial" w:hAnsi="Arial" w:cs="Arial"/>
+          <w:spacing w:val="-6"/>
+        </w:rPr>
+        <w:t xml:space="preserve"> </w:t>
+      </w:r>
+      <w:r>
+        <w:rPr>
+          <w:rFonts w:ascii="Arial" w:hAnsi="Arial" w:cs="Arial"/>
           <w:spacing w:val="-4"/>
           <w:w w:val="85"/>
-          <w:sz w:val="17"/>
         </w:rPr>
         <w:t>obtain</w:t>
       </w:r>
       <w:r>
         <w:rPr>
+          <w:rFonts w:ascii="Arial" w:hAnsi="Arial" w:cs="Arial"/>
           <w:spacing w:val="-7"/>
-          <w:sz w:val="17"/>
-        </w:rPr>
-        <w:t xml:space="preserve"> </w:t>
-      </w:r>
-      <w:r>
-        <w:rPr>
+        </w:rPr>
+        <w:t xml:space="preserve"> </w:t>
+      </w:r>
+      <w:r>
+        <w:rPr>
+          <w:rFonts w:ascii="Arial" w:hAnsi="Arial" w:cs="Arial"/>
           <w:spacing w:val="-4"/>
           <w:w w:val="85"/>
-          <w:sz w:val="17"/>
         </w:rPr>
         <w:t>an</w:t>
       </w:r>
       <w:r>
         <w:rPr>
+          <w:rFonts w:ascii="Arial" w:hAnsi="Arial" w:cs="Arial"/>
           <w:spacing w:val="-7"/>
-          <w:sz w:val="17"/>
-        </w:rPr>
-        <w:t xml:space="preserve"> </w:t>
-      </w:r>
-      <w:r>
-        <w:rPr>
+        </w:rPr>
+        <w:t xml:space="preserve"> </w:t>
+      </w:r>
+      <w:r>
+        <w:rPr>
+          <w:rFonts w:ascii="Arial" w:hAnsi="Arial" w:cs="Arial"/>
           <w:spacing w:val="-4"/>
           <w:w w:val="85"/>
-          <w:sz w:val="17"/>
         </w:rPr>
         <w:t>acknowledgment</w:t>
       </w:r>
       <w:r>
         <w:rPr>
+          <w:rFonts w:ascii="Arial" w:hAnsi="Arial" w:cs="Arial"/>
           <w:spacing w:val="5"/>
-          <w:sz w:val="17"/>
-        </w:rPr>
-        <w:t xml:space="preserve"> </w:t>
-      </w:r>
-      <w:r>
-        <w:rPr>
+        </w:rPr>
+        <w:t xml:space="preserve"> </w:t>
+      </w:r>
+      <w:r>
+        <w:rPr>
+          <w:rFonts w:ascii="Arial" w:hAnsi="Arial" w:cs="Arial"/>
           <w:spacing w:val="-4"/>
           <w:w w:val="85"/>
-          <w:sz w:val="17"/>
         </w:rPr>
         <w:t>receipt</w:t>
       </w:r>
       <w:r>
         <w:rPr>
+          <w:rFonts w:ascii="Arial" w:hAnsi="Arial" w:cs="Arial"/>
           <w:spacing w:val="5"/>
-          <w:sz w:val="17"/>
-        </w:rPr>
-        <w:t xml:space="preserve"> </w:t>
-      </w:r>
-      <w:r>
-        <w:rPr>
+        </w:rPr>
+        <w:t xml:space="preserve"> </w:t>
+      </w:r>
+      <w:r>
+        <w:rPr>
+          <w:rFonts w:ascii="Arial" w:hAnsi="Arial" w:cs="Arial"/>
           <w:spacing w:val="-4"/>
           <w:w w:val="85"/>
-          <w:sz w:val="17"/>
         </w:rPr>
         <w:t>for</w:t>
       </w:r>
       <w:r>
         <w:rPr>
-          <w:spacing w:val="-6"/>
-          <w:sz w:val="17"/>
-        </w:rPr>
-        <w:t xml:space="preserve"> </w:t>
-      </w:r>
-      <w:r>
-        <w:rPr>
+          <w:rFonts w:ascii="Arial" w:hAnsi="Arial" w:cs="Arial"/>
+          <w:spacing w:val="-6"/>
+        </w:rPr>
+        <w:t xml:space="preserve"> </w:t>
+      </w:r>
+      <w:r>
+        <w:rPr>
+          <w:rFonts w:ascii="Arial" w:hAnsi="Arial" w:cs="Arial"/>
           <w:spacing w:val="-4"/>
           <w:w w:val="85"/>
-          <w:sz w:val="17"/>
         </w:rPr>
         <w:t>the</w:t>
       </w:r>
       <w:r>
         <w:rPr>
+          <w:rFonts w:ascii="Arial" w:hAnsi="Arial" w:cs="Arial"/>
           <w:spacing w:val="-7"/>
-          <w:sz w:val="17"/>
-        </w:rPr>
-        <w:t xml:space="preserve"> </w:t>
-      </w:r>
-      <w:r>
-        <w:rPr>
+        </w:rPr>
+        <w:t xml:space="preserve"> </w:t>
+      </w:r>
+      <w:r>
+        <w:rPr>
+          <w:rFonts w:ascii="Arial" w:hAnsi="Arial" w:cs="Arial"/>
           <w:spacing w:val="-4"/>
           <w:w w:val="85"/>
-          <w:sz w:val="17"/>
         </w:rPr>
         <w:t>same</w:t>
       </w:r>
       <w:r>
         <w:rPr>
+          <w:rFonts w:ascii="Arial" w:hAnsi="Arial" w:cs="Arial"/>
           <w:spacing w:val="-7"/>
-          <w:sz w:val="17"/>
-        </w:rPr>
-        <w:t xml:space="preserve"> </w:t>
-      </w:r>
-      <w:r>
-        <w:rPr>
+        </w:rPr>
+        <w:t xml:space="preserve"> </w:t>
+      </w:r>
+      <w:r>
+        <w:rPr>
+          <w:rFonts w:ascii="Arial" w:hAnsi="Arial" w:cs="Arial"/>
           <w:spacing w:val="-4"/>
           <w:w w:val="85"/>
-          <w:sz w:val="17"/>
         </w:rPr>
         <w:t>or</w:t>
       </w:r>
       <w:r>
         <w:rPr>
+          <w:rFonts w:ascii="Arial" w:hAnsi="Arial" w:cs="Arial"/>
           <w:spacing w:val="-5"/>
-          <w:sz w:val="17"/>
-        </w:rPr>
-        <w:t xml:space="preserve"> </w:t>
-      </w:r>
-      <w:r>
-        <w:rPr>
+        </w:rPr>
+        <w:t xml:space="preserve"> </w:t>
+      </w:r>
+      <w:r>
+        <w:rPr>
+          <w:rFonts w:ascii="Arial" w:hAnsi="Arial" w:cs="Arial"/>
           <w:spacing w:val="-4"/>
           <w:w w:val="85"/>
-          <w:sz w:val="17"/>
         </w:rPr>
         <w:t>make</w:t>
       </w:r>
       <w:r>
         <w:rPr>
+          <w:rFonts w:ascii="Arial" w:hAnsi="Arial" w:cs="Arial"/>
           <w:spacing w:val="-7"/>
-          <w:sz w:val="17"/>
-        </w:rPr>
-        <w:t xml:space="preserve"> </w:t>
-      </w:r>
-      <w:r>
-        <w:rPr>
+        </w:rPr>
+        <w:t xml:space="preserve"> </w:t>
+      </w:r>
+      <w:r>
+        <w:rPr>
+          <w:rFonts w:ascii="Arial" w:hAnsi="Arial" w:cs="Arial"/>
           <w:spacing w:val="-4"/>
           <w:w w:val="85"/>
-          <w:sz w:val="17"/>
         </w:rPr>
         <w:t>a</w:t>
       </w:r>
       <w:r>
         <w:rPr>
+          <w:rFonts w:ascii="Arial" w:hAnsi="Arial" w:cs="Arial"/>
           <w:spacing w:val="-7"/>
-          <w:sz w:val="17"/>
-        </w:rPr>
-        <w:t xml:space="preserve"> </w:t>
-      </w:r>
-      <w:r>
-        <w:rPr>
+        </w:rPr>
+        <w:t xml:space="preserve"> </w:t>
+      </w:r>
+      <w:r>
+        <w:rPr>
+          <w:rFonts w:ascii="Arial" w:hAnsi="Arial" w:cs="Arial"/>
           <w:spacing w:val="-4"/>
           <w:w w:val="85"/>
-          <w:sz w:val="17"/>
         </w:rPr>
         <w:t>payment</w:t>
       </w:r>
       <w:r>
         <w:rPr>
+          <w:rFonts w:ascii="Arial" w:hAnsi="Arial" w:cs="Arial"/>
           <w:spacing w:val="5"/>
-          <w:sz w:val="17"/>
-        </w:rPr>
-        <w:t xml:space="preserve"> </w:t>
-      </w:r>
-      <w:r>
-        <w:rPr>
+        </w:rPr>
+        <w:t xml:space="preserve"> </w:t>
+      </w:r>
+      <w:r>
+        <w:rPr>
+          <w:rFonts w:ascii="Arial" w:hAnsi="Arial" w:cs="Arial"/>
           <w:spacing w:val="-4"/>
           <w:w w:val="85"/>
-          <w:sz w:val="17"/>
         </w:rPr>
         <w:t>by</w:t>
       </w:r>
       <w:r>
         <w:rPr>
-          <w:sz w:val="17"/>
-        </w:rPr>
-        <w:t xml:space="preserve"> </w:t>
-      </w:r>
-      <w:r>
-        <w:rPr>
+          <w:rFonts w:ascii="Arial" w:hAnsi="Arial" w:cs="Arial"/>
+        </w:rPr>
+        <w:t xml:space="preserve"> </w:t>
+      </w:r>
+      <w:r>
+        <w:rPr>
+          <w:rFonts w:ascii="Arial" w:hAnsi="Arial" w:cs="Arial"/>
           <w:spacing w:val="-4"/>
           <w:w w:val="85"/>
-          <w:sz w:val="17"/>
         </w:rPr>
         <w:t>using</w:t>
       </w:r>
       <w:r>
         <w:rPr>
+          <w:rFonts w:ascii="Arial" w:hAnsi="Arial" w:cs="Arial"/>
           <w:spacing w:val="-7"/>
-          <w:sz w:val="17"/>
-        </w:rPr>
-        <w:t xml:space="preserve"> </w:t>
-      </w:r>
-      <w:r>
-        <w:rPr>
+        </w:rPr>
+        <w:t xml:space="preserve"> </w:t>
+      </w:r>
+      <w:r>
+        <w:rPr>
+          <w:rFonts w:ascii="Arial" w:hAnsi="Arial" w:cs="Arial"/>
           <w:b/>
           <w:spacing w:val="-4"/>
           <w:w w:val="85"/>
-          <w:sz w:val="17"/>
         </w:rPr>
         <w:t>your</w:t>
       </w:r>
       <w:r>
         <w:rPr>
+          <w:rFonts w:ascii="Arial" w:hAnsi="Arial" w:cs="Arial"/>
           <w:b/>
           <w:spacing w:val="-7"/>
-          <w:sz w:val="17"/>
-        </w:rPr>
-        <w:t xml:space="preserve"> </w:t>
-      </w:r>
-      <w:r>
-        <w:rPr>
+        </w:rPr>
+        <w:t xml:space="preserve"> </w:t>
+      </w:r>
+      <w:r>
+        <w:rPr>
+          <w:rFonts w:ascii="Arial" w:hAnsi="Arial" w:cs="Arial"/>
           <w:b/>
           <w:spacing w:val="-4"/>
           <w:w w:val="85"/>
-          <w:sz w:val="17"/>
         </w:rPr>
         <w:t>loan</w:t>
       </w:r>
       <w:r>
         <w:rPr>
-          <w:b/>
-          <w:spacing w:val="-6"/>
-          <w:sz w:val="17"/>
-        </w:rPr>
-        <w:t xml:space="preserve"> </w:t>
-      </w:r>
-      <w:r>
-        <w:rPr>
+          <w:rFonts w:ascii="Arial" w:hAnsi="Arial" w:cs="Arial"/>
+          <w:b/>
+          <w:spacing w:val="-6"/>
+        </w:rPr>
+        <w:t xml:space="preserve"> </w:t>
+      </w:r>
+      <w:r>
+        <w:rPr>
+          <w:rFonts w:ascii="Arial" w:hAnsi="Arial" w:cs="Arial"/>
           <w:b/>
           <w:spacing w:val="-4"/>
           <w:w w:val="85"/>
-          <w:sz w:val="17"/>
         </w:rPr>
         <w:t>account</w:t>
       </w:r>
       <w:r>
         <w:rPr>
+          <w:rFonts w:ascii="Arial" w:hAnsi="Arial" w:cs="Arial"/>
           <w:b/>
           <w:spacing w:val="-7"/>
-          <w:sz w:val="17"/>
-        </w:rPr>
-        <w:t xml:space="preserve"> </w:t>
-      </w:r>
-      <w:r>
-        <w:rPr>
+        </w:rPr>
+        <w:t xml:space="preserve"> </w:t>
+      </w:r>
+      <w:r>
+        <w:rPr>
+          <w:rFonts w:ascii="Arial" w:hAnsi="Arial" w:cs="Arial"/>
           <w:b/>
           <w:spacing w:val="-4"/>
           <w:w w:val="85"/>
-          <w:sz w:val="17"/>
         </w:rPr>
         <w:t>number</w:t>
       </w:r>
       <w:r>
         <w:rPr>
+          <w:rFonts w:ascii="Arial" w:hAnsi="Arial" w:cs="Arial"/>
           <w:b/>
           <w:spacing w:val="-7"/>
-          <w:sz w:val="17"/>
-        </w:rPr>
-        <w:t xml:space="preserve"> </w:t>
-      </w:r>
-      <w:r>
-        <w:rPr>
+        </w:rPr>
+        <w:t xml:space="preserve"> </w:t>
+      </w:r>
+      <w:r>
+        <w:rPr>
+          <w:rFonts w:ascii="Arial" w:hAnsi="Arial" w:cs="Arial"/>
           <w:b/>
           <w:spacing w:val="-4"/>
           <w:w w:val="85"/>
-          <w:sz w:val="17"/>
         </w:rPr>
         <w:t>via</w:t>
       </w:r>
       <w:r>
         <w:rPr>
-          <w:b/>
-          <w:spacing w:val="-6"/>
-          <w:sz w:val="17"/>
-        </w:rPr>
-        <w:t xml:space="preserve"> </w:t>
-      </w:r>
-      <w:r>
-        <w:rPr>
+          <w:rFonts w:ascii="Arial" w:hAnsi="Arial" w:cs="Arial"/>
+          <w:b/>
+          <w:spacing w:val="-6"/>
+        </w:rPr>
+        <w:t xml:space="preserve"> </w:t>
+      </w:r>
+      <w:r>
+        <w:rPr>
+          <w:rFonts w:ascii="Arial" w:hAnsi="Arial" w:cs="Arial"/>
           <w:b/>
           <w:spacing w:val="-4"/>
           <w:w w:val="85"/>
-          <w:sz w:val="17"/>
         </w:rPr>
         <w:t>All</w:t>
       </w:r>
       <w:r>
         <w:rPr>
+          <w:rFonts w:ascii="Arial" w:hAnsi="Arial" w:cs="Arial"/>
           <w:b/>
           <w:spacing w:val="-7"/>
-          <w:sz w:val="17"/>
-        </w:rPr>
-        <w:t xml:space="preserve"> </w:t>
-      </w:r>
-      <w:r>
-        <w:rPr>
+        </w:rPr>
+        <w:t xml:space="preserve"> </w:t>
+      </w:r>
+      <w:r>
+        <w:rPr>
+          <w:rFonts w:ascii="Arial" w:hAnsi="Arial" w:cs="Arial"/>
           <w:b/>
           <w:spacing w:val="-4"/>
           <w:w w:val="85"/>
-          <w:sz w:val="17"/>
         </w:rPr>
         <w:t>UPI</w:t>
       </w:r>
       <w:r>
         <w:rPr>
-          <w:b/>
-          <w:spacing w:val="-6"/>
-          <w:sz w:val="17"/>
-        </w:rPr>
-        <w:t xml:space="preserve"> </w:t>
-      </w:r>
-      <w:r>
-        <w:rPr>
+          <w:rFonts w:ascii="Arial" w:hAnsi="Arial" w:cs="Arial"/>
+          <w:b/>
+          <w:spacing w:val="-6"/>
+        </w:rPr>
+        <w:t xml:space="preserve"> </w:t>
+      </w:r>
+      <w:r>
+        <w:rPr>
+          <w:rFonts w:ascii="Arial" w:hAnsi="Arial" w:cs="Arial"/>
           <w:b/>
           <w:spacing w:val="-4"/>
           <w:w w:val="85"/>
-          <w:sz w:val="17"/>
         </w:rPr>
         <w:t>Mobile</w:t>
       </w:r>
       <w:r>
         <w:rPr>
+          <w:rFonts w:ascii="Arial" w:hAnsi="Arial" w:cs="Arial"/>
           <w:b/>
           <w:spacing w:val="-7"/>
-          <w:sz w:val="17"/>
-        </w:rPr>
-        <w:t xml:space="preserve"> </w:t>
-      </w:r>
-      <w:r>
-        <w:rPr>
+        </w:rPr>
+        <w:t xml:space="preserve"> </w:t>
+      </w:r>
+      <w:r>
+        <w:rPr>
+          <w:rFonts w:ascii="Arial" w:hAnsi="Arial" w:cs="Arial"/>
           <w:b/>
           <w:spacing w:val="-4"/>
           <w:w w:val="85"/>
-          <w:sz w:val="17"/>
         </w:rPr>
         <w:t>applications</w:t>
       </w:r>
       <w:r>
         <w:rPr>
+          <w:rFonts w:ascii="Arial" w:hAnsi="Arial" w:cs="Arial"/>
           <w:b/>
           <w:spacing w:val="-7"/>
-          <w:sz w:val="17"/>
-        </w:rPr>
-        <w:t xml:space="preserve"> </w:t>
-      </w:r>
-      <w:r>
-        <w:rPr>
+        </w:rPr>
+        <w:t xml:space="preserve"> </w:t>
+      </w:r>
+      <w:r>
+        <w:rPr>
+          <w:rFonts w:ascii="Arial" w:hAnsi="Arial" w:cs="Arial"/>
           <w:b/>
           <w:spacing w:val="-4"/>
           <w:w w:val="85"/>
-          <w:sz w:val="17"/>
         </w:rPr>
         <w:t>(Ex:</w:t>
       </w:r>
       <w:r>
         <w:rPr>
-          <w:b/>
-          <w:spacing w:val="-6"/>
-          <w:sz w:val="17"/>
-        </w:rPr>
-        <w:t xml:space="preserve"> </w:t>
-      </w:r>
-      <w:r>
-        <w:rPr>
+          <w:rFonts w:ascii="Arial" w:hAnsi="Arial" w:cs="Arial"/>
+          <w:b/>
+          <w:spacing w:val="-6"/>
+        </w:rPr>
+        <w:t xml:space="preserve"> </w:t>
+      </w:r>
+      <w:r>
+        <w:rPr>
+          <w:rFonts w:ascii="Arial" w:hAnsi="Arial" w:cs="Arial"/>
           <w:b/>
           <w:spacing w:val="-4"/>
           <w:w w:val="85"/>
-          <w:sz w:val="17"/>
-        </w:rPr>
-        <w:t>PhonePe</w:t>
-      </w:r>
-      <w:r>
-        <w:rPr>
+        </w:rPr>
+        <w:t>Phone</w:t>
+      </w:r>
+      <w:r>
+        <w:rPr>
+          <w:rFonts w:ascii="Arial" w:hAnsi="Arial" w:cs="Arial"/>
+          <w:b/>
+          <w:spacing w:val="-4"/>
+          <w:w w:val="85"/>
+        </w:rPr>
+        <w:t xml:space="preserve"> </w:t>
+      </w:r>
+      <w:r>
+        <w:rPr>
+          <w:rFonts w:ascii="Arial" w:hAnsi="Arial" w:cs="Arial"/>
+          <w:b/>
+          <w:spacing w:val="-4"/>
+          <w:w w:val="85"/>
+        </w:rPr>
+        <w:t>P</w:t>
+      </w:r>
+      <w:r>
+        <w:rPr>
+          <w:rFonts w:ascii="Arial" w:hAnsi="Arial" w:cs="Arial"/>
+          <w:b/>
+          <w:spacing w:val="-4"/>
+          <w:w w:val="85"/>
+        </w:rPr>
+        <w:t>e</w:t>
+      </w:r>
+      <w:r>
+        <w:rPr>
+          <w:rFonts w:ascii="Arial" w:hAnsi="Arial" w:cs="Arial"/>
           <w:b/>
           <w:spacing w:val="-7"/>
-          <w:sz w:val="17"/>
-        </w:rPr>
-        <w:t xml:space="preserve"> </w:t>
-      </w:r>
-      <w:r>
-        <w:rPr>
+        </w:rPr>
+        <w:t xml:space="preserve"> </w:t>
+      </w:r>
+      <w:r>
+        <w:rPr>
+          <w:rFonts w:ascii="Arial" w:hAnsi="Arial" w:cs="Arial"/>
           <w:b/>
           <w:spacing w:val="-4"/>
           <w:w w:val="85"/>
-          <w:sz w:val="17"/>
         </w:rPr>
         <w:t>&gt;&gt;</w:t>
       </w:r>
       <w:r>
         <w:rPr>
+          <w:rFonts w:ascii="Arial" w:hAnsi="Arial" w:cs="Arial"/>
           <w:b/>
           <w:spacing w:val="-7"/>
-          <w:sz w:val="17"/>
-        </w:rPr>
-        <w:t xml:space="preserve"> </w:t>
-      </w:r>
-      <w:r>
-        <w:rPr>
+        </w:rPr>
+        <w:t xml:space="preserve"> </w:t>
+      </w:r>
+      <w:r>
+        <w:rPr>
+          <w:rFonts w:ascii="Arial" w:hAnsi="Arial" w:cs="Arial"/>
           <w:b/>
           <w:spacing w:val="-4"/>
           <w:w w:val="85"/>
-          <w:sz w:val="17"/>
         </w:rPr>
         <w:t>Loan</w:t>
       </w:r>
       <w:r>
         <w:rPr>
-          <w:b/>
-          <w:spacing w:val="-6"/>
-          <w:sz w:val="17"/>
-        </w:rPr>
-        <w:t xml:space="preserve"> </w:t>
-      </w:r>
-      <w:r>
-        <w:rPr>
+          <w:rFonts w:ascii="Arial" w:hAnsi="Arial" w:cs="Arial"/>
+          <w:b/>
+          <w:spacing w:val="-6"/>
+        </w:rPr>
+        <w:t xml:space="preserve"> </w:t>
+      </w:r>
+      <w:r>
+        <w:rPr>
+          <w:rFonts w:ascii="Arial" w:hAnsi="Arial" w:cs="Arial"/>
           <w:b/>
           <w:spacing w:val="-4"/>
           <w:w w:val="85"/>
-          <w:sz w:val="17"/>
         </w:rPr>
         <w:t>Repayment</w:t>
       </w:r>
       <w:r>
         <w:rPr>
+          <w:rFonts w:ascii="Arial" w:hAnsi="Arial" w:cs="Arial"/>
           <w:b/>
           <w:spacing w:val="-7"/>
-          <w:sz w:val="17"/>
-        </w:rPr>
-        <w:t xml:space="preserve"> </w:t>
-      </w:r>
-      <w:r>
-        <w:rPr>
+        </w:rPr>
+        <w:t xml:space="preserve"> </w:t>
+      </w:r>
+      <w:r>
+        <w:rPr>
+          <w:rFonts w:ascii="Arial" w:hAnsi="Arial" w:cs="Arial"/>
           <w:b/>
           <w:spacing w:val="-4"/>
           <w:w w:val="85"/>
-          <w:sz w:val="17"/>
         </w:rPr>
         <w:t>option</w:t>
       </w:r>
       <w:r>
         <w:rPr>
-          <w:b/>
-          <w:spacing w:val="-6"/>
-          <w:sz w:val="17"/>
-        </w:rPr>
-        <w:t xml:space="preserve"> </w:t>
-      </w:r>
-      <w:r>
-        <w:rPr>
+          <w:rFonts w:ascii="Arial" w:hAnsi="Arial" w:cs="Arial"/>
+          <w:b/>
+          <w:spacing w:val="-6"/>
+        </w:rPr>
+        <w:t xml:space="preserve"> </w:t>
+      </w:r>
+      <w:r>
+        <w:rPr>
+          <w:rFonts w:ascii="Arial" w:hAnsi="Arial" w:cs="Arial"/>
           <w:b/>
           <w:spacing w:val="-4"/>
           <w:w w:val="85"/>
-          <w:sz w:val="17"/>
         </w:rPr>
         <w:t>&gt;&gt;</w:t>
       </w:r>
       <w:r>
         <w:rPr>
+          <w:rFonts w:ascii="Arial" w:hAnsi="Arial" w:cs="Arial"/>
           <w:b/>
           <w:spacing w:val="-7"/>
-          <w:sz w:val="17"/>
-        </w:rPr>
-        <w:t xml:space="preserve"> </w:t>
-      </w:r>
-      <w:r>
-        <w:rPr>
+        </w:rPr>
+        <w:t xml:space="preserve"> </w:t>
+      </w:r>
+      <w:r>
+        <w:rPr>
+          <w:rFonts w:ascii="Arial" w:hAnsi="Arial" w:cs="Arial"/>
           <w:spacing w:val="-4"/>
           <w:w w:val="85"/>
-          <w:sz w:val="17"/>
         </w:rPr>
         <w:t>SM</w:t>
       </w:r>
       <w:r>
         <w:rPr>
-          <w:spacing w:val="-4"/>
-          <w:sz w:val="17"/>
-        </w:rPr>
-        <w:t xml:space="preserve"> </w:t>
-      </w:r>
-      <w:r>
-        <w:rPr>
+          <w:rFonts w:ascii="Arial" w:hAnsi="Arial" w:cs="Arial"/>
+          <w:spacing w:val="-4"/>
+        </w:rPr>
+        <w:t xml:space="preserve"> </w:t>
+      </w:r>
+      <w:r>
+        <w:rPr>
+          <w:rFonts w:ascii="Arial" w:hAnsi="Arial" w:cs="Arial"/>
           <w:spacing w:val="-4"/>
           <w:w w:val="85"/>
-          <w:sz w:val="17"/>
         </w:rPr>
         <w:t>Square</w:t>
       </w:r>
       <w:r>
         <w:rPr>
+          <w:rFonts w:ascii="Arial" w:hAnsi="Arial" w:cs="Arial"/>
           <w:spacing w:val="-7"/>
-          <w:sz w:val="17"/>
-        </w:rPr>
-        <w:t xml:space="preserve"> </w:t>
-      </w:r>
-      <w:r>
-        <w:rPr>
+        </w:rPr>
+        <w:t xml:space="preserve"> </w:t>
+      </w:r>
+      <w:r>
+        <w:rPr>
+          <w:rFonts w:ascii="Arial" w:hAnsi="Arial" w:cs="Arial"/>
           <w:spacing w:val="-4"/>
           <w:w w:val="85"/>
-          <w:sz w:val="17"/>
         </w:rPr>
         <w:t>Credit</w:t>
       </w:r>
       <w:r>
         <w:rPr>
+          <w:rFonts w:ascii="Arial" w:hAnsi="Arial" w:cs="Arial"/>
           <w:spacing w:val="7"/>
-          <w:sz w:val="17"/>
-        </w:rPr>
-        <w:t xml:space="preserve"> </w:t>
-      </w:r>
-      <w:r>
-        <w:rPr>
+        </w:rPr>
+        <w:t xml:space="preserve"> </w:t>
+      </w:r>
+      <w:r>
+        <w:rPr>
+          <w:rFonts w:ascii="Arial" w:hAnsi="Arial" w:cs="Arial"/>
           <w:spacing w:val="-4"/>
           <w:w w:val="85"/>
-          <w:sz w:val="17"/>
         </w:rPr>
         <w:t>Services</w:t>
       </w:r>
       <w:r>
         <w:rPr>
+          <w:rFonts w:ascii="Arial" w:hAnsi="Arial" w:cs="Arial"/>
           <w:spacing w:val="-2"/>
-          <w:sz w:val="17"/>
-        </w:rPr>
-        <w:t xml:space="preserve"> </w:t>
-      </w:r>
-      <w:r>
-        <w:rPr>
+        </w:rPr>
+        <w:t xml:space="preserve"> </w:t>
+      </w:r>
+      <w:r>
+        <w:rPr>
+          <w:rFonts w:ascii="Arial" w:hAnsi="Arial" w:cs="Arial"/>
           <w:spacing w:val="-4"/>
           <w:w w:val="85"/>
-          <w:sz w:val="17"/>
         </w:rPr>
         <w:t>Private</w:t>
       </w:r>
       <w:r>
         <w:rPr>
+          <w:rFonts w:ascii="Arial" w:hAnsi="Arial" w:cs="Arial"/>
           <w:spacing w:val="-7"/>
-          <w:sz w:val="17"/>
-        </w:rPr>
-        <w:t xml:space="preserve"> </w:t>
-      </w:r>
-      <w:r>
-        <w:rPr>
+        </w:rPr>
+        <w:t xml:space="preserve"> </w:t>
+      </w:r>
+      <w:r>
+        <w:rPr>
+          <w:rFonts w:ascii="Arial" w:hAnsi="Arial" w:cs="Arial"/>
           <w:spacing w:val="-4"/>
           <w:w w:val="85"/>
-          <w:sz w:val="17"/>
         </w:rPr>
         <w:t>Limited</w:t>
       </w:r>
       <w:r>
         <w:rPr>
+          <w:rFonts w:ascii="Arial" w:hAnsi="Arial" w:cs="Arial"/>
           <w:spacing w:val="-7"/>
-          <w:sz w:val="17"/>
-        </w:rPr>
-        <w:t xml:space="preserve"> </w:t>
-      </w:r>
-      <w:r>
-        <w:rPr>
+        </w:rPr>
+        <w:t xml:space="preserve"> </w:t>
+      </w:r>
+      <w:r>
+        <w:rPr>
+          <w:rFonts w:ascii="Arial" w:hAnsi="Arial" w:cs="Arial"/>
           <w:b/>
           <w:spacing w:val="-4"/>
           <w:w w:val="85"/>
-          <w:sz w:val="17"/>
         </w:rPr>
         <w:t>&gt;&gt;</w:t>
       </w:r>
       <w:r>
         <w:rPr>
-          <w:b/>
-          <w:spacing w:val="-6"/>
-          <w:sz w:val="17"/>
-        </w:rPr>
-        <w:t xml:space="preserve"> </w:t>
-      </w:r>
-      <w:r>
-        <w:rPr>
+          <w:rFonts w:ascii="Arial" w:hAnsi="Arial" w:cs="Arial"/>
+          <w:b/>
+          <w:spacing w:val="-6"/>
+        </w:rPr>
+        <w:t xml:space="preserve"> </w:t>
+      </w:r>
+      <w:r>
+        <w:rPr>
+          <w:rFonts w:ascii="Arial" w:hAnsi="Arial" w:cs="Arial"/>
           <w:b/>
           <w:spacing w:val="-4"/>
           <w:w w:val="85"/>
-          <w:sz w:val="17"/>
         </w:rPr>
         <w:t>Loan</w:t>
       </w:r>
       <w:r>
         <w:rPr>
-          <w:b/>
-          <w:spacing w:val="-6"/>
-          <w:sz w:val="17"/>
-        </w:rPr>
-        <w:t xml:space="preserve"> </w:t>
-      </w:r>
-      <w:r>
-        <w:rPr>
+          <w:rFonts w:ascii="Arial" w:hAnsi="Arial" w:cs="Arial"/>
+          <w:b/>
+          <w:spacing w:val="-6"/>
+        </w:rPr>
+        <w:t xml:space="preserve"> </w:t>
+      </w:r>
+      <w:r>
+        <w:rPr>
+          <w:rFonts w:ascii="Arial" w:hAnsi="Arial" w:cs="Arial"/>
           <w:b/>
           <w:spacing w:val="-4"/>
           <w:w w:val="85"/>
-          <w:sz w:val="17"/>
         </w:rPr>
         <w:t>Account</w:t>
       </w:r>
       <w:r>
         <w:rPr>
-          <w:b/>
-          <w:sz w:val="17"/>
-        </w:rPr>
-        <w:t xml:space="preserve"> </w:t>
-      </w:r>
-      <w:r>
-        <w:rPr>
-          <w:b/>
-          <w:spacing w:val="-6"/>
-          <w:w w:val="90"/>
-          <w:sz w:val="17"/>
+          <w:rFonts w:ascii="Arial" w:hAnsi="Arial" w:cs="Arial"/>
+          <w:b/>
+        </w:rPr>
+        <w:t xml:space="preserve"> </w:t>
+      </w:r>
+      <w:r>
+        <w:rPr>
+          <w:rFonts w:ascii="Arial" w:hAnsi="Arial" w:cs="Arial"/>
+          <w:b/>
+          <w:spacing w:val="-6"/>
+          <w:w w:val="90"/>
         </w:rPr>
         <w:t xml:space="preserve">Number: </w:t>
       </w:r>
       <w:r>
         <w:rPr>
-          <w:b/>
-          <w:spacing w:val="-6"/>
-          <w:w w:val="90"/>
-          <w:sz w:val="17"/>
+          <w:rFonts w:ascii="Arial" w:hAnsi="Arial" w:cs="Arial"/>
+          <w:b/>
+          <w:spacing w:val="-6"/>
+          <w:w w:val="90"/>
           <w:u w:val="single"/>
         </w:rPr>
-        <w:t>{{loan_account}}</w:t>
-      </w:r>
-      <w:r>
-        <w:rPr>
-          <w:b/>
-          <w:spacing w:val="-6"/>
-          <w:w w:val="90"/>
-          <w:sz w:val="17"/>
+        <w:t>{{</w:t>
+      </w:r>
+      <w:proofErr w:type="spellStart"/>
+      <w:r>
+        <w:rPr>
+          <w:rFonts w:ascii="Arial" w:hAnsi="Arial" w:cs="Arial"/>
+          <w:b/>
+          <w:spacing w:val="-6"/>
+          <w:w w:val="90"/>
+          <w:u w:val="single"/>
+        </w:rPr>
+        <w:t>loan_account</w:t>
+      </w:r>
+      <w:proofErr w:type="spellEnd"/>
+      <w:r>
+        <w:rPr>
+          <w:rFonts w:ascii="Arial" w:hAnsi="Arial" w:cs="Arial"/>
+          <w:b/>
+          <w:spacing w:val="-6"/>
+          <w:w w:val="90"/>
+          <w:u w:val="single"/>
+        </w:rPr>
+        <w:t>}}</w:t>
+      </w:r>
+      <w:r>
+        <w:rPr>
+          <w:rFonts w:ascii="Arial" w:hAnsi="Arial" w:cs="Arial"/>
+          <w:b/>
+          <w:spacing w:val="-6"/>
+          <w:w w:val="90"/>
         </w:rPr>
         <w:t>) After</w:t>
       </w:r>
       <w:r>
         <w:rPr>
+          <w:rFonts w:ascii="Arial" w:hAnsi="Arial" w:cs="Arial"/>
           <w:b/>
           <w:spacing w:val="-9"/>
           <w:w w:val="90"/>
-          <w:sz w:val="17"/>
-        </w:rPr>
-        <w:t xml:space="preserve"> </w:t>
-      </w:r>
-      <w:r>
-        <w:rPr>
-          <w:b/>
-          <w:spacing w:val="-6"/>
-          <w:w w:val="90"/>
-          <w:sz w:val="17"/>
+        </w:rPr>
+        <w:t xml:space="preserve"> </w:t>
+      </w:r>
+      <w:r>
+        <w:rPr>
+          <w:rFonts w:ascii="Arial" w:hAnsi="Arial" w:cs="Arial"/>
+          <w:b/>
+          <w:spacing w:val="-6"/>
+          <w:w w:val="90"/>
         </w:rPr>
         <w:t>making payments, please</w:t>
       </w:r>
       <w:r>
         <w:rPr>
-          <w:b/>
-          <w:sz w:val="17"/>
-        </w:rPr>
-        <w:t xml:space="preserve"> </w:t>
-      </w:r>
-      <w:r>
-        <w:rPr>
-          <w:b/>
-          <w:spacing w:val="-6"/>
-          <w:w w:val="90"/>
-          <w:sz w:val="17"/>
+          <w:rFonts w:ascii="Arial" w:hAnsi="Arial" w:cs="Arial"/>
+          <w:b/>
+        </w:rPr>
+        <w:t xml:space="preserve"> </w:t>
+      </w:r>
+      <w:r>
+        <w:rPr>
+          <w:rFonts w:ascii="Arial" w:hAnsi="Arial" w:cs="Arial"/>
+          <w:b/>
+          <w:spacing w:val="-6"/>
+          <w:w w:val="90"/>
         </w:rPr>
         <w:t>notify us at 8333000111.</w:t>
       </w:r>
@@ -3481,656 +4858,964 @@
     <w:p>
       <w:pPr>
         <w:pStyle w:val="BodyText"/>
-        <w:spacing w:before="184" w:line="225" w:lineRule="auto"/>
+        <w:spacing w:before="184"/>
         <w:ind w:left="85" w:right="171"/>
+        <w:rPr>
+          <w:rFonts w:ascii="Arial" w:hAnsi="Arial" w:cs="Arial"/>
+          <w:sz w:val="22"/>
+          <w:szCs w:val="22"/>
+        </w:rPr>
       </w:pPr>
       <w:r>
         <w:rPr>
-          <w:b/>
-          <w:spacing w:val="-6"/>
-          <w:w w:val="90"/>
+          <w:rFonts w:ascii="Arial" w:hAnsi="Arial" w:cs="Arial"/>
+          <w:b/>
+          <w:spacing w:val="-6"/>
+          <w:w w:val="90"/>
+          <w:sz w:val="22"/>
+          <w:szCs w:val="22"/>
         </w:rPr>
         <w:t>Important Note</w:t>
       </w:r>
       <w:r>
         <w:rPr>
-          <w:spacing w:val="-6"/>
-          <w:w w:val="90"/>
+          <w:rFonts w:ascii="Arial" w:hAnsi="Arial" w:cs="Arial"/>
+          <w:spacing w:val="-6"/>
+          <w:w w:val="90"/>
+          <w:sz w:val="22"/>
+          <w:szCs w:val="22"/>
         </w:rPr>
         <w:t>:</w:t>
       </w:r>
       <w:r>
         <w:rPr>
+          <w:rFonts w:ascii="Arial" w:hAnsi="Arial" w:cs="Arial"/>
           <w:spacing w:val="-7"/>
           <w:w w:val="90"/>
-        </w:rPr>
-        <w:t xml:space="preserve"> </w:t>
-      </w:r>
-      <w:r>
-        <w:rPr>
-          <w:spacing w:val="-6"/>
-          <w:w w:val="90"/>
+          <w:sz w:val="22"/>
+          <w:szCs w:val="22"/>
+        </w:rPr>
+        <w:t xml:space="preserve"> </w:t>
+      </w:r>
+      <w:r>
+        <w:rPr>
+          <w:rFonts w:ascii="Arial" w:hAnsi="Arial" w:cs="Arial"/>
+          <w:spacing w:val="-6"/>
+          <w:w w:val="90"/>
+          <w:sz w:val="22"/>
+          <w:szCs w:val="22"/>
         </w:rPr>
         <w:t>If an</w:t>
       </w:r>
       <w:r>
         <w:rPr>
+          <w:rFonts w:ascii="Arial" w:hAnsi="Arial" w:cs="Arial"/>
           <w:spacing w:val="-7"/>
           <w:w w:val="90"/>
-        </w:rPr>
-        <w:t xml:space="preserve"> </w:t>
-      </w:r>
-      <w:r>
-        <w:rPr>
-          <w:spacing w:val="-6"/>
-          <w:w w:val="90"/>
+          <w:sz w:val="22"/>
+          <w:szCs w:val="22"/>
+        </w:rPr>
+        <w:t xml:space="preserve"> </w:t>
+      </w:r>
+      <w:r>
+        <w:rPr>
+          <w:rFonts w:ascii="Arial" w:hAnsi="Arial" w:cs="Arial"/>
+          <w:spacing w:val="-6"/>
+          <w:w w:val="90"/>
+          <w:sz w:val="22"/>
+          <w:szCs w:val="22"/>
         </w:rPr>
         <w:t>executive</w:t>
       </w:r>
       <w:r>
         <w:rPr>
+          <w:rFonts w:ascii="Arial" w:hAnsi="Arial" w:cs="Arial"/>
           <w:spacing w:val="-11"/>
           <w:w w:val="90"/>
-        </w:rPr>
-        <w:t xml:space="preserve"> </w:t>
-      </w:r>
-      <w:r>
-        <w:rPr>
-          <w:spacing w:val="-6"/>
-          <w:w w:val="90"/>
+          <w:sz w:val="22"/>
+          <w:szCs w:val="22"/>
+        </w:rPr>
+        <w:t xml:space="preserve"> </w:t>
+      </w:r>
+      <w:r>
+        <w:rPr>
+          <w:rFonts w:ascii="Arial" w:hAnsi="Arial" w:cs="Arial"/>
+          <w:spacing w:val="-6"/>
+          <w:w w:val="90"/>
+          <w:sz w:val="22"/>
+          <w:szCs w:val="22"/>
         </w:rPr>
         <w:t>requests payment, make</w:t>
       </w:r>
       <w:r>
         <w:rPr>
+          <w:rFonts w:ascii="Arial" w:hAnsi="Arial" w:cs="Arial"/>
           <w:spacing w:val="-11"/>
           <w:w w:val="90"/>
-        </w:rPr>
-        <w:t xml:space="preserve"> </w:t>
-      </w:r>
-      <w:r>
-        <w:rPr>
-          <w:spacing w:val="-6"/>
-          <w:w w:val="90"/>
+          <w:sz w:val="22"/>
+          <w:szCs w:val="22"/>
+        </w:rPr>
+        <w:t xml:space="preserve"> </w:t>
+      </w:r>
+      <w:r>
+        <w:rPr>
+          <w:rFonts w:ascii="Arial" w:hAnsi="Arial" w:cs="Arial"/>
+          <w:spacing w:val="-6"/>
+          <w:w w:val="90"/>
+          <w:sz w:val="22"/>
+          <w:szCs w:val="22"/>
         </w:rPr>
         <w:t>sure</w:t>
       </w:r>
       <w:r>
         <w:rPr>
+          <w:rFonts w:ascii="Arial" w:hAnsi="Arial" w:cs="Arial"/>
           <w:spacing w:val="-11"/>
           <w:w w:val="90"/>
-        </w:rPr>
-        <w:t xml:space="preserve"> </w:t>
-      </w:r>
-      <w:r>
-        <w:rPr>
-          <w:spacing w:val="-6"/>
-          <w:w w:val="90"/>
+          <w:sz w:val="22"/>
+          <w:szCs w:val="22"/>
+        </w:rPr>
+        <w:t xml:space="preserve"> </w:t>
+      </w:r>
+      <w:r>
+        <w:rPr>
+          <w:rFonts w:ascii="Arial" w:hAnsi="Arial" w:cs="Arial"/>
+          <w:spacing w:val="-6"/>
+          <w:w w:val="90"/>
+          <w:sz w:val="22"/>
+          <w:szCs w:val="22"/>
         </w:rPr>
         <w:t>to</w:t>
       </w:r>
       <w:r>
         <w:rPr>
+          <w:rFonts w:ascii="Arial" w:hAnsi="Arial" w:cs="Arial"/>
           <w:spacing w:val="-7"/>
           <w:w w:val="90"/>
-        </w:rPr>
-        <w:t xml:space="preserve"> </w:t>
-      </w:r>
-      <w:r>
-        <w:rPr>
-          <w:spacing w:val="-6"/>
-          <w:w w:val="90"/>
+          <w:sz w:val="22"/>
+          <w:szCs w:val="22"/>
+        </w:rPr>
+        <w:t xml:space="preserve"> </w:t>
+      </w:r>
+      <w:r>
+        <w:rPr>
+          <w:rFonts w:ascii="Arial" w:hAnsi="Arial" w:cs="Arial"/>
+          <w:spacing w:val="-6"/>
+          <w:w w:val="90"/>
+          <w:sz w:val="22"/>
+          <w:szCs w:val="22"/>
         </w:rPr>
         <w:t>get</w:t>
       </w:r>
       <w:r>
-        <w:t xml:space="preserve"> </w:t>
-      </w:r>
-      <w:r>
-        <w:rPr>
-          <w:spacing w:val="-6"/>
-          <w:w w:val="90"/>
+        <w:rPr>
+          <w:rFonts w:ascii="Arial" w:hAnsi="Arial" w:cs="Arial"/>
+          <w:sz w:val="22"/>
+          <w:szCs w:val="22"/>
+        </w:rPr>
+        <w:t xml:space="preserve"> </w:t>
+      </w:r>
+      <w:r>
+        <w:rPr>
+          <w:rFonts w:ascii="Arial" w:hAnsi="Arial" w:cs="Arial"/>
+          <w:spacing w:val="-6"/>
+          <w:w w:val="90"/>
+          <w:sz w:val="22"/>
+          <w:szCs w:val="22"/>
         </w:rPr>
         <w:t>a</w:t>
       </w:r>
       <w:r>
         <w:rPr>
+          <w:rFonts w:ascii="Arial" w:hAnsi="Arial" w:cs="Arial"/>
           <w:spacing w:val="-11"/>
           <w:w w:val="90"/>
-        </w:rPr>
-        <w:t xml:space="preserve"> </w:t>
-      </w:r>
-      <w:r>
-        <w:rPr>
-          <w:spacing w:val="-6"/>
-          <w:w w:val="90"/>
+          <w:sz w:val="22"/>
+          <w:szCs w:val="22"/>
+        </w:rPr>
+        <w:t xml:space="preserve"> </w:t>
+      </w:r>
+      <w:r>
+        <w:rPr>
+          <w:rFonts w:ascii="Arial" w:hAnsi="Arial" w:cs="Arial"/>
+          <w:spacing w:val="-6"/>
+          <w:w w:val="90"/>
+          <w:sz w:val="22"/>
+          <w:szCs w:val="22"/>
         </w:rPr>
         <w:t>receipt. If there's no</w:t>
       </w:r>
       <w:r>
         <w:rPr>
+          <w:rFonts w:ascii="Arial" w:hAnsi="Arial" w:cs="Arial"/>
           <w:spacing w:val="-7"/>
           <w:w w:val="90"/>
-        </w:rPr>
-        <w:t xml:space="preserve"> </w:t>
-      </w:r>
-      <w:r>
-        <w:rPr>
-          <w:spacing w:val="-6"/>
-          <w:w w:val="90"/>
+          <w:sz w:val="22"/>
+          <w:szCs w:val="22"/>
+        </w:rPr>
+        <w:t xml:space="preserve"> </w:t>
+      </w:r>
+      <w:r>
+        <w:rPr>
+          <w:rFonts w:ascii="Arial" w:hAnsi="Arial" w:cs="Arial"/>
+          <w:spacing w:val="-6"/>
+          <w:w w:val="90"/>
+          <w:sz w:val="22"/>
+          <w:szCs w:val="22"/>
         </w:rPr>
         <w:t>receipt, do</w:t>
       </w:r>
       <w:r>
         <w:rPr>
+          <w:rFonts w:ascii="Arial" w:hAnsi="Arial" w:cs="Arial"/>
           <w:spacing w:val="-7"/>
           <w:w w:val="90"/>
-        </w:rPr>
-        <w:t xml:space="preserve"> </w:t>
-      </w:r>
-      <w:r>
-        <w:rPr>
-          <w:spacing w:val="-6"/>
-          <w:w w:val="90"/>
+          <w:sz w:val="22"/>
+          <w:szCs w:val="22"/>
+        </w:rPr>
+        <w:t xml:space="preserve"> </w:t>
+      </w:r>
+      <w:r>
+        <w:rPr>
+          <w:rFonts w:ascii="Arial" w:hAnsi="Arial" w:cs="Arial"/>
+          <w:spacing w:val="-6"/>
+          <w:w w:val="90"/>
+          <w:sz w:val="22"/>
+          <w:szCs w:val="22"/>
         </w:rPr>
         <w:t>not</w:t>
       </w:r>
       <w:r>
-        <w:t xml:space="preserve"> </w:t>
-      </w:r>
-      <w:r>
-        <w:rPr>
-          <w:spacing w:val="-6"/>
-          <w:w w:val="90"/>
+        <w:rPr>
+          <w:rFonts w:ascii="Arial" w:hAnsi="Arial" w:cs="Arial"/>
+          <w:sz w:val="22"/>
+          <w:szCs w:val="22"/>
+        </w:rPr>
+        <w:t xml:space="preserve"> </w:t>
+      </w:r>
+      <w:r>
+        <w:rPr>
+          <w:rFonts w:ascii="Arial" w:hAnsi="Arial" w:cs="Arial"/>
+          <w:spacing w:val="-6"/>
+          <w:w w:val="90"/>
+          <w:sz w:val="22"/>
+          <w:szCs w:val="22"/>
         </w:rPr>
         <w:t>proceed</w:t>
       </w:r>
       <w:r>
         <w:rPr>
+          <w:rFonts w:ascii="Arial" w:hAnsi="Arial" w:cs="Arial"/>
           <w:spacing w:val="-7"/>
           <w:w w:val="90"/>
-        </w:rPr>
-        <w:t xml:space="preserve"> </w:t>
-      </w:r>
-      <w:r>
-        <w:rPr>
-          <w:spacing w:val="-6"/>
-          <w:w w:val="90"/>
+          <w:sz w:val="22"/>
+          <w:szCs w:val="22"/>
+        </w:rPr>
+        <w:t xml:space="preserve"> </w:t>
+      </w:r>
+      <w:r>
+        <w:rPr>
+          <w:rFonts w:ascii="Arial" w:hAnsi="Arial" w:cs="Arial"/>
+          <w:spacing w:val="-6"/>
+          <w:w w:val="90"/>
+          <w:sz w:val="22"/>
+          <w:szCs w:val="22"/>
         </w:rPr>
         <w:t>with</w:t>
       </w:r>
       <w:r>
         <w:rPr>
+          <w:rFonts w:ascii="Arial" w:hAnsi="Arial" w:cs="Arial"/>
           <w:spacing w:val="-7"/>
           <w:w w:val="90"/>
-        </w:rPr>
-        <w:t xml:space="preserve"> </w:t>
-      </w:r>
-      <w:r>
-        <w:rPr>
-          <w:spacing w:val="-6"/>
-          <w:w w:val="90"/>
+          <w:sz w:val="22"/>
+          <w:szCs w:val="22"/>
+        </w:rPr>
+        <w:t xml:space="preserve"> </w:t>
+      </w:r>
+      <w:r>
+        <w:rPr>
+          <w:rFonts w:ascii="Arial" w:hAnsi="Arial" w:cs="Arial"/>
+          <w:spacing w:val="-6"/>
+          <w:w w:val="90"/>
+          <w:sz w:val="22"/>
+          <w:szCs w:val="22"/>
         </w:rPr>
         <w:t>the</w:t>
       </w:r>
       <w:r>
         <w:rPr>
+          <w:rFonts w:ascii="Arial" w:hAnsi="Arial" w:cs="Arial"/>
           <w:spacing w:val="-11"/>
           <w:w w:val="90"/>
-        </w:rPr>
-        <w:t xml:space="preserve"> </w:t>
-      </w:r>
-      <w:r>
-        <w:rPr>
-          <w:spacing w:val="-6"/>
-          <w:w w:val="90"/>
+          <w:sz w:val="22"/>
+          <w:szCs w:val="22"/>
+        </w:rPr>
+        <w:t xml:space="preserve"> </w:t>
+      </w:r>
+      <w:r>
+        <w:rPr>
+          <w:rFonts w:ascii="Arial" w:hAnsi="Arial" w:cs="Arial"/>
+          <w:spacing w:val="-6"/>
+          <w:w w:val="90"/>
+          <w:sz w:val="22"/>
+          <w:szCs w:val="22"/>
         </w:rPr>
         <w:t>EMI payment. The</w:t>
       </w:r>
       <w:r>
         <w:rPr>
+          <w:rFonts w:ascii="Arial" w:hAnsi="Arial" w:cs="Arial"/>
           <w:spacing w:val="-11"/>
           <w:w w:val="90"/>
-        </w:rPr>
-        <w:t xml:space="preserve"> </w:t>
-      </w:r>
-      <w:r>
-        <w:rPr>
-          <w:spacing w:val="-6"/>
-          <w:w w:val="90"/>
+          <w:sz w:val="22"/>
+          <w:szCs w:val="22"/>
+        </w:rPr>
+        <w:t xml:space="preserve"> </w:t>
+      </w:r>
+      <w:r>
+        <w:rPr>
+          <w:rFonts w:ascii="Arial" w:hAnsi="Arial" w:cs="Arial"/>
+          <w:spacing w:val="-6"/>
+          <w:w w:val="90"/>
+          <w:sz w:val="22"/>
+          <w:szCs w:val="22"/>
         </w:rPr>
         <w:t>receipt</w:t>
       </w:r>
       <w:r>
-        <w:t xml:space="preserve"> </w:t>
-      </w:r>
-      <w:r>
-        <w:rPr>
-          <w:spacing w:val="-6"/>
-          <w:w w:val="90"/>
+        <w:rPr>
+          <w:rFonts w:ascii="Arial" w:hAnsi="Arial" w:cs="Arial"/>
+          <w:sz w:val="22"/>
+          <w:szCs w:val="22"/>
+        </w:rPr>
+        <w:t xml:space="preserve"> </w:t>
+      </w:r>
+      <w:r>
+        <w:rPr>
+          <w:rFonts w:ascii="Arial" w:hAnsi="Arial" w:cs="Arial"/>
+          <w:spacing w:val="-6"/>
+          <w:w w:val="90"/>
+          <w:sz w:val="22"/>
+          <w:szCs w:val="22"/>
         </w:rPr>
         <w:t>can</w:t>
       </w:r>
       <w:r>
         <w:rPr>
+          <w:rFonts w:ascii="Arial" w:hAnsi="Arial" w:cs="Arial"/>
           <w:spacing w:val="-7"/>
           <w:w w:val="90"/>
-        </w:rPr>
-        <w:t xml:space="preserve"> </w:t>
-      </w:r>
-      <w:r>
-        <w:rPr>
-          <w:spacing w:val="-6"/>
-          <w:w w:val="90"/>
+          <w:sz w:val="22"/>
+          <w:szCs w:val="22"/>
+        </w:rPr>
+        <w:t xml:space="preserve"> </w:t>
+      </w:r>
+      <w:r>
+        <w:rPr>
+          <w:rFonts w:ascii="Arial" w:hAnsi="Arial" w:cs="Arial"/>
+          <w:spacing w:val="-6"/>
+          <w:w w:val="90"/>
+          <w:sz w:val="22"/>
+          <w:szCs w:val="22"/>
         </w:rPr>
         <w:t>be</w:t>
       </w:r>
       <w:r>
         <w:rPr>
+          <w:rFonts w:ascii="Arial" w:hAnsi="Arial" w:cs="Arial"/>
           <w:spacing w:val="-11"/>
           <w:w w:val="90"/>
-        </w:rPr>
-        <w:t xml:space="preserve"> </w:t>
-      </w:r>
-      <w:r>
-        <w:rPr>
-          <w:spacing w:val="-6"/>
-          <w:w w:val="90"/>
+          <w:sz w:val="22"/>
+          <w:szCs w:val="22"/>
+        </w:rPr>
+        <w:t xml:space="preserve"> </w:t>
+      </w:r>
+      <w:r>
+        <w:rPr>
+          <w:rFonts w:ascii="Arial" w:hAnsi="Arial" w:cs="Arial"/>
+          <w:spacing w:val="-6"/>
+          <w:w w:val="90"/>
+          <w:sz w:val="22"/>
+          <w:szCs w:val="22"/>
         </w:rPr>
         <w:t>a</w:t>
       </w:r>
       <w:r>
         <w:rPr>
+          <w:rFonts w:ascii="Arial" w:hAnsi="Arial" w:cs="Arial"/>
           <w:spacing w:val="-11"/>
           <w:w w:val="90"/>
-        </w:rPr>
-        <w:t xml:space="preserve"> </w:t>
-      </w:r>
-      <w:r>
-        <w:rPr>
-          <w:spacing w:val="-6"/>
-          <w:w w:val="90"/>
+          <w:sz w:val="22"/>
+          <w:szCs w:val="22"/>
+        </w:rPr>
+        <w:t xml:space="preserve"> </w:t>
+      </w:r>
+      <w:r>
+        <w:rPr>
+          <w:rFonts w:ascii="Arial" w:hAnsi="Arial" w:cs="Arial"/>
+          <w:spacing w:val="-6"/>
+          <w:w w:val="90"/>
+          <w:sz w:val="22"/>
+          <w:szCs w:val="22"/>
         </w:rPr>
         <w:t>WhatsApp</w:t>
       </w:r>
       <w:r>
-        <w:t xml:space="preserve"> </w:t>
-      </w:r>
-      <w:r>
-        <w:rPr>
-          <w:spacing w:val="-6"/>
-          <w:w w:val="90"/>
+        <w:rPr>
+          <w:rFonts w:ascii="Arial" w:hAnsi="Arial" w:cs="Arial"/>
+          <w:sz w:val="22"/>
+          <w:szCs w:val="22"/>
+        </w:rPr>
+        <w:t xml:space="preserve"> </w:t>
+      </w:r>
+      <w:r>
+        <w:rPr>
+          <w:rFonts w:ascii="Arial" w:hAnsi="Arial" w:cs="Arial"/>
+          <w:spacing w:val="-6"/>
+          <w:w w:val="90"/>
+          <w:sz w:val="22"/>
+          <w:szCs w:val="22"/>
         </w:rPr>
         <w:t>screenshot</w:t>
       </w:r>
       <w:r>
-        <w:t xml:space="preserve"> </w:t>
-      </w:r>
-      <w:r>
-        <w:rPr>
-          <w:spacing w:val="-6"/>
-          <w:w w:val="90"/>
+        <w:rPr>
+          <w:rFonts w:ascii="Arial" w:hAnsi="Arial" w:cs="Arial"/>
+          <w:sz w:val="22"/>
+          <w:szCs w:val="22"/>
+        </w:rPr>
+        <w:t xml:space="preserve"> </w:t>
+      </w:r>
+      <w:r>
+        <w:rPr>
+          <w:rFonts w:ascii="Arial" w:hAnsi="Arial" w:cs="Arial"/>
+          <w:spacing w:val="-6"/>
+          <w:w w:val="90"/>
+          <w:sz w:val="22"/>
+          <w:szCs w:val="22"/>
         </w:rPr>
         <w:t>or an</w:t>
       </w:r>
       <w:r>
-        <w:t xml:space="preserve"> </w:t>
-      </w:r>
-      <w:r>
-        <w:rPr>
-          <w:spacing w:val="-6"/>
-          <w:w w:val="90"/>
+        <w:rPr>
+          <w:rFonts w:ascii="Arial" w:hAnsi="Arial" w:cs="Arial"/>
+          <w:sz w:val="22"/>
+          <w:szCs w:val="22"/>
+        </w:rPr>
+        <w:t xml:space="preserve"> </w:t>
+      </w:r>
+      <w:r>
+        <w:rPr>
+          <w:rFonts w:ascii="Arial" w:hAnsi="Arial" w:cs="Arial"/>
+          <w:spacing w:val="-6"/>
+          <w:w w:val="90"/>
+          <w:sz w:val="22"/>
+          <w:szCs w:val="22"/>
         </w:rPr>
         <w:t>SMS</w:t>
       </w:r>
       <w:r>
         <w:rPr>
+          <w:rFonts w:ascii="Arial" w:hAnsi="Arial" w:cs="Arial"/>
           <w:spacing w:val="-24"/>
           <w:w w:val="90"/>
-        </w:rPr>
-        <w:t xml:space="preserve"> </w:t>
-      </w:r>
-      <w:r>
-        <w:rPr>
-          <w:spacing w:val="-6"/>
-          <w:w w:val="90"/>
+          <w:sz w:val="22"/>
+          <w:szCs w:val="22"/>
+        </w:rPr>
+        <w:t xml:space="preserve"> </w:t>
+      </w:r>
+      <w:r>
+        <w:rPr>
+          <w:rFonts w:ascii="Arial" w:hAnsi="Arial" w:cs="Arial"/>
+          <w:spacing w:val="-6"/>
+          <w:w w:val="90"/>
+          <w:sz w:val="22"/>
+          <w:szCs w:val="22"/>
         </w:rPr>
         <w:t>confirmation</w:t>
       </w:r>
       <w:r>
         <w:rPr>
+          <w:rFonts w:ascii="Arial" w:hAnsi="Arial" w:cs="Arial"/>
           <w:spacing w:val="-13"/>
           <w:w w:val="90"/>
-        </w:rPr>
-        <w:t xml:space="preserve"> </w:t>
-      </w:r>
-      <w:r>
-        <w:rPr>
-          <w:spacing w:val="-6"/>
-          <w:w w:val="90"/>
+          <w:sz w:val="22"/>
+          <w:szCs w:val="22"/>
+        </w:rPr>
+        <w:t xml:space="preserve"> </w:t>
+      </w:r>
+      <w:r>
+        <w:rPr>
+          <w:rFonts w:ascii="Arial" w:hAnsi="Arial" w:cs="Arial"/>
+          <w:spacing w:val="-6"/>
+          <w:w w:val="90"/>
+          <w:sz w:val="22"/>
+          <w:szCs w:val="22"/>
         </w:rPr>
         <w:t>from</w:t>
       </w:r>
       <w:r>
         <w:rPr>
+          <w:rFonts w:ascii="Arial" w:hAnsi="Arial" w:cs="Arial"/>
           <w:spacing w:val="-22"/>
           <w:w w:val="90"/>
-        </w:rPr>
-        <w:t xml:space="preserve"> </w:t>
-      </w:r>
-      <w:r>
-        <w:rPr>
-          <w:spacing w:val="-6"/>
-          <w:w w:val="90"/>
+          <w:sz w:val="22"/>
+          <w:szCs w:val="22"/>
+        </w:rPr>
+        <w:t xml:space="preserve"> </w:t>
+      </w:r>
+      <w:r>
+        <w:rPr>
+          <w:rFonts w:ascii="Arial" w:hAnsi="Arial" w:cs="Arial"/>
+          <w:spacing w:val="-6"/>
+          <w:w w:val="90"/>
+          <w:sz w:val="22"/>
+          <w:szCs w:val="22"/>
         </w:rPr>
         <w:t>SMSQUARE.</w:t>
       </w:r>
       <w:r>
         <w:rPr>
+          <w:rFonts w:ascii="Arial" w:hAnsi="Arial" w:cs="Arial"/>
           <w:spacing w:val="-8"/>
           <w:w w:val="90"/>
-        </w:rPr>
-        <w:t xml:space="preserve"> </w:t>
-      </w:r>
-      <w:r>
-        <w:rPr>
-          <w:spacing w:val="-6"/>
-          <w:w w:val="90"/>
+          <w:sz w:val="22"/>
+          <w:szCs w:val="22"/>
+        </w:rPr>
+        <w:t xml:space="preserve"> </w:t>
+      </w:r>
+      <w:r>
+        <w:rPr>
+          <w:rFonts w:ascii="Arial" w:hAnsi="Arial" w:cs="Arial"/>
+          <w:spacing w:val="-6"/>
+          <w:w w:val="90"/>
+          <w:sz w:val="22"/>
+          <w:szCs w:val="22"/>
         </w:rPr>
         <w:t>Please</w:t>
       </w:r>
       <w:r>
         <w:rPr>
+          <w:rFonts w:ascii="Arial" w:hAnsi="Arial" w:cs="Arial"/>
           <w:spacing w:val="-16"/>
           <w:w w:val="90"/>
-        </w:rPr>
-        <w:t xml:space="preserve"> </w:t>
-      </w:r>
-      <w:r>
-        <w:rPr>
-          <w:spacing w:val="-6"/>
-          <w:w w:val="90"/>
+          <w:sz w:val="22"/>
+          <w:szCs w:val="22"/>
+        </w:rPr>
+        <w:t xml:space="preserve"> </w:t>
+      </w:r>
+      <w:r>
+        <w:rPr>
+          <w:rFonts w:ascii="Arial" w:hAnsi="Arial" w:cs="Arial"/>
+          <w:spacing w:val="-6"/>
+          <w:w w:val="90"/>
+          <w:sz w:val="22"/>
+          <w:szCs w:val="22"/>
         </w:rPr>
         <w:t>be</w:t>
       </w:r>
       <w:r>
         <w:rPr>
+          <w:rFonts w:ascii="Arial" w:hAnsi="Arial" w:cs="Arial"/>
           <w:spacing w:val="-16"/>
           <w:w w:val="90"/>
-        </w:rPr>
-        <w:t xml:space="preserve"> </w:t>
-      </w:r>
-      <w:r>
-        <w:rPr>
-          <w:spacing w:val="-6"/>
-          <w:w w:val="90"/>
+          <w:sz w:val="22"/>
+          <w:szCs w:val="22"/>
+        </w:rPr>
+        <w:t xml:space="preserve"> </w:t>
+      </w:r>
+      <w:r>
+        <w:rPr>
+          <w:rFonts w:ascii="Arial" w:hAnsi="Arial" w:cs="Arial"/>
+          <w:spacing w:val="-6"/>
+          <w:w w:val="90"/>
+          <w:sz w:val="22"/>
+          <w:szCs w:val="22"/>
         </w:rPr>
         <w:t>informed</w:t>
       </w:r>
       <w:r>
         <w:rPr>
+          <w:rFonts w:ascii="Arial" w:hAnsi="Arial" w:cs="Arial"/>
           <w:spacing w:val="-13"/>
           <w:w w:val="90"/>
-        </w:rPr>
-        <w:t xml:space="preserve"> </w:t>
-      </w:r>
-      <w:r>
-        <w:rPr>
-          <w:spacing w:val="-6"/>
-          <w:w w:val="90"/>
+          <w:sz w:val="22"/>
+          <w:szCs w:val="22"/>
+        </w:rPr>
+        <w:t xml:space="preserve"> </w:t>
+      </w:r>
+      <w:r>
+        <w:rPr>
+          <w:rFonts w:ascii="Arial" w:hAnsi="Arial" w:cs="Arial"/>
+          <w:spacing w:val="-6"/>
+          <w:w w:val="90"/>
+          <w:sz w:val="22"/>
+          <w:szCs w:val="22"/>
         </w:rPr>
         <w:t>that</w:t>
       </w:r>
       <w:r>
         <w:rPr>
-          <w:spacing w:val="-6"/>
-        </w:rPr>
-        <w:t xml:space="preserve"> </w:t>
-      </w:r>
-      <w:r>
-        <w:rPr>
-          <w:spacing w:val="-6"/>
-          <w:w w:val="90"/>
+          <w:rFonts w:ascii="Arial" w:hAnsi="Arial" w:cs="Arial"/>
+          <w:spacing w:val="-6"/>
+          <w:sz w:val="22"/>
+          <w:szCs w:val="22"/>
+        </w:rPr>
+        <w:t xml:space="preserve"> </w:t>
+      </w:r>
+      <w:r>
+        <w:rPr>
+          <w:rFonts w:ascii="Arial" w:hAnsi="Arial" w:cs="Arial"/>
+          <w:spacing w:val="-6"/>
+          <w:w w:val="90"/>
+          <w:sz w:val="22"/>
+          <w:szCs w:val="22"/>
         </w:rPr>
         <w:t>no</w:t>
       </w:r>
       <w:r>
         <w:rPr>
+          <w:rFonts w:ascii="Arial" w:hAnsi="Arial" w:cs="Arial"/>
           <w:spacing w:val="-12"/>
           <w:w w:val="90"/>
-        </w:rPr>
-        <w:t xml:space="preserve"> </w:t>
-      </w:r>
-      <w:r>
-        <w:rPr>
-          <w:spacing w:val="-6"/>
-          <w:w w:val="90"/>
+          <w:sz w:val="22"/>
+          <w:szCs w:val="22"/>
+        </w:rPr>
+        <w:t xml:space="preserve"> </w:t>
+      </w:r>
+      <w:r>
+        <w:rPr>
+          <w:rFonts w:ascii="Arial" w:hAnsi="Arial" w:cs="Arial"/>
+          <w:spacing w:val="-6"/>
+          <w:w w:val="90"/>
+          <w:sz w:val="22"/>
+          <w:szCs w:val="22"/>
         </w:rPr>
         <w:t>payments</w:t>
       </w:r>
       <w:r>
         <w:rPr>
+          <w:rFonts w:ascii="Arial" w:hAnsi="Arial" w:cs="Arial"/>
           <w:spacing w:val="-8"/>
           <w:w w:val="90"/>
-        </w:rPr>
-        <w:t xml:space="preserve"> </w:t>
-      </w:r>
-      <w:r>
-        <w:rPr>
-          <w:spacing w:val="-6"/>
-          <w:w w:val="90"/>
+          <w:sz w:val="22"/>
+          <w:szCs w:val="22"/>
+        </w:rPr>
+        <w:t xml:space="preserve"> </w:t>
+      </w:r>
+      <w:r>
+        <w:rPr>
+          <w:rFonts w:ascii="Arial" w:hAnsi="Arial" w:cs="Arial"/>
+          <w:spacing w:val="-6"/>
+          <w:w w:val="90"/>
+          <w:sz w:val="22"/>
+          <w:szCs w:val="22"/>
         </w:rPr>
         <w:t>should</w:t>
       </w:r>
       <w:r>
         <w:rPr>
+          <w:rFonts w:ascii="Arial" w:hAnsi="Arial" w:cs="Arial"/>
           <w:spacing w:val="-13"/>
           <w:w w:val="90"/>
-        </w:rPr>
-        <w:t xml:space="preserve"> </w:t>
-      </w:r>
-      <w:r>
-        <w:rPr>
-          <w:spacing w:val="-6"/>
-          <w:w w:val="90"/>
+          <w:sz w:val="22"/>
+          <w:szCs w:val="22"/>
+        </w:rPr>
+        <w:t xml:space="preserve"> </w:t>
+      </w:r>
+      <w:r>
+        <w:rPr>
+          <w:rFonts w:ascii="Arial" w:hAnsi="Arial" w:cs="Arial"/>
+          <w:spacing w:val="-6"/>
+          <w:w w:val="90"/>
+          <w:sz w:val="22"/>
+          <w:szCs w:val="22"/>
         </w:rPr>
         <w:t>be</w:t>
       </w:r>
       <w:r>
         <w:rPr>
+          <w:rFonts w:ascii="Arial" w:hAnsi="Arial" w:cs="Arial"/>
           <w:spacing w:val="-16"/>
           <w:w w:val="90"/>
-        </w:rPr>
-        <w:t xml:space="preserve"> </w:t>
-      </w:r>
-      <w:r>
-        <w:rPr>
-          <w:spacing w:val="-6"/>
-          <w:w w:val="90"/>
+          <w:sz w:val="22"/>
+          <w:szCs w:val="22"/>
+        </w:rPr>
+        <w:t xml:space="preserve"> </w:t>
+      </w:r>
+      <w:r>
+        <w:rPr>
+          <w:rFonts w:ascii="Arial" w:hAnsi="Arial" w:cs="Arial"/>
+          <w:spacing w:val="-6"/>
+          <w:w w:val="90"/>
+          <w:sz w:val="22"/>
+          <w:szCs w:val="22"/>
         </w:rPr>
         <w:t>made</w:t>
       </w:r>
       <w:r>
         <w:rPr>
+          <w:rFonts w:ascii="Arial" w:hAnsi="Arial" w:cs="Arial"/>
           <w:spacing w:val="-15"/>
           <w:w w:val="90"/>
-        </w:rPr>
-        <w:t xml:space="preserve"> </w:t>
-      </w:r>
-      <w:r>
-        <w:rPr>
-          <w:spacing w:val="-6"/>
-          <w:w w:val="90"/>
+          <w:sz w:val="22"/>
+          <w:szCs w:val="22"/>
+        </w:rPr>
+        <w:t xml:space="preserve"> </w:t>
+      </w:r>
+      <w:r>
+        <w:rPr>
+          <w:rFonts w:ascii="Arial" w:hAnsi="Arial" w:cs="Arial"/>
+          <w:spacing w:val="-6"/>
+          <w:w w:val="90"/>
+          <w:sz w:val="22"/>
+          <w:szCs w:val="22"/>
         </w:rPr>
         <w:t>to</w:t>
       </w:r>
       <w:r>
         <w:rPr>
+          <w:rFonts w:ascii="Arial" w:hAnsi="Arial" w:cs="Arial"/>
           <w:spacing w:val="-13"/>
           <w:w w:val="90"/>
-        </w:rPr>
-        <w:t xml:space="preserve"> </w:t>
-      </w:r>
-      <w:r>
-        <w:rPr>
-          <w:spacing w:val="-6"/>
-          <w:w w:val="90"/>
+          <w:sz w:val="22"/>
+          <w:szCs w:val="22"/>
+        </w:rPr>
+        <w:t xml:space="preserve"> </w:t>
+      </w:r>
+      <w:r>
+        <w:rPr>
+          <w:rFonts w:ascii="Arial" w:hAnsi="Arial" w:cs="Arial"/>
+          <w:spacing w:val="-6"/>
+          <w:w w:val="90"/>
+          <w:sz w:val="22"/>
+          <w:szCs w:val="22"/>
         </w:rPr>
         <w:t>any</w:t>
       </w:r>
       <w:r>
         <w:rPr>
-          <w:spacing w:val="-6"/>
-        </w:rPr>
-        <w:t xml:space="preserve"> </w:t>
-      </w:r>
-      <w:r>
-        <w:rPr>
-          <w:spacing w:val="-6"/>
-          <w:w w:val="90"/>
+          <w:rFonts w:ascii="Arial" w:hAnsi="Arial" w:cs="Arial"/>
+          <w:spacing w:val="-6"/>
+          <w:sz w:val="22"/>
+          <w:szCs w:val="22"/>
+        </w:rPr>
+        <w:t xml:space="preserve"> </w:t>
+      </w:r>
+      <w:r>
+        <w:rPr>
+          <w:rFonts w:ascii="Arial" w:hAnsi="Arial" w:cs="Arial"/>
+          <w:spacing w:val="-6"/>
+          <w:w w:val="90"/>
+          <w:sz w:val="22"/>
+          <w:szCs w:val="22"/>
         </w:rPr>
         <w:t>individual</w:t>
       </w:r>
       <w:r>
         <w:rPr>
+          <w:rFonts w:ascii="Arial" w:hAnsi="Arial" w:cs="Arial"/>
           <w:spacing w:val="-13"/>
           <w:w w:val="90"/>
-        </w:rPr>
-        <w:t xml:space="preserve"> </w:t>
-      </w:r>
-      <w:r>
-        <w:rPr>
-          <w:spacing w:val="-6"/>
-          <w:w w:val="90"/>
+          <w:sz w:val="22"/>
+          <w:szCs w:val="22"/>
+        </w:rPr>
+        <w:t xml:space="preserve"> </w:t>
+      </w:r>
+      <w:r>
+        <w:rPr>
+          <w:rFonts w:ascii="Arial" w:hAnsi="Arial" w:cs="Arial"/>
+          <w:spacing w:val="-6"/>
+          <w:w w:val="90"/>
+          <w:sz w:val="22"/>
+          <w:szCs w:val="22"/>
         </w:rPr>
         <w:t>executive's</w:t>
       </w:r>
       <w:r>
         <w:rPr>
+          <w:rFonts w:ascii="Arial" w:hAnsi="Arial" w:cs="Arial"/>
           <w:spacing w:val="-8"/>
           <w:w w:val="90"/>
-        </w:rPr>
-        <w:t xml:space="preserve"> </w:t>
-      </w:r>
-      <w:r>
-        <w:rPr>
-          <w:spacing w:val="-6"/>
-          <w:w w:val="90"/>
+          <w:sz w:val="22"/>
+          <w:szCs w:val="22"/>
+        </w:rPr>
+        <w:t xml:space="preserve"> </w:t>
+      </w:r>
+      <w:r>
+        <w:rPr>
+          <w:rFonts w:ascii="Arial" w:hAnsi="Arial" w:cs="Arial"/>
+          <w:spacing w:val="-6"/>
+          <w:w w:val="90"/>
+          <w:sz w:val="22"/>
+          <w:szCs w:val="22"/>
         </w:rPr>
         <w:t>personal</w:t>
       </w:r>
       <w:r>
         <w:rPr>
+          <w:rFonts w:ascii="Arial" w:hAnsi="Arial" w:cs="Arial"/>
           <w:spacing w:val="-12"/>
           <w:w w:val="90"/>
-        </w:rPr>
-        <w:t xml:space="preserve"> </w:t>
-      </w:r>
-      <w:r>
-        <w:rPr>
-          <w:spacing w:val="-6"/>
-          <w:w w:val="90"/>
+          <w:sz w:val="22"/>
+          <w:szCs w:val="22"/>
+        </w:rPr>
+        <w:t xml:space="preserve"> </w:t>
+      </w:r>
+      <w:r>
+        <w:rPr>
+          <w:rFonts w:ascii="Arial" w:hAnsi="Arial" w:cs="Arial"/>
+          <w:spacing w:val="-6"/>
+          <w:w w:val="90"/>
+          <w:sz w:val="22"/>
+          <w:szCs w:val="22"/>
         </w:rPr>
         <w:t>account.</w:t>
       </w:r>
       <w:r>
         <w:rPr>
+          <w:rFonts w:ascii="Arial" w:hAnsi="Arial" w:cs="Arial"/>
           <w:spacing w:val="-9"/>
           <w:w w:val="90"/>
-        </w:rPr>
-        <w:t xml:space="preserve"> </w:t>
-      </w:r>
-      <w:r>
-        <w:rPr>
-          <w:spacing w:val="-6"/>
-          <w:w w:val="90"/>
+          <w:sz w:val="22"/>
+          <w:szCs w:val="22"/>
+        </w:rPr>
+        <w:t xml:space="preserve"> </w:t>
+      </w:r>
+      <w:r>
+        <w:rPr>
+          <w:rFonts w:ascii="Arial" w:hAnsi="Arial" w:cs="Arial"/>
+          <w:spacing w:val="-6"/>
+          <w:w w:val="90"/>
+          <w:sz w:val="22"/>
+          <w:szCs w:val="22"/>
         </w:rPr>
         <w:t>Management</w:t>
       </w:r>
       <w:r>
         <w:rPr>
-          <w:spacing w:val="-6"/>
-        </w:rPr>
-        <w:t xml:space="preserve"> </w:t>
-      </w:r>
-      <w:r>
-        <w:rPr>
-          <w:spacing w:val="-6"/>
-          <w:w w:val="90"/>
+          <w:rFonts w:ascii="Arial" w:hAnsi="Arial" w:cs="Arial"/>
+          <w:spacing w:val="-6"/>
+          <w:sz w:val="22"/>
+          <w:szCs w:val="22"/>
+        </w:rPr>
+        <w:t xml:space="preserve"> </w:t>
+      </w:r>
+      <w:r>
+        <w:rPr>
+          <w:rFonts w:ascii="Arial" w:hAnsi="Arial" w:cs="Arial"/>
+          <w:spacing w:val="-6"/>
+          <w:w w:val="90"/>
+          <w:sz w:val="22"/>
+          <w:szCs w:val="22"/>
         </w:rPr>
         <w:t>will</w:t>
       </w:r>
       <w:r>
         <w:rPr>
+          <w:rFonts w:ascii="Arial" w:hAnsi="Arial" w:cs="Arial"/>
           <w:spacing w:val="-13"/>
           <w:w w:val="90"/>
-        </w:rPr>
-        <w:t xml:space="preserve"> </w:t>
-      </w:r>
-      <w:r>
-        <w:rPr>
-          <w:spacing w:val="-6"/>
-          <w:w w:val="90"/>
+          <w:sz w:val="22"/>
+          <w:szCs w:val="22"/>
+        </w:rPr>
+        <w:t xml:space="preserve"> </w:t>
+      </w:r>
+      <w:r>
+        <w:rPr>
+          <w:rFonts w:ascii="Arial" w:hAnsi="Arial" w:cs="Arial"/>
+          <w:spacing w:val="-6"/>
+          <w:w w:val="90"/>
+          <w:sz w:val="22"/>
+          <w:szCs w:val="22"/>
         </w:rPr>
         <w:t>not</w:t>
       </w:r>
       <w:r>
         <w:rPr>
-          <w:spacing w:val="-6"/>
-        </w:rPr>
-        <w:t xml:space="preserve"> </w:t>
-      </w:r>
-      <w:r>
-        <w:rPr>
-          <w:spacing w:val="-6"/>
-          <w:w w:val="90"/>
+          <w:rFonts w:ascii="Arial" w:hAnsi="Arial" w:cs="Arial"/>
+          <w:spacing w:val="-6"/>
+          <w:sz w:val="22"/>
+          <w:szCs w:val="22"/>
+        </w:rPr>
+        <w:t xml:space="preserve"> </w:t>
+      </w:r>
+      <w:r>
+        <w:rPr>
+          <w:rFonts w:ascii="Arial" w:hAnsi="Arial" w:cs="Arial"/>
+          <w:spacing w:val="-6"/>
+          <w:w w:val="90"/>
+          <w:sz w:val="22"/>
+          <w:szCs w:val="22"/>
         </w:rPr>
         <w:t>take</w:t>
       </w:r>
       <w:r>
         <w:rPr>
+          <w:rFonts w:ascii="Arial" w:hAnsi="Arial" w:cs="Arial"/>
           <w:spacing w:val="-16"/>
           <w:w w:val="90"/>
-        </w:rPr>
-        <w:t xml:space="preserve"> </w:t>
-      </w:r>
-      <w:r>
-        <w:rPr>
-          <w:spacing w:val="-6"/>
-          <w:w w:val="90"/>
+          <w:sz w:val="22"/>
+          <w:szCs w:val="22"/>
+        </w:rPr>
+        <w:t xml:space="preserve"> </w:t>
+      </w:r>
+      <w:r>
+        <w:rPr>
+          <w:rFonts w:ascii="Arial" w:hAnsi="Arial" w:cs="Arial"/>
+          <w:spacing w:val="-6"/>
+          <w:w w:val="90"/>
+          <w:sz w:val="22"/>
+          <w:szCs w:val="22"/>
         </w:rPr>
         <w:t>responsibility</w:t>
       </w:r>
       <w:r>
         <w:rPr>
-          <w:spacing w:val="-6"/>
-        </w:rPr>
-        <w:t xml:space="preserve"> </w:t>
-      </w:r>
-      <w:r>
-        <w:rPr>
-          <w:spacing w:val="-6"/>
-          <w:w w:val="90"/>
+          <w:rFonts w:ascii="Arial" w:hAnsi="Arial" w:cs="Arial"/>
+          <w:spacing w:val="-6"/>
+          <w:sz w:val="22"/>
+          <w:szCs w:val="22"/>
+        </w:rPr>
+        <w:t xml:space="preserve"> </w:t>
+      </w:r>
+      <w:r>
+        <w:rPr>
+          <w:rFonts w:ascii="Arial" w:hAnsi="Arial" w:cs="Arial"/>
+          <w:spacing w:val="-6"/>
+          <w:w w:val="90"/>
+          <w:sz w:val="22"/>
+          <w:szCs w:val="22"/>
         </w:rPr>
         <w:t>for</w:t>
       </w:r>
       <w:r>
         <w:rPr>
+          <w:rFonts w:ascii="Arial" w:hAnsi="Arial" w:cs="Arial"/>
           <w:spacing w:val="-9"/>
           <w:w w:val="90"/>
-        </w:rPr>
-        <w:t xml:space="preserve"> </w:t>
-      </w:r>
-      <w:r>
-        <w:rPr>
-          <w:spacing w:val="-6"/>
-          <w:w w:val="90"/>
+          <w:sz w:val="22"/>
+          <w:szCs w:val="22"/>
+        </w:rPr>
+        <w:t xml:space="preserve"> </w:t>
+      </w:r>
+      <w:r>
+        <w:rPr>
+          <w:rFonts w:ascii="Arial" w:hAnsi="Arial" w:cs="Arial"/>
+          <w:spacing w:val="-6"/>
+          <w:w w:val="90"/>
+          <w:sz w:val="22"/>
+          <w:szCs w:val="22"/>
         </w:rPr>
         <w:t>such</w:t>
       </w:r>
       <w:r>
         <w:rPr>
+          <w:rFonts w:ascii="Arial" w:hAnsi="Arial" w:cs="Arial"/>
           <w:spacing w:val="-2"/>
+          <w:sz w:val="22"/>
+          <w:szCs w:val="22"/>
         </w:rPr>
         <w:t xml:space="preserve"> payments.</w:t>
       </w:r>
@@ -4138,257 +5823,347 @@
     <w:p>
       <w:pPr>
         <w:pStyle w:val="BodyText"/>
+        <w:rPr>
+          <w:rFonts w:ascii="Arial" w:hAnsi="Arial" w:cs="Arial"/>
+          <w:sz w:val="22"/>
+          <w:szCs w:val="22"/>
+        </w:rPr>
       </w:pPr>
     </w:p>
     <w:p>
       <w:pPr>
         <w:pStyle w:val="BodyText"/>
+        <w:ind w:left="85"/>
+        <w:rPr>
+          <w:rFonts w:ascii="Arial" w:hAnsi="Arial" w:cs="Arial"/>
+          <w:spacing w:val="-2"/>
+          <w:sz w:val="22"/>
+          <w:szCs w:val="22"/>
+        </w:rPr>
       </w:pPr>
+      <w:r>
+        <w:rPr>
+          <w:rFonts w:ascii="Arial" w:hAnsi="Arial" w:cs="Arial"/>
+          <w:spacing w:val="-6"/>
+          <w:w w:val="90"/>
+          <w:sz w:val="22"/>
+          <w:szCs w:val="22"/>
+        </w:rPr>
+        <w:t>Thank</w:t>
+      </w:r>
+      <w:r>
+        <w:rPr>
+          <w:rFonts w:ascii="Arial" w:hAnsi="Arial" w:cs="Arial"/>
+          <w:spacing w:val="-8"/>
+          <w:w w:val="90"/>
+          <w:sz w:val="22"/>
+          <w:szCs w:val="22"/>
+        </w:rPr>
+        <w:t xml:space="preserve"> </w:t>
+      </w:r>
+      <w:r>
+        <w:rPr>
+          <w:rFonts w:ascii="Arial" w:hAnsi="Arial" w:cs="Arial"/>
+          <w:spacing w:val="-6"/>
+          <w:w w:val="90"/>
+          <w:sz w:val="22"/>
+          <w:szCs w:val="22"/>
+        </w:rPr>
+        <w:t>you</w:t>
+      </w:r>
+      <w:r>
+        <w:rPr>
+          <w:rFonts w:ascii="Arial" w:hAnsi="Arial" w:cs="Arial"/>
+          <w:spacing w:val="-8"/>
+          <w:w w:val="90"/>
+          <w:sz w:val="22"/>
+          <w:szCs w:val="22"/>
+        </w:rPr>
+        <w:t xml:space="preserve"> </w:t>
+      </w:r>
+      <w:r>
+        <w:rPr>
+          <w:rFonts w:ascii="Arial" w:hAnsi="Arial" w:cs="Arial"/>
+          <w:spacing w:val="-6"/>
+          <w:w w:val="90"/>
+          <w:sz w:val="22"/>
+          <w:szCs w:val="22"/>
+        </w:rPr>
+        <w:t>for your urgent</w:t>
+      </w:r>
+      <w:r>
+        <w:rPr>
+          <w:rFonts w:ascii="Arial" w:hAnsi="Arial" w:cs="Arial"/>
+          <w:sz w:val="22"/>
+          <w:szCs w:val="22"/>
+        </w:rPr>
+        <w:t xml:space="preserve"> </w:t>
+      </w:r>
+      <w:r>
+        <w:rPr>
+          <w:rFonts w:ascii="Arial" w:hAnsi="Arial" w:cs="Arial"/>
+          <w:spacing w:val="-6"/>
+          <w:w w:val="90"/>
+          <w:sz w:val="22"/>
+          <w:szCs w:val="22"/>
+        </w:rPr>
+        <w:t>attention</w:t>
+      </w:r>
+      <w:r>
+        <w:rPr>
+          <w:rFonts w:ascii="Arial" w:hAnsi="Arial" w:cs="Arial"/>
+          <w:spacing w:val="-8"/>
+          <w:w w:val="90"/>
+          <w:sz w:val="22"/>
+          <w:szCs w:val="22"/>
+        </w:rPr>
+        <w:t xml:space="preserve"> </w:t>
+      </w:r>
+      <w:r>
+        <w:rPr>
+          <w:rFonts w:ascii="Arial" w:hAnsi="Arial" w:cs="Arial"/>
+          <w:spacing w:val="-6"/>
+          <w:w w:val="90"/>
+          <w:sz w:val="22"/>
+          <w:szCs w:val="22"/>
+        </w:rPr>
+        <w:t>to</w:t>
+      </w:r>
+      <w:r>
+        <w:rPr>
+          <w:rFonts w:ascii="Arial" w:hAnsi="Arial" w:cs="Arial"/>
+          <w:spacing w:val="-8"/>
+          <w:w w:val="90"/>
+          <w:sz w:val="22"/>
+          <w:szCs w:val="22"/>
+        </w:rPr>
+        <w:t xml:space="preserve"> </w:t>
+      </w:r>
+      <w:r>
+        <w:rPr>
+          <w:rFonts w:ascii="Arial" w:hAnsi="Arial" w:cs="Arial"/>
+          <w:spacing w:val="-6"/>
+          <w:w w:val="90"/>
+          <w:sz w:val="22"/>
+          <w:szCs w:val="22"/>
+        </w:rPr>
+        <w:t>this matter.</w:t>
+      </w:r>
+      <w:r>
+        <w:rPr>
+          <w:rFonts w:ascii="Arial" w:hAnsi="Arial" w:cs="Arial"/>
+          <w:spacing w:val="-2"/>
+          <w:sz w:val="22"/>
+          <w:szCs w:val="22"/>
+        </w:rPr>
+        <w:t xml:space="preserve"> </w:t>
+      </w:r>
     </w:p>
     <w:p>
       <w:pPr>
         <w:pStyle w:val="BodyText"/>
+        <w:spacing w:before="120"/>
+        <w:ind w:left="85" w:right="7261"/>
+        <w:rPr>
+          <w:rFonts w:ascii="Arial" w:hAnsi="Arial" w:cs="Arial"/>
+          <w:sz w:val="22"/>
+          <w:szCs w:val="22"/>
+        </w:rPr>
       </w:pPr>
+      <w:r>
+        <w:rPr>
+          <w:rFonts w:ascii="Arial" w:hAnsi="Arial" w:cs="Arial"/>
+          <w:spacing w:val="-2"/>
+          <w:sz w:val="22"/>
+          <w:szCs w:val="22"/>
+        </w:rPr>
+        <w:t>Sincerely,</w:t>
+      </w:r>
     </w:p>
     <w:p>
       <w:pPr>
-        <w:pStyle w:val="BodyText"/>
-        <w:spacing w:line="451" w:lineRule="auto"/>
-        <w:ind w:left="85" w:right="7261"/>
+        <w:spacing w:before="2"/>
+        <w:ind w:left="85"/>
+        <w:rPr>
+          <w:rFonts w:ascii="Arial" w:hAnsi="Arial" w:cs="Arial"/>
+        </w:rPr>
       </w:pPr>
       <w:r>
         <w:rPr>
-          <w:spacing w:val="-6"/>
-          <w:w w:val="90"/>
-        </w:rPr>
-        <w:t>Thank</w:t>
-      </w:r>
-      <w:r>
-        <w:rPr>
-          <w:spacing w:val="-8"/>
-          <w:w w:val="90"/>
-        </w:rPr>
-        <w:t xml:space="preserve"> </w:t>
-      </w:r>
-      <w:r>
-        <w:rPr>
-          <w:spacing w:val="-6"/>
-          <w:w w:val="90"/>
-        </w:rPr>
-        <w:t>you</w:t>
-      </w:r>
-      <w:r>
-        <w:rPr>
-          <w:spacing w:val="-8"/>
-          <w:w w:val="90"/>
-        </w:rPr>
-        <w:t xml:space="preserve"> </w:t>
-      </w:r>
-      <w:r>
-        <w:rPr>
-          <w:spacing w:val="-6"/>
-          <w:w w:val="90"/>
-        </w:rPr>
-        <w:t>for your urgent</w:t>
-      </w:r>
-      <w:r>
-        <w:t xml:space="preserve"> </w:t>
-      </w:r>
-      <w:r>
-        <w:rPr>
-          <w:spacing w:val="-6"/>
-          <w:w w:val="90"/>
-        </w:rPr>
-        <w:t>attention</w:t>
-      </w:r>
-      <w:r>
-        <w:rPr>
-          <w:spacing w:val="-8"/>
-          <w:w w:val="90"/>
-        </w:rPr>
-        <w:t xml:space="preserve"> </w:t>
-      </w:r>
-      <w:r>
-        <w:rPr>
-          <w:spacing w:val="-6"/>
-          <w:w w:val="90"/>
-        </w:rPr>
-        <w:t>to</w:t>
-      </w:r>
-      <w:r>
-        <w:rPr>
-          <w:spacing w:val="-8"/>
-          <w:w w:val="90"/>
-        </w:rPr>
-        <w:t xml:space="preserve"> </w:t>
-      </w:r>
-      <w:r>
-        <w:rPr>
-          <w:spacing w:val="-6"/>
-          <w:w w:val="90"/>
-        </w:rPr>
-        <w:t>this matter.</w:t>
-      </w:r>
-      <w:r>
-        <w:rPr>
-          <w:spacing w:val="-2"/>
-        </w:rPr>
-        <w:t xml:space="preserve"> Sincerely,</w:t>
+          <w:rFonts w:ascii="Arial" w:hAnsi="Arial" w:cs="Arial"/>
+          <w:w w:val="90"/>
+        </w:rPr>
+        <w:t>SM</w:t>
+      </w:r>
+      <w:r>
+        <w:rPr>
+          <w:rFonts w:ascii="Arial" w:hAnsi="Arial" w:cs="Arial"/>
+          <w:spacing w:val="-7"/>
+          <w:w w:val="90"/>
+        </w:rPr>
+        <w:t xml:space="preserve"> </w:t>
+      </w:r>
+      <w:r>
+        <w:rPr>
+          <w:rFonts w:ascii="Arial" w:hAnsi="Arial" w:cs="Arial"/>
+          <w:w w:val="90"/>
+        </w:rPr>
+        <w:t>Square</w:t>
+      </w:r>
+      <w:r>
+        <w:rPr>
+          <w:rFonts w:ascii="Arial" w:hAnsi="Arial" w:cs="Arial"/>
+          <w:spacing w:val="-4"/>
+          <w:w w:val="90"/>
+        </w:rPr>
+        <w:t xml:space="preserve"> </w:t>
+      </w:r>
+      <w:r>
+        <w:rPr>
+          <w:rFonts w:ascii="Arial" w:hAnsi="Arial" w:cs="Arial"/>
+          <w:w w:val="90"/>
+        </w:rPr>
+        <w:t>Credit</w:t>
+      </w:r>
+      <w:r>
+        <w:rPr>
+          <w:rFonts w:ascii="Arial" w:hAnsi="Arial" w:cs="Arial"/>
+          <w:spacing w:val="-3"/>
+        </w:rPr>
+        <w:t xml:space="preserve"> </w:t>
+      </w:r>
+      <w:r>
+        <w:rPr>
+          <w:rFonts w:ascii="Arial" w:hAnsi="Arial" w:cs="Arial"/>
+          <w:w w:val="90"/>
+        </w:rPr>
+        <w:t>Services</w:t>
+      </w:r>
+      <w:r>
+        <w:rPr>
+          <w:rFonts w:ascii="Arial" w:hAnsi="Arial" w:cs="Arial"/>
+        </w:rPr>
+        <w:t xml:space="preserve"> </w:t>
+      </w:r>
+      <w:r>
+        <w:rPr>
+          <w:rFonts w:ascii="Arial" w:hAnsi="Arial" w:cs="Arial"/>
+          <w:w w:val="90"/>
+        </w:rPr>
+        <w:t>Pvt</w:t>
+      </w:r>
+      <w:r>
+        <w:rPr>
+          <w:rFonts w:ascii="Arial" w:hAnsi="Arial" w:cs="Arial"/>
+          <w:spacing w:val="-3"/>
+        </w:rPr>
+        <w:t xml:space="preserve"> </w:t>
+      </w:r>
+      <w:r>
+        <w:rPr>
+          <w:rFonts w:ascii="Arial" w:hAnsi="Arial" w:cs="Arial"/>
+          <w:spacing w:val="-5"/>
+          <w:w w:val="90"/>
+        </w:rPr>
+        <w:t>Ltd</w:t>
       </w:r>
     </w:p>
     <w:p>
       <w:pPr>
-        <w:spacing w:before="2" w:line="201" w:lineRule="exact"/>
-        <w:ind w:left="85"/>
-        <w:rPr>
-          <w:sz w:val="18"/>
+        <w:ind w:left="85" w:right="4451"/>
+        <w:rPr>
+          <w:rFonts w:ascii="Arial" w:hAnsi="Arial" w:cs="Arial"/>
         </w:rPr>
       </w:pPr>
       <w:r>
         <w:rPr>
-          <w:w w:val="90"/>
-          <w:sz w:val="18"/>
-        </w:rPr>
-        <w:t>SM</w:t>
-      </w:r>
-      <w:r>
-        <w:rPr>
-          <w:spacing w:val="-7"/>
-          <w:w w:val="90"/>
-          <w:sz w:val="18"/>
-        </w:rPr>
-        <w:t xml:space="preserve"> </w:t>
-      </w:r>
-      <w:r>
-        <w:rPr>
-          <w:w w:val="90"/>
-          <w:sz w:val="18"/>
-        </w:rPr>
-        <w:t>Square</w:t>
-      </w:r>
-      <w:r>
-        <w:rPr>
-          <w:spacing w:val="-4"/>
-          <w:w w:val="90"/>
-          <w:sz w:val="18"/>
-        </w:rPr>
-        <w:t xml:space="preserve"> </w:t>
-      </w:r>
-      <w:r>
-        <w:rPr>
-          <w:w w:val="90"/>
-          <w:sz w:val="18"/>
-        </w:rPr>
-        <w:t>Credit</w:t>
-      </w:r>
-      <w:r>
-        <w:rPr>
-          <w:spacing w:val="-3"/>
-          <w:sz w:val="18"/>
-        </w:rPr>
-        <w:t xml:space="preserve"> </w:t>
-      </w:r>
-      <w:r>
-        <w:rPr>
-          <w:w w:val="90"/>
-          <w:sz w:val="18"/>
-        </w:rPr>
-        <w:t>Services</w:t>
-      </w:r>
-      <w:r>
-        <w:rPr>
-          <w:sz w:val="18"/>
-        </w:rPr>
-        <w:t xml:space="preserve"> </w:t>
-      </w:r>
-      <w:r>
-        <w:rPr>
-          <w:w w:val="90"/>
-          <w:sz w:val="18"/>
-        </w:rPr>
-        <w:t>Pvt</w:t>
-      </w:r>
-      <w:r>
-        <w:rPr>
-          <w:spacing w:val="-3"/>
-          <w:sz w:val="18"/>
-        </w:rPr>
-        <w:t xml:space="preserve"> </w:t>
-      </w:r>
-      <w:r>
-        <w:rPr>
+          <w:rFonts w:ascii="Arial" w:hAnsi="Arial" w:cs="Arial"/>
+          <w:w w:val="90"/>
+        </w:rPr>
+        <w:t>14th</w:t>
+      </w:r>
+      <w:r>
+        <w:rPr>
+          <w:rFonts w:ascii="Arial" w:hAnsi="Arial" w:cs="Arial"/>
           <w:spacing w:val="-5"/>
           <w:w w:val="90"/>
-          <w:sz w:val="18"/>
-        </w:rPr>
-        <w:t>Ltd</w:t>
-      </w:r>
-    </w:p>
-    <w:p>
-      <w:pPr>
-        <w:spacing w:before="5" w:line="225" w:lineRule="auto"/>
-        <w:ind w:left="85" w:right="4451"/>
-        <w:rPr>
-          <w:sz w:val="18"/>
-        </w:rPr>
-      </w:pPr>
-      <w:r>
-        <w:rPr>
-          <w:w w:val="90"/>
-          <w:sz w:val="18"/>
-        </w:rPr>
-        <w:t>14th</w:t>
-      </w:r>
-      <w:r>
-        <w:rPr>
+        </w:rPr>
+        <w:t xml:space="preserve"> </w:t>
+      </w:r>
+      <w:r>
+        <w:rPr>
+          <w:rFonts w:ascii="Arial" w:hAnsi="Arial" w:cs="Arial"/>
+          <w:w w:val="90"/>
+        </w:rPr>
+        <w:t>Floor, T19</w:t>
+      </w:r>
+      <w:r>
+        <w:rPr>
+          <w:rFonts w:ascii="Arial" w:hAnsi="Arial" w:cs="Arial"/>
           <w:spacing w:val="-5"/>
           <w:w w:val="90"/>
-          <w:sz w:val="18"/>
-        </w:rPr>
-        <w:t xml:space="preserve"> </w:t>
-      </w:r>
-      <w:r>
-        <w:rPr>
-          <w:w w:val="90"/>
-          <w:sz w:val="18"/>
-        </w:rPr>
-        <w:t>Floor, T19</w:t>
-      </w:r>
-      <w:r>
-        <w:rPr>
-          <w:spacing w:val="-5"/>
-          <w:w w:val="90"/>
-          <w:sz w:val="18"/>
-        </w:rPr>
-        <w:t xml:space="preserve"> </w:t>
-      </w:r>
-      <w:r>
-        <w:rPr>
-          <w:w w:val="90"/>
-          <w:sz w:val="18"/>
-        </w:rPr>
-        <w:t>Towers, Ranigunj, Secunderabad, Telangana</w:t>
-      </w:r>
-      <w:r>
-        <w:rPr>
-          <w:spacing w:val="-6"/>
-          <w:w w:val="90"/>
-          <w:sz w:val="18"/>
-        </w:rPr>
-        <w:t xml:space="preserve"> </w:t>
-      </w:r>
-      <w:r>
-        <w:rPr>
-          <w:w w:val="90"/>
-          <w:sz w:val="18"/>
+        </w:rPr>
+        <w:t xml:space="preserve"> </w:t>
+      </w:r>
+      <w:r>
+        <w:rPr>
+          <w:rFonts w:ascii="Arial" w:hAnsi="Arial" w:cs="Arial"/>
+          <w:w w:val="90"/>
+        </w:rPr>
+        <w:t xml:space="preserve">Towers, </w:t>
+      </w:r>
+      <w:proofErr w:type="spellStart"/>
+      <w:r>
+        <w:rPr>
+          <w:rFonts w:ascii="Arial" w:hAnsi="Arial" w:cs="Arial"/>
+          <w:w w:val="90"/>
+        </w:rPr>
+        <w:t>Ranigunj</w:t>
+      </w:r>
+      <w:proofErr w:type="spellEnd"/>
+      <w:r>
+        <w:rPr>
+          <w:rFonts w:ascii="Arial" w:hAnsi="Arial" w:cs="Arial"/>
+          <w:w w:val="90"/>
+        </w:rPr>
+        <w:t xml:space="preserve">, </w:t>
+      </w:r>
+      <w:proofErr w:type="spellStart"/>
+      <w:r>
+        <w:rPr>
+          <w:rFonts w:ascii="Arial" w:hAnsi="Arial" w:cs="Arial"/>
+          <w:w w:val="90"/>
+        </w:rPr>
+        <w:t>Secunderabad</w:t>
+      </w:r>
+      <w:proofErr w:type="spellEnd"/>
+      <w:r>
+        <w:rPr>
+          <w:rFonts w:ascii="Arial" w:hAnsi="Arial" w:cs="Arial"/>
+          <w:w w:val="90"/>
+        </w:rPr>
+        <w:t>, Telangana</w:t>
+      </w:r>
+      <w:r>
+        <w:rPr>
+          <w:rFonts w:ascii="Arial" w:hAnsi="Arial" w:cs="Arial"/>
+          <w:spacing w:val="-6"/>
+          <w:w w:val="90"/>
+        </w:rPr>
+        <w:t xml:space="preserve"> </w:t>
+      </w:r>
+      <w:r>
+        <w:rPr>
+          <w:rFonts w:ascii="Arial" w:hAnsi="Arial" w:cs="Arial"/>
+          <w:w w:val="90"/>
         </w:rPr>
         <w:t xml:space="preserve">- 500003 </w:t>
       </w:r>
       <w:hyperlink r:id="rId6">
         <w:r>
           <w:rPr>
+            <w:rFonts w:ascii="Arial" w:hAnsi="Arial" w:cs="Arial"/>
             <w:spacing w:val="-2"/>
-            <w:sz w:val="18"/>
           </w:rPr>
           <w:t>support@smsquare.info</w:t>
         </w:r>
@@ -4396,16 +6171,15 @@
     </w:p>
     <w:p>
       <w:pPr>
-        <w:spacing w:line="198" w:lineRule="exact"/>
         <w:ind w:left="85"/>
         <w:rPr>
-          <w:sz w:val="18"/>
+          <w:rFonts w:ascii="Arial" w:hAnsi="Arial" w:cs="Arial"/>
         </w:rPr>
       </w:pPr>
       <w:r>
         <w:rPr>
+          <w:rFonts w:ascii="Arial" w:hAnsi="Arial" w:cs="Arial"/>
           <w:spacing w:val="-2"/>
-          <w:sz w:val="18"/>
         </w:rPr>
         <w:t>8333000111</w:t>
       </w:r>
@@ -4415,7 +6189,9 @@
         <w:pStyle w:val="BodyText"/>
         <w:spacing w:before="192"/>
         <w:rPr>
-          <w:sz w:val="18"/>
+          <w:rFonts w:ascii="Arial" w:hAnsi="Arial" w:cs="Arial"/>
+          <w:sz w:val="22"/>
+          <w:szCs w:val="22"/>
         </w:rPr>
       </w:pPr>
     </w:p>
@@ -4424,187 +6200,273 @@
         <w:pStyle w:val="BodyText"/>
         <w:ind w:left="85"/>
         <w:jc w:val="both"/>
+        <w:rPr>
+          <w:rFonts w:ascii="Arial" w:hAnsi="Arial" w:cs="Arial"/>
+          <w:sz w:val="22"/>
+          <w:szCs w:val="22"/>
+        </w:rPr>
       </w:pPr>
       <w:r>
         <w:rPr>
-          <w:spacing w:val="-6"/>
-          <w:w w:val="90"/>
+          <w:rFonts w:ascii="Arial" w:hAnsi="Arial" w:cs="Arial"/>
+          <w:spacing w:val="-6"/>
+          <w:w w:val="90"/>
+          <w:sz w:val="22"/>
+          <w:szCs w:val="22"/>
         </w:rPr>
         <w:t>Note:</w:t>
       </w:r>
       <w:r>
         <w:rPr>
+          <w:rFonts w:ascii="Arial" w:hAnsi="Arial" w:cs="Arial"/>
           <w:spacing w:val="-12"/>
           <w:w w:val="90"/>
-        </w:rPr>
-        <w:t xml:space="preserve"> </w:t>
-      </w:r>
-      <w:r>
-        <w:rPr>
-          <w:spacing w:val="-6"/>
-          <w:w w:val="90"/>
+          <w:sz w:val="22"/>
+          <w:szCs w:val="22"/>
+        </w:rPr>
+        <w:t xml:space="preserve"> </w:t>
+      </w:r>
+      <w:r>
+        <w:rPr>
+          <w:rFonts w:ascii="Arial" w:hAnsi="Arial" w:cs="Arial"/>
+          <w:spacing w:val="-6"/>
+          <w:w w:val="90"/>
+          <w:sz w:val="22"/>
+          <w:szCs w:val="22"/>
         </w:rPr>
         <w:t>This</w:t>
       </w:r>
       <w:r>
         <w:rPr>
-          <w:spacing w:val="-10"/>
-        </w:rPr>
-        <w:t xml:space="preserve"> </w:t>
-      </w:r>
-      <w:r>
-        <w:rPr>
-          <w:spacing w:val="-6"/>
-          <w:w w:val="90"/>
+          <w:rFonts w:ascii="Arial" w:hAnsi="Arial" w:cs="Arial"/>
+          <w:spacing w:val="-10"/>
+          <w:sz w:val="22"/>
+          <w:szCs w:val="22"/>
+        </w:rPr>
+        <w:t xml:space="preserve"> </w:t>
+      </w:r>
+      <w:r>
+        <w:rPr>
+          <w:rFonts w:ascii="Arial" w:hAnsi="Arial" w:cs="Arial"/>
+          <w:spacing w:val="-6"/>
+          <w:w w:val="90"/>
+          <w:sz w:val="22"/>
+          <w:szCs w:val="22"/>
         </w:rPr>
         <w:t>is</w:t>
       </w:r>
       <w:r>
         <w:rPr>
-          <w:spacing w:val="-10"/>
-        </w:rPr>
-        <w:t xml:space="preserve"> </w:t>
-      </w:r>
-      <w:r>
-        <w:rPr>
-          <w:spacing w:val="-6"/>
-          <w:w w:val="90"/>
+          <w:rFonts w:ascii="Arial" w:hAnsi="Arial" w:cs="Arial"/>
+          <w:spacing w:val="-10"/>
+          <w:sz w:val="22"/>
+          <w:szCs w:val="22"/>
+        </w:rPr>
+        <w:t xml:space="preserve"> </w:t>
+      </w:r>
+      <w:r>
+        <w:rPr>
+          <w:rFonts w:ascii="Arial" w:hAnsi="Arial" w:cs="Arial"/>
+          <w:spacing w:val="-6"/>
+          <w:w w:val="90"/>
+          <w:sz w:val="22"/>
+          <w:szCs w:val="22"/>
         </w:rPr>
         <w:t>a</w:t>
       </w:r>
       <w:r>
         <w:rPr>
+          <w:rFonts w:ascii="Arial" w:hAnsi="Arial" w:cs="Arial"/>
           <w:spacing w:val="-15"/>
           <w:w w:val="90"/>
-        </w:rPr>
-        <w:t xml:space="preserve"> </w:t>
-      </w:r>
-      <w:r>
-        <w:rPr>
-          <w:spacing w:val="-6"/>
-          <w:w w:val="90"/>
+          <w:sz w:val="22"/>
+          <w:szCs w:val="22"/>
+        </w:rPr>
+        <w:t xml:space="preserve"> </w:t>
+      </w:r>
+      <w:r>
+        <w:rPr>
+          <w:rFonts w:ascii="Arial" w:hAnsi="Arial" w:cs="Arial"/>
+          <w:spacing w:val="-6"/>
+          <w:w w:val="90"/>
+          <w:sz w:val="22"/>
+          <w:szCs w:val="22"/>
         </w:rPr>
         <w:t>system</w:t>
       </w:r>
       <w:r>
         <w:rPr>
+          <w:rFonts w:ascii="Arial" w:hAnsi="Arial" w:cs="Arial"/>
           <w:spacing w:val="-21"/>
           <w:w w:val="90"/>
-        </w:rPr>
-        <w:t xml:space="preserve"> </w:t>
-      </w:r>
-      <w:r>
-        <w:rPr>
-          <w:spacing w:val="-6"/>
-          <w:w w:val="90"/>
+          <w:sz w:val="22"/>
+          <w:szCs w:val="22"/>
+        </w:rPr>
+        <w:t xml:space="preserve"> </w:t>
+      </w:r>
+      <w:r>
+        <w:rPr>
+          <w:rFonts w:ascii="Arial" w:hAnsi="Arial" w:cs="Arial"/>
+          <w:spacing w:val="-6"/>
+          <w:w w:val="90"/>
+          <w:sz w:val="22"/>
+          <w:szCs w:val="22"/>
         </w:rPr>
         <w:t>generated</w:t>
       </w:r>
       <w:r>
         <w:rPr>
+          <w:rFonts w:ascii="Arial" w:hAnsi="Arial" w:cs="Arial"/>
           <w:spacing w:val="-11"/>
           <w:w w:val="90"/>
-        </w:rPr>
-        <w:t xml:space="preserve"> </w:t>
-      </w:r>
-      <w:r>
-        <w:rPr>
-          <w:spacing w:val="-6"/>
-          <w:w w:val="90"/>
+          <w:sz w:val="22"/>
+          <w:szCs w:val="22"/>
+        </w:rPr>
+        <w:t xml:space="preserve"> </w:t>
+      </w:r>
+      <w:r>
+        <w:rPr>
+          <w:rFonts w:ascii="Arial" w:hAnsi="Arial" w:cs="Arial"/>
+          <w:spacing w:val="-6"/>
+          <w:w w:val="90"/>
+          <w:sz w:val="22"/>
+          <w:szCs w:val="22"/>
         </w:rPr>
         <w:t>letter.</w:t>
       </w:r>
       <w:r>
         <w:rPr>
+          <w:rFonts w:ascii="Arial" w:hAnsi="Arial" w:cs="Arial"/>
           <w:spacing w:val="-7"/>
           <w:w w:val="90"/>
-        </w:rPr>
-        <w:t xml:space="preserve"> </w:t>
-      </w:r>
-      <w:r>
-        <w:rPr>
-          <w:spacing w:val="-6"/>
-          <w:w w:val="90"/>
+          <w:sz w:val="22"/>
+          <w:szCs w:val="22"/>
+        </w:rPr>
+        <w:t xml:space="preserve"> </w:t>
+      </w:r>
+      <w:r>
+        <w:rPr>
+          <w:rFonts w:ascii="Arial" w:hAnsi="Arial" w:cs="Arial"/>
+          <w:spacing w:val="-6"/>
+          <w:w w:val="90"/>
+          <w:sz w:val="22"/>
+          <w:szCs w:val="22"/>
         </w:rPr>
         <w:t>Hence,</w:t>
       </w:r>
       <w:r>
         <w:rPr>
+          <w:rFonts w:ascii="Arial" w:hAnsi="Arial" w:cs="Arial"/>
           <w:spacing w:val="-7"/>
           <w:w w:val="90"/>
-        </w:rPr>
-        <w:t xml:space="preserve"> </w:t>
-      </w:r>
-      <w:r>
-        <w:rPr>
-          <w:spacing w:val="-6"/>
-          <w:w w:val="90"/>
+          <w:sz w:val="22"/>
+          <w:szCs w:val="22"/>
+        </w:rPr>
+        <w:t xml:space="preserve"> </w:t>
+      </w:r>
+      <w:r>
+        <w:rPr>
+          <w:rFonts w:ascii="Arial" w:hAnsi="Arial" w:cs="Arial"/>
+          <w:spacing w:val="-6"/>
+          <w:w w:val="90"/>
+          <w:sz w:val="22"/>
+          <w:szCs w:val="22"/>
         </w:rPr>
         <w:t>it</w:t>
       </w:r>
       <w:r>
         <w:rPr>
-          <w:spacing w:val="-4"/>
-        </w:rPr>
-        <w:t xml:space="preserve"> </w:t>
-      </w:r>
-      <w:r>
-        <w:rPr>
-          <w:spacing w:val="-6"/>
-          <w:w w:val="90"/>
+          <w:rFonts w:ascii="Arial" w:hAnsi="Arial" w:cs="Arial"/>
+          <w:spacing w:val="-4"/>
+          <w:sz w:val="22"/>
+          <w:szCs w:val="22"/>
+        </w:rPr>
+        <w:t xml:space="preserve"> </w:t>
+      </w:r>
+      <w:r>
+        <w:rPr>
+          <w:rFonts w:ascii="Arial" w:hAnsi="Arial" w:cs="Arial"/>
+          <w:spacing w:val="-6"/>
+          <w:w w:val="90"/>
+          <w:sz w:val="22"/>
+          <w:szCs w:val="22"/>
         </w:rPr>
         <w:t>does</w:t>
       </w:r>
       <w:r>
         <w:rPr>
-          <w:spacing w:val="-10"/>
-        </w:rPr>
-        <w:t xml:space="preserve"> </w:t>
-      </w:r>
-      <w:r>
-        <w:rPr>
-          <w:spacing w:val="-6"/>
-          <w:w w:val="90"/>
+          <w:rFonts w:ascii="Arial" w:hAnsi="Arial" w:cs="Arial"/>
+          <w:spacing w:val="-10"/>
+          <w:sz w:val="22"/>
+          <w:szCs w:val="22"/>
+        </w:rPr>
+        <w:t xml:space="preserve"> </w:t>
+      </w:r>
+      <w:r>
+        <w:rPr>
+          <w:rFonts w:ascii="Arial" w:hAnsi="Arial" w:cs="Arial"/>
+          <w:spacing w:val="-6"/>
+          <w:w w:val="90"/>
+          <w:sz w:val="22"/>
+          <w:szCs w:val="22"/>
         </w:rPr>
         <w:t>not</w:t>
       </w:r>
       <w:r>
         <w:rPr>
-          <w:spacing w:val="-4"/>
-        </w:rPr>
-        <w:t xml:space="preserve"> </w:t>
-      </w:r>
-      <w:r>
-        <w:rPr>
-          <w:spacing w:val="-6"/>
-          <w:w w:val="90"/>
+          <w:rFonts w:ascii="Arial" w:hAnsi="Arial" w:cs="Arial"/>
+          <w:spacing w:val="-4"/>
+          <w:sz w:val="22"/>
+          <w:szCs w:val="22"/>
+        </w:rPr>
+        <w:t xml:space="preserve"> </w:t>
+      </w:r>
+      <w:r>
+        <w:rPr>
+          <w:rFonts w:ascii="Arial" w:hAnsi="Arial" w:cs="Arial"/>
+          <w:spacing w:val="-6"/>
+          <w:w w:val="90"/>
+          <w:sz w:val="22"/>
+          <w:szCs w:val="22"/>
         </w:rPr>
         <w:t>require</w:t>
       </w:r>
       <w:r>
         <w:rPr>
+          <w:rFonts w:ascii="Arial" w:hAnsi="Arial" w:cs="Arial"/>
           <w:spacing w:val="-15"/>
           <w:w w:val="90"/>
-        </w:rPr>
-        <w:t xml:space="preserve"> </w:t>
-      </w:r>
-      <w:r>
-        <w:rPr>
-          <w:spacing w:val="-6"/>
-          <w:w w:val="90"/>
+          <w:sz w:val="22"/>
+          <w:szCs w:val="22"/>
+        </w:rPr>
+        <w:t xml:space="preserve"> </w:t>
+      </w:r>
+      <w:r>
+        <w:rPr>
+          <w:rFonts w:ascii="Arial" w:hAnsi="Arial" w:cs="Arial"/>
+          <w:spacing w:val="-6"/>
+          <w:w w:val="90"/>
+          <w:sz w:val="22"/>
+          <w:szCs w:val="22"/>
         </w:rPr>
         <w:t>any</w:t>
       </w:r>
       <w:r>
         <w:rPr>
-          <w:spacing w:val="-4"/>
-        </w:rPr>
-        <w:t xml:space="preserve"> </w:t>
-      </w:r>
-      <w:r>
-        <w:rPr>
-          <w:spacing w:val="-6"/>
-          <w:w w:val="90"/>
+          <w:rFonts w:ascii="Arial" w:hAnsi="Arial" w:cs="Arial"/>
+          <w:spacing w:val="-4"/>
+          <w:sz w:val="22"/>
+          <w:szCs w:val="22"/>
+        </w:rPr>
+        <w:t xml:space="preserve"> </w:t>
+      </w:r>
+      <w:r>
+        <w:rPr>
+          <w:rFonts w:ascii="Arial" w:hAnsi="Arial" w:cs="Arial"/>
+          <w:spacing w:val="-6"/>
+          <w:w w:val="90"/>
+          <w:sz w:val="22"/>
+          <w:szCs w:val="22"/>
         </w:rPr>
         <w:t>signature.</w:t>
       </w:r>
@@ -4898,10 +6760,10 @@
       </w:rPr>
     </w:lvl>
   </w:abstractNum>
-  <w:num w:numId="1" w16cid:durableId="1308317834">
+  <w:num w:numId="1" w16cid:durableId="1702970618">
     <w:abstractNumId w:val="1"/>
   </w:num>
-  <w:num w:numId="2" w16cid:durableId="986663397">
+  <w:num w:numId="2" w16cid:durableId="1222523056">
     <w:abstractNumId w:val="0"/>
   </w:num>
 </w:numbering>

--- a/templates_docx/pre_sale_sms.docx
+++ b/templates_docx/pre_sale_sms.docx
@@ -421,6 +421,84 @@
           <w:sz w:val="22"/>
           <w:szCs w:val="22"/>
         </w:rPr>
+        <w:t>}</w:t>
+      </w:r>
+      <w:proofErr w:type="gramStart"/>
+      <w:r>
+        <w:rPr>
+          <w:rFonts w:ascii="Arial" w:hAnsi="Arial" w:cs="Arial"/>
+          <w:b/>
+          <w:bCs/>
+          <w:spacing w:val="-10"/>
+          <w:w w:val="90"/>
+          <w:sz w:val="22"/>
+          <w:szCs w:val="22"/>
+        </w:rPr>
+        <w:t>}</w:t>
+      </w:r>
+      <w:r>
+        <w:rPr>
+          <w:rFonts w:ascii="Arial" w:hAnsi="Arial" w:cs="Arial"/>
+          <w:b/>
+          <w:bCs/>
+          <w:spacing w:val="-10"/>
+          <w:w w:val="90"/>
+          <w:sz w:val="22"/>
+          <w:szCs w:val="22"/>
+        </w:rPr>
+        <w:t>,</w:t>
+      </w:r>
+      <w:proofErr w:type="spellStart"/>
+      <w:r>
+        <w:rPr>
+          <w:rFonts w:ascii="Arial" w:hAnsi="Arial" w:cs="Arial"/>
+          <w:b/>
+          <w:bCs/>
+          <w:spacing w:val="-10"/>
+          <w:w w:val="90"/>
+          <w:sz w:val="22"/>
+          <w:szCs w:val="22"/>
+        </w:rPr>
+        <w:t>pincode</w:t>
+      </w:r>
+      <w:proofErr w:type="spellEnd"/>
+      <w:proofErr w:type="gramEnd"/>
+      <w:r>
+        <w:rPr>
+          <w:rFonts w:ascii="Arial" w:hAnsi="Arial" w:cs="Arial"/>
+          <w:b/>
+          <w:bCs/>
+          <w:spacing w:val="-10"/>
+          <w:w w:val="90"/>
+          <w:sz w:val="22"/>
+          <w:szCs w:val="22"/>
+        </w:rPr>
+        <w:t>-{{</w:t>
+      </w:r>
+      <w:proofErr w:type="spellStart"/>
+      <w:r>
+        <w:rPr>
+          <w:rFonts w:ascii="Arial" w:hAnsi="Arial" w:cs="Arial"/>
+          <w:b/>
+          <w:bCs/>
+          <w:spacing w:val="-10"/>
+          <w:w w:val="90"/>
+          <w:sz w:val="22"/>
+          <w:szCs w:val="22"/>
+        </w:rPr>
+        <w:t>pincode</w:t>
+      </w:r>
+      <w:proofErr w:type="spellEnd"/>
+      <w:r>
+        <w:rPr>
+          <w:rFonts w:ascii="Arial" w:hAnsi="Arial" w:cs="Arial"/>
+          <w:b/>
+          <w:bCs/>
+          <w:spacing w:val="-10"/>
+          <w:w w:val="90"/>
+          <w:sz w:val="22"/>
+          <w:szCs w:val="22"/>
+        </w:rPr>
         <w:t>}}</w:t>
       </w:r>
     </w:p>
@@ -685,6 +763,8 @@
       <w:r>
         <w:rPr>
           <w:rFonts w:ascii="Arial" w:hAnsi="Arial" w:cs="Arial"/>
+          <w:b/>
+          <w:bCs/>
           <w:spacing w:val="-10"/>
           <w:w w:val="90"/>
         </w:rPr>
@@ -694,6 +774,8 @@
       <w:r>
         <w:rPr>
           <w:rFonts w:ascii="Arial" w:hAnsi="Arial" w:cs="Arial"/>
+          <w:b/>
+          <w:bCs/>
           <w:spacing w:val="-10"/>
           <w:w w:val="90"/>
         </w:rPr>
@@ -703,25 +785,12 @@
       <w:r>
         <w:rPr>
           <w:rFonts w:ascii="Arial" w:hAnsi="Arial" w:cs="Arial"/>
-          <w:spacing w:val="-10"/>
-          <w:w w:val="90"/>
-        </w:rPr>
-        <w:t>}}</w:t>
-      </w:r>
-      <w:r>
-        <w:rPr>
-          <w:rFonts w:ascii="Arial" w:hAnsi="Arial" w:cs="Arial"/>
-          <w:spacing w:val="-9"/>
-        </w:rPr>
-        <w:t xml:space="preserve"> </w:t>
-      </w:r>
-      <w:r>
-        <w:rPr>
-          <w:rFonts w:ascii="Arial" w:hAnsi="Arial" w:cs="Arial"/>
-          <w:spacing w:val="-10"/>
-          <w:w w:val="90"/>
-        </w:rPr>
-        <w:t>,</w:t>
+          <w:b/>
+          <w:bCs/>
+          <w:spacing w:val="-10"/>
+          <w:w w:val="90"/>
+        </w:rPr>
+        <w:t>}},</w:t>
       </w:r>
     </w:p>
     <w:p>
@@ -941,7 +1010,16 @@
           <w:spacing w:val="-10"/>
           <w:w w:val="90"/>
         </w:rPr>
-        <w:t>borrower_name</w:t>
+        <w:t>borrower_</w:t>
+      </w:r>
+      <w:proofErr w:type="gramStart"/>
+      <w:r>
+        <w:rPr>
+          <w:rFonts w:ascii="Arial" w:hAnsi="Arial" w:cs="Arial"/>
+          <w:spacing w:val="-10"/>
+          <w:w w:val="90"/>
+        </w:rPr>
+        <w:t>name</w:t>
       </w:r>
       <w:proofErr w:type="spellEnd"/>
       <w:r>
@@ -961,6 +1039,7 @@
         </w:rPr>
         <w:t>,</w:t>
       </w:r>
+      <w:proofErr w:type="gramEnd"/>
     </w:p>
     <w:p>
       <w:pPr>
@@ -6504,14 +6583,14 @@
         <v:path o:extrusionok="f" gradientshapeok="t" o:connecttype="rect"/>
         <o:lock v:ext="edit" aspectratio="t"/>
       </v:shapetype>
-      <v:shape id="_x0000_i1025" type="#_x0000_t75" style="width:7.45pt;height:6.8pt" o:bullet="t">
+      <v:shape id="_x0000_i1025" type="#_x0000_t75" style="width:7.5pt;height:6.75pt" o:bullet="t">
         <v:imagedata r:id="rId1" o:title="image2"/>
       </v:shape>
     </w:pict>
   </w:numPicBullet>
   <w:numPicBullet w:numPicBulletId="1">
     <w:pict>
-      <v:shape id="_x0000_i1026" type="#_x0000_t75" style="width:7.45pt;height:7.45pt" o:bullet="t">
+      <v:shape id="_x0000_i1026" type="#_x0000_t75" style="width:7.5pt;height:7.5pt" o:bullet="t">
         <v:imagedata r:id="rId2" o:title="image2"/>
       </v:shape>
     </w:pict>
@@ -7192,7 +7271,6 @@
   <w:style w:type="character" w:default="1" w:styleId="DefaultParagraphFont">
     <w:name w:val="Default Paragraph Font"/>
     <w:uiPriority w:val="1"/>
-    <w:semiHidden/>
     <w:unhideWhenUsed/>
   </w:style>
   <w:style w:type="table" w:default="1" w:styleId="TableNormal">
